--- a/paper/manuscript_tomography_revised_highlighted.docx
+++ b/paper/manuscript_tomography_revised_highlighted.docx
@@ -1725,7 +1725,7 @@
       <w:r>
         <w:drawing>
           <wp:inline>
-            <wp:extent cx="4800600" cy="5386039"/>
+            <wp:extent cx="4800600" cy="6700837"/>
             <wp:effectExtent b="0" l="0" r="0" t="0"/>
             <wp:docPr descr="" title="" id="13" name="Picture"/>
             <a:graphic>
@@ -1746,7 +1746,7 @@
                   <pic:spPr bwMode="auto">
                     <a:xfrm>
                       <a:off x="0" y="0"/>
-                      <a:ext cx="4800600" cy="5386039"/>
+                      <a:ext cx="4800600" cy="6700837"/>
                     </a:xfrm>
                     <a:prstGeom prst="rect">
                       <a:avLst/>
@@ -9010,13 +9010,13 @@
         <w:t xml:space="preserve"> </w:t>
       </w:r>
       <w:r>
-        <w:t xml:space="preserve">{{RELEASE_TAG}} (commit {{COMMIT_HASH}}), archived at Zenodo under</w:t>
-      </w:r>
-      <w:r>
-        <w:t xml:space="preserve"> </w:t>
-      </w:r>
-      <w:r>
-        <w:t xml:space="preserve">{{ZENODO_VERSION_DOI}}. The machine-readable results the manuscript quotes, the per-organ</w:t>
+        <w:t xml:space="preserve">v0.1.1 (commit 46edee6423ddc19b47efae180d8edf527299d066), archived at Zenodo under</w:t>
+      </w:r>
+      <w:r>
+        <w:t xml:space="preserve"> </w:t>
+      </w:r>
+      <w:r>
+        <w:t xml:space="preserve">10.5281/zenodo.21817307. The machine-readable results the manuscript quotes, the per-organ</w:t>
       </w:r>
       <w:r>
         <w:t xml:space="preserve"> </w:t>
@@ -9284,441 +9284,299 @@
     </w:p>
     <w:p>
       <w:pPr>
-        <w:pStyle w:val="FirstParagraph"/>
-      </w:pPr>
-      <w:r>
-        <w:rPr>
-          <w:highlight w:val="yellow"/>
-        </w:rPr>
-        <w:t xml:space="preserve">1. McCollough, C.H.; Leng, S.; Yu, L.; Cody, D.D.; Boone, J.M.; McNitt-Gray, M.F. CT Dose</w:t>
-      </w:r>
-      <w:r>
-        <w:rPr>
-          <w:highlight w:val="yellow"/>
-        </w:rPr>
-        <w:t xml:space="preserve"> </w:t>
-      </w:r>
-      <w:r>
-        <w:rPr>
-          <w:highlight w:val="yellow"/>
-        </w:rPr>
+        <w:pStyle w:val="Compact"/>
+        <w:numPr>
+          <w:ilvl w:val="0"/>
+          <w:numId w:val="1001"/>
+        </w:numPr>
+      </w:pPr>
+      <w:r>
+        <w:t xml:space="preserve">McCollough, C.H.; Leng, S.; Yu, L.; Cody, D.D.; Boone, J.M.; McNitt-Gray, M.F. CT Dose</w:t>
+      </w:r>
+      <w:r>
+        <w:t xml:space="preserve"> </w:t>
+      </w:r>
+      <w:r>
         <w:t xml:space="preserve">Index and Patient Dose: They Are Not the Same Thing.</w:t>
       </w:r>
       <w:r>
-        <w:rPr>
-          <w:highlight w:val="yellow"/>
-        </w:rPr>
         <w:t xml:space="preserve"> </w:t>
       </w:r>
       <w:r>
         <w:rPr>
           <w:i/>
           <w:iCs/>
-          <w:highlight w:val="yellow"/>
         </w:rPr>
         <w:t xml:space="preserve">Radiology</w:t>
       </w:r>
       <w:r>
-        <w:rPr>
-          <w:highlight w:val="yellow"/>
-        </w:rPr>
         <w:t xml:space="preserve"> </w:t>
       </w:r>
       <w:r>
         <w:rPr>
           <w:b/>
           <w:bCs/>
-          <w:highlight w:val="yellow"/>
         </w:rPr>
         <w:t xml:space="preserve">2011</w:t>
       </w:r>
       <w:r>
-        <w:rPr>
-          <w:highlight w:val="yellow"/>
-        </w:rPr>
         <w:t xml:space="preserve">,</w:t>
       </w:r>
       <w:r>
-        <w:rPr>
-          <w:highlight w:val="yellow"/>
-        </w:rPr>
         <w:t xml:space="preserve"> </w:t>
       </w:r>
       <w:r>
         <w:rPr>
           <w:i/>
           <w:iCs/>
-          <w:highlight w:val="yellow"/>
         </w:rPr>
         <w:t xml:space="preserve">259</w:t>
       </w:r>
       <w:r>
-        <w:rPr>
-          <w:highlight w:val="yellow"/>
-        </w:rPr>
         <w:t xml:space="preserve">,</w:t>
       </w:r>
       <w:r>
-        <w:rPr>
-          <w:highlight w:val="yellow"/>
-        </w:rPr>
-        <w:t xml:space="preserve"> </w:t>
-      </w:r>
-      <w:r>
-        <w:rPr>
-          <w:highlight w:val="yellow"/>
-        </w:rPr>
+        <w:t xml:space="preserve"> </w:t>
+      </w:r>
+      <w:r>
         <w:t xml:space="preserve">311–316. https://doi.org/10.1148/radiol.11101800</w:t>
       </w:r>
-      <w:r>
-        <w:rPr>
-          <w:highlight w:val="yellow"/>
-        </w:rPr>
-        <w:t xml:space="preserve"> </w:t>
-      </w:r>
-      <w:r>
-        <w:rPr>
-          <w:highlight w:val="yellow"/>
-        </w:rPr>
-        <w:t xml:space="preserve">2. Kalra, M.K. Automatic Exposure Control in Multidetector-row CT. In</w:t>
-      </w:r>
-      <w:r>
-        <w:rPr>
-          <w:highlight w:val="yellow"/>
-        </w:rPr>
+    </w:p>
+    <w:p>
+      <w:pPr>
+        <w:pStyle w:val="Compact"/>
+        <w:numPr>
+          <w:ilvl w:val="0"/>
+          <w:numId w:val="1001"/>
+        </w:numPr>
+      </w:pPr>
+      <w:r>
+        <w:t xml:space="preserve">Kalra, M.K. Automatic Exposure Control in Multidetector-row CT. In</w:t>
+      </w:r>
+      <w:r>
         <w:t xml:space="preserve"> </w:t>
       </w:r>
       <w:r>
         <w:rPr>
           <w:i/>
           <w:iCs/>
-          <w:highlight w:val="yellow"/>
         </w:rPr>
         <w:t xml:space="preserve">Medical Radiology</w:t>
       </w:r>
       <w:r>
-        <w:rPr>
-          <w:highlight w:val="yellow"/>
-        </w:rPr>
         <w:t xml:space="preserve">; Springer: Berlin, Heidelberg, 2011; pp. 259-272. https://doi.org/10.1007/174_2011_480.</w:t>
       </w:r>
-      <w:r>
-        <w:rPr>
-          <w:highlight w:val="yellow"/>
-        </w:rPr>
-        <w:t xml:space="preserve"> </w:t>
-      </w:r>
-      <w:r>
-        <w:rPr>
-          <w:highlight w:val="yellow"/>
-        </w:rPr>
-        <w:t xml:space="preserve">3. Khatonabadi, M.; Kim, H.J.; Lu, P.; McMillan, K.L.; Cagnon, C.H.; DeMarco, J.J.;</w:t>
-      </w:r>
-      <w:r>
-        <w:rPr>
-          <w:highlight w:val="yellow"/>
-        </w:rPr>
-        <w:t xml:space="preserve"> </w:t>
-      </w:r>
-      <w:r>
-        <w:rPr>
-          <w:highlight w:val="yellow"/>
-        </w:rPr>
+    </w:p>
+    <w:p>
+      <w:pPr>
+        <w:pStyle w:val="Compact"/>
+        <w:numPr>
+          <w:ilvl w:val="0"/>
+          <w:numId w:val="1001"/>
+        </w:numPr>
+      </w:pPr>
+      <w:r>
+        <w:t xml:space="preserve">Khatonabadi, M.; Kim, H.J.; Lu, P.; McMillan, K.L.; Cagnon, C.H.; DeMarco, J.J.;</w:t>
+      </w:r>
+      <w:r>
+        <w:t xml:space="preserve"> </w:t>
+      </w:r>
+      <w:r>
         <w:t xml:space="preserve">McNitt-Gray, M.F. The Feasibility of a Regional CTDIvol to Estimate Organ Dose from</w:t>
       </w:r>
       <w:r>
-        <w:rPr>
-          <w:highlight w:val="yellow"/>
-        </w:rPr>
-        <w:t xml:space="preserve"> </w:t>
-      </w:r>
-      <w:r>
-        <w:rPr>
-          <w:highlight w:val="yellow"/>
-        </w:rPr>
+        <w:t xml:space="preserve"> </w:t>
+      </w:r>
+      <w:r>
         <w:t xml:space="preserve">Tube Current Modulated CT Exams.</w:t>
       </w:r>
       <w:r>
-        <w:rPr>
-          <w:highlight w:val="yellow"/>
-        </w:rPr>
         <w:t xml:space="preserve"> </w:t>
       </w:r>
       <w:r>
         <w:rPr>
           <w:i/>
           <w:iCs/>
-          <w:highlight w:val="yellow"/>
         </w:rPr>
         <w:t xml:space="preserve">Med. Phys.</w:t>
       </w:r>
       <w:r>
-        <w:rPr>
-          <w:highlight w:val="yellow"/>
-        </w:rPr>
         <w:t xml:space="preserve"> </w:t>
       </w:r>
       <w:r>
         <w:rPr>
           <w:b/>
           <w:bCs/>
-          <w:highlight w:val="yellow"/>
         </w:rPr>
         <w:t xml:space="preserve">2013</w:t>
       </w:r>
       <w:r>
-        <w:rPr>
-          <w:highlight w:val="yellow"/>
-        </w:rPr>
         <w:t xml:space="preserve">,</w:t>
       </w:r>
       <w:r>
-        <w:rPr>
-          <w:highlight w:val="yellow"/>
-        </w:rPr>
         <w:t xml:space="preserve"> </w:t>
       </w:r>
       <w:r>
         <w:rPr>
           <w:i/>
           <w:iCs/>
-          <w:highlight w:val="yellow"/>
         </w:rPr>
         <w:t xml:space="preserve">40</w:t>
       </w:r>
       <w:r>
-        <w:rPr>
-          <w:highlight w:val="yellow"/>
-        </w:rPr>
         <w:t xml:space="preserve">, 051903.</w:t>
       </w:r>
       <w:r>
-        <w:rPr>
-          <w:highlight w:val="yellow"/>
-        </w:rPr>
-        <w:t xml:space="preserve"> </w:t>
-      </w:r>
-      <w:r>
-        <w:rPr>
-          <w:highlight w:val="yellow"/>
-        </w:rPr>
+        <w:t xml:space="preserve"> </w:t>
+      </w:r>
+      <w:r>
         <w:t xml:space="preserve">https://doi.org/10.1118/1.4798561</w:t>
       </w:r>
-      <w:r>
-        <w:rPr>
-          <w:highlight w:val="yellow"/>
-        </w:rPr>
-        <w:t xml:space="preserve"> </w:t>
-      </w:r>
-      <w:r>
-        <w:rPr>
-          <w:highlight w:val="yellow"/>
-        </w:rPr>
-        <w:t xml:space="preserve">4. Tian, X.; Li, X.; Segars, W.P.; Frush, D.P.; Samei, E. Prospective Estimation of Organ</w:t>
-      </w:r>
-      <w:r>
-        <w:rPr>
-          <w:highlight w:val="yellow"/>
-        </w:rPr>
-        <w:t xml:space="preserve"> </w:t>
-      </w:r>
-      <w:r>
-        <w:rPr>
-          <w:highlight w:val="yellow"/>
-        </w:rPr>
+    </w:p>
+    <w:p>
+      <w:pPr>
+        <w:pStyle w:val="Compact"/>
+        <w:numPr>
+          <w:ilvl w:val="0"/>
+          <w:numId w:val="1001"/>
+        </w:numPr>
+      </w:pPr>
+      <w:r>
+        <w:t xml:space="preserve">Tian, X.; Li, X.; Segars, W.P.; Frush, D.P.; Samei, E. Prospective Estimation of Organ</w:t>
+      </w:r>
+      <w:r>
+        <w:t xml:space="preserve"> </w:t>
+      </w:r>
+      <w:r>
         <w:t xml:space="preserve">Dose in CT under Tube Current Modulation.</w:t>
       </w:r>
       <w:r>
-        <w:rPr>
-          <w:highlight w:val="yellow"/>
-        </w:rPr>
         <w:t xml:space="preserve"> </w:t>
       </w:r>
       <w:r>
         <w:rPr>
           <w:i/>
           <w:iCs/>
-          <w:highlight w:val="yellow"/>
         </w:rPr>
         <w:t xml:space="preserve">Med. Phys.</w:t>
       </w:r>
       <w:r>
-        <w:rPr>
-          <w:highlight w:val="yellow"/>
-        </w:rPr>
         <w:t xml:space="preserve"> </w:t>
       </w:r>
       <w:r>
         <w:rPr>
           <w:b/>
           <w:bCs/>
-          <w:highlight w:val="yellow"/>
         </w:rPr>
         <w:t xml:space="preserve">2015</w:t>
       </w:r>
       <w:r>
-        <w:rPr>
-          <w:highlight w:val="yellow"/>
-        </w:rPr>
         <w:t xml:space="preserve">,</w:t>
       </w:r>
       <w:r>
-        <w:rPr>
-          <w:highlight w:val="yellow"/>
-        </w:rPr>
         <w:t xml:space="preserve"> </w:t>
       </w:r>
       <w:r>
         <w:rPr>
           <w:i/>
           <w:iCs/>
-          <w:highlight w:val="yellow"/>
         </w:rPr>
         <w:t xml:space="preserve">42</w:t>
       </w:r>
       <w:r>
-        <w:rPr>
-          <w:highlight w:val="yellow"/>
-        </w:rPr>
         <w:t xml:space="preserve">, 1575–1585.</w:t>
       </w:r>
       <w:r>
-        <w:rPr>
-          <w:highlight w:val="yellow"/>
-        </w:rPr>
-        <w:t xml:space="preserve"> </w:t>
-      </w:r>
-      <w:r>
-        <w:rPr>
-          <w:highlight w:val="yellow"/>
-        </w:rPr>
+        <w:t xml:space="preserve"> </w:t>
+      </w:r>
+      <w:r>
         <w:t xml:space="preserve">https://doi.org/10.1118/1.4907955</w:t>
       </w:r>
-      <w:r>
-        <w:rPr>
-          <w:highlight w:val="yellow"/>
-        </w:rPr>
-        <w:t xml:space="preserve"> </w:t>
-      </w:r>
-      <w:r>
-        <w:rPr>
-          <w:highlight w:val="yellow"/>
-        </w:rPr>
-        <w:t xml:space="preserve">5. Li, X.; Marschall, T.A.; Yang, K.; Liu, B. Technical Note: Advancing Size-Specific</w:t>
-      </w:r>
-      <w:r>
-        <w:rPr>
-          <w:highlight w:val="yellow"/>
-        </w:rPr>
-        <w:t xml:space="preserve"> </w:t>
-      </w:r>
-      <w:r>
-        <w:rPr>
-          <w:highlight w:val="yellow"/>
-        </w:rPr>
+    </w:p>
+    <w:p>
+      <w:pPr>
+        <w:pStyle w:val="Compact"/>
+        <w:numPr>
+          <w:ilvl w:val="0"/>
+          <w:numId w:val="1001"/>
+        </w:numPr>
+      </w:pPr>
+      <w:r>
+        <w:t xml:space="preserve">Li, X.; Marschall, T.A.; Yang, K.; Liu, B. Technical Note: Advancing Size-Specific</w:t>
+      </w:r>
+      <w:r>
+        <w:t xml:space="preserve"> </w:t>
+      </w:r>
+      <w:r>
         <w:t xml:space="preserve">Dose Estimates in CT Examinations: Dose Estimates at Longitudinal Positions of Scans.</w:t>
       </w:r>
       <w:r>
-        <w:rPr>
-          <w:highlight w:val="yellow"/>
-        </w:rPr>
         <w:t xml:space="preserve"> </w:t>
       </w:r>
       <w:r>
         <w:rPr>
           <w:i/>
           <w:iCs/>
-          <w:highlight w:val="yellow"/>
         </w:rPr>
         <w:t xml:space="preserve">Med. Phys.</w:t>
       </w:r>
       <w:r>
-        <w:rPr>
-          <w:highlight w:val="yellow"/>
-        </w:rPr>
         <w:t xml:space="preserve"> </w:t>
       </w:r>
       <w:r>
         <w:rPr>
           <w:b/>
           <w:bCs/>
-          <w:highlight w:val="yellow"/>
         </w:rPr>
         <w:t xml:space="preserve">2022</w:t>
       </w:r>
       <w:r>
-        <w:rPr>
-          <w:highlight w:val="yellow"/>
-        </w:rPr>
         <w:t xml:space="preserve">,</w:t>
       </w:r>
       <w:r>
-        <w:rPr>
-          <w:highlight w:val="yellow"/>
-        </w:rPr>
         <w:t xml:space="preserve"> </w:t>
       </w:r>
       <w:r>
         <w:rPr>
           <w:i/>
           <w:iCs/>
-          <w:highlight w:val="yellow"/>
         </w:rPr>
         <w:t xml:space="preserve">49</w:t>
       </w:r>
       <w:r>
-        <w:rPr>
-          <w:highlight w:val="yellow"/>
-        </w:rPr>
         <w:t xml:space="preserve">, 1303–1311. https://doi.org/10.1002/mp.15402</w:t>
       </w:r>
-      <w:r>
-        <w:rPr>
-          <w:highlight w:val="yellow"/>
-        </w:rPr>
-        <w:t xml:space="preserve"> </w:t>
-      </w:r>
-      <w:r>
-        <w:rPr>
-          <w:highlight w:val="yellow"/>
-        </w:rPr>
-        <w:t xml:space="preserve">6. Nuntue, C.; Matsubara, K.; Watanabe, S.; Fukushima, K.; Tantiwetchayanon, K. Improved</w:t>
-      </w:r>
-      <w:r>
-        <w:rPr>
-          <w:highlight w:val="yellow"/>
-        </w:rPr>
-        <w:t xml:space="preserve"> </w:t>
-      </w:r>
-      <w:r>
-        <w:rPr>
-          <w:highlight w:val="yellow"/>
-        </w:rPr>
+    </w:p>
+    <w:p>
+      <w:pPr>
+        <w:pStyle w:val="Compact"/>
+        <w:numPr>
+          <w:ilvl w:val="0"/>
+          <w:numId w:val="1001"/>
+        </w:numPr>
+      </w:pPr>
+      <w:r>
+        <w:t xml:space="preserve">Nuntue, C.; Matsubara, K.; Watanabe, S.; Fukushima, K.; Tantiwetchayanon, K. Improved</w:t>
+      </w:r>
+      <w:r>
+        <w:t xml:space="preserve"> </w:t>
+      </w:r>
+      <w:r>
         <w:t xml:space="preserve">Organ Absorbed Dose Estimation in Abdominal CT Using DICOM Header-Based Tube Current</w:t>
       </w:r>
       <w:r>
-        <w:rPr>
-          <w:highlight w:val="yellow"/>
-        </w:rPr>
-        <w:t xml:space="preserve"> </w:t>
-      </w:r>
-      <w:r>
-        <w:rPr>
-          <w:highlight w:val="yellow"/>
-        </w:rPr>
+        <w:t xml:space="preserve"> </w:t>
+      </w:r>
+      <w:r>
         <w:t xml:space="preserve">Modulation Profiles: Validation with Measurements and Monte Carlo Simulations.</w:t>
       </w:r>
       <w:r>
-        <w:rPr>
-          <w:highlight w:val="yellow"/>
-        </w:rPr>
         <w:t xml:space="preserve"> </w:t>
       </w:r>
       <w:r>
         <w:rPr>
           <w:i/>
           <w:iCs/>
-          <w:highlight w:val="yellow"/>
         </w:rPr>
         <w:t xml:space="preserve">J.</w:t>
       </w:r>
@@ -9726,7 +9584,6 @@
         <w:rPr>
           <w:i/>
           <w:iCs/>
-          <w:highlight w:val="yellow"/>
         </w:rPr>
         <w:t xml:space="preserve"> </w:t>
       </w:r>
@@ -9734,277 +9591,186 @@
         <w:rPr>
           <w:i/>
           <w:iCs/>
-          <w:highlight w:val="yellow"/>
         </w:rPr>
         <w:t xml:space="preserve">Appl. Clin. Med. Phys.</w:t>
       </w:r>
       <w:r>
-        <w:rPr>
-          <w:highlight w:val="yellow"/>
-        </w:rPr>
         <w:t xml:space="preserve"> </w:t>
       </w:r>
       <w:r>
         <w:rPr>
           <w:b/>
           <w:bCs/>
-          <w:highlight w:val="yellow"/>
         </w:rPr>
         <w:t xml:space="preserve">2025</w:t>
       </w:r>
       <w:r>
-        <w:rPr>
-          <w:highlight w:val="yellow"/>
-        </w:rPr>
         <w:t xml:space="preserve">,</w:t>
       </w:r>
       <w:r>
-        <w:rPr>
-          <w:highlight w:val="yellow"/>
-        </w:rPr>
         <w:t xml:space="preserve"> </w:t>
       </w:r>
       <w:r>
         <w:rPr>
           <w:i/>
           <w:iCs/>
-          <w:highlight w:val="yellow"/>
         </w:rPr>
         <w:t xml:space="preserve">26</w:t>
       </w:r>
       <w:r>
-        <w:rPr>
-          <w:highlight w:val="yellow"/>
-        </w:rPr>
         <w:t xml:space="preserve">, e70321. https://doi.org/10.1002/acm2.70321</w:t>
       </w:r>
-      <w:r>
-        <w:rPr>
-          <w:highlight w:val="yellow"/>
-        </w:rPr>
-        <w:t xml:space="preserve"> </w:t>
-      </w:r>
-      <w:r>
-        <w:rPr>
-          <w:highlight w:val="yellow"/>
-        </w:rPr>
-        <w:t xml:space="preserve">7. Eom, Y.; Park, Y.-J.; Lee, S.; Lee, S.-J.; An, Y.-S.; Park, B.-N.; Yoon, J.-K.</w:t>
-      </w:r>
-      <w:r>
-        <w:rPr>
-          <w:highlight w:val="yellow"/>
-        </w:rPr>
-        <w:t xml:space="preserve"> </w:t>
-      </w:r>
-      <w:r>
-        <w:rPr>
-          <w:highlight w:val="yellow"/>
-        </w:rPr>
+    </w:p>
+    <w:p>
+      <w:pPr>
+        <w:pStyle w:val="Compact"/>
+        <w:numPr>
+          <w:ilvl w:val="0"/>
+          <w:numId w:val="1001"/>
+        </w:numPr>
+      </w:pPr>
+      <w:r>
+        <w:t xml:space="preserve">Eom, Y.; Park, Y.-J.; Lee, S.; Lee, S.-J.; An, Y.-S.; Park, B.-N.; Yoon, J.-K.</w:t>
+      </w:r>
+      <w:r>
+        <w:t xml:space="preserve"> </w:t>
+      </w:r>
+      <w:r>
         <w:t xml:space="preserve">Automated Measurement of Effective Radiation Dose by 18F-Fluorodeoxyglucose Positron</w:t>
       </w:r>
       <w:r>
-        <w:rPr>
-          <w:highlight w:val="yellow"/>
-        </w:rPr>
-        <w:t xml:space="preserve"> </w:t>
-      </w:r>
-      <w:r>
-        <w:rPr>
-          <w:highlight w:val="yellow"/>
-        </w:rPr>
+        <w:t xml:space="preserve"> </w:t>
+      </w:r>
+      <w:r>
         <w:t xml:space="preserve">Emission Tomography/Computed Tomography.</w:t>
       </w:r>
       <w:r>
-        <w:rPr>
-          <w:highlight w:val="yellow"/>
-        </w:rPr>
         <w:t xml:space="preserve"> </w:t>
       </w:r>
       <w:r>
         <w:rPr>
           <w:i/>
           <w:iCs/>
-          <w:highlight w:val="yellow"/>
         </w:rPr>
         <w:t xml:space="preserve">Tomography</w:t>
       </w:r>
       <w:r>
-        <w:rPr>
-          <w:highlight w:val="yellow"/>
-        </w:rPr>
         <w:t xml:space="preserve"> </w:t>
       </w:r>
       <w:r>
         <w:rPr>
           <w:b/>
           <w:bCs/>
-          <w:highlight w:val="yellow"/>
         </w:rPr>
         <w:t xml:space="preserve">2024</w:t>
       </w:r>
       <w:r>
-        <w:rPr>
-          <w:highlight w:val="yellow"/>
-        </w:rPr>
         <w:t xml:space="preserve">,</w:t>
       </w:r>
       <w:r>
-        <w:rPr>
-          <w:highlight w:val="yellow"/>
-        </w:rPr>
         <w:t xml:space="preserve"> </w:t>
       </w:r>
       <w:r>
         <w:rPr>
           <w:i/>
           <w:iCs/>
-          <w:highlight w:val="yellow"/>
         </w:rPr>
         <w:t xml:space="preserve">10</w:t>
       </w:r>
       <w:r>
-        <w:rPr>
-          <w:highlight w:val="yellow"/>
-        </w:rPr>
         <w:t xml:space="preserve">, 2144–2157.</w:t>
       </w:r>
       <w:r>
-        <w:rPr>
-          <w:highlight w:val="yellow"/>
-        </w:rPr>
-        <w:t xml:space="preserve"> </w:t>
-      </w:r>
-      <w:r>
-        <w:rPr>
-          <w:highlight w:val="yellow"/>
-        </w:rPr>
+        <w:t xml:space="preserve"> </w:t>
+      </w:r>
+      <w:r>
         <w:t xml:space="preserve">https://doi.org/10.3390/tomography10120151</w:t>
       </w:r>
-      <w:r>
-        <w:rPr>
-          <w:highlight w:val="yellow"/>
-        </w:rPr>
-        <w:t xml:space="preserve"> </w:t>
-      </w:r>
-      <w:r>
-        <w:rPr>
-          <w:highlight w:val="yellow"/>
-        </w:rPr>
-        <w:t xml:space="preserve">8. Wasserthal, J.; Breit, H.-C.; Meyer, M.T.; Pradella, M.; Hinck, D.; Sauter, A.W.; Heye,</w:t>
-      </w:r>
-      <w:r>
-        <w:rPr>
-          <w:highlight w:val="yellow"/>
-        </w:rPr>
-        <w:t xml:space="preserve"> </w:t>
-      </w:r>
-      <w:r>
-        <w:rPr>
-          <w:highlight w:val="yellow"/>
-        </w:rPr>
+    </w:p>
+    <w:p>
+      <w:pPr>
+        <w:pStyle w:val="Compact"/>
+        <w:numPr>
+          <w:ilvl w:val="0"/>
+          <w:numId w:val="1001"/>
+        </w:numPr>
+      </w:pPr>
+      <w:r>
+        <w:t xml:space="preserve">Wasserthal, J.; Breit, H.-C.; Meyer, M.T.; Pradella, M.; Hinck, D.; Sauter, A.W.; Heye,</w:t>
+      </w:r>
+      <w:r>
+        <w:t xml:space="preserve"> </w:t>
+      </w:r>
+      <w:r>
         <w:t xml:space="preserve">T.; Boll, D.T.; Cyriac, J.; Yang, S.; Bach, M.; Segeroth, M. TotalSegmentator: Robust</w:t>
       </w:r>
       <w:r>
-        <w:rPr>
-          <w:highlight w:val="yellow"/>
-        </w:rPr>
-        <w:t xml:space="preserve"> </w:t>
-      </w:r>
-      <w:r>
-        <w:rPr>
-          <w:highlight w:val="yellow"/>
-        </w:rPr>
+        <w:t xml:space="preserve"> </w:t>
+      </w:r>
+      <w:r>
         <w:t xml:space="preserve">Segmentation of 104 Anatomic Structures in CT Images.</w:t>
       </w:r>
       <w:r>
-        <w:rPr>
-          <w:highlight w:val="yellow"/>
-        </w:rPr>
         <w:t xml:space="preserve"> </w:t>
       </w:r>
       <w:r>
         <w:rPr>
           <w:i/>
           <w:iCs/>
-          <w:highlight w:val="yellow"/>
         </w:rPr>
         <w:t xml:space="preserve">Radiol. Artif. Intell.</w:t>
       </w:r>
       <w:r>
-        <w:rPr>
-          <w:highlight w:val="yellow"/>
-        </w:rPr>
         <w:t xml:space="preserve"> </w:t>
       </w:r>
       <w:r>
         <w:rPr>
           <w:b/>
           <w:bCs/>
-          <w:highlight w:val="yellow"/>
         </w:rPr>
         <w:t xml:space="preserve">2023</w:t>
       </w:r>
       <w:r>
-        <w:rPr>
-          <w:highlight w:val="yellow"/>
-        </w:rPr>
         <w:t xml:space="preserve">,</w:t>
       </w:r>
       <w:r>
-        <w:rPr>
-          <w:highlight w:val="yellow"/>
-        </w:rPr>
         <w:t xml:space="preserve"> </w:t>
       </w:r>
       <w:r>
         <w:rPr>
           <w:i/>
           <w:iCs/>
-          <w:highlight w:val="yellow"/>
         </w:rPr>
         <w:t xml:space="preserve">5</w:t>
       </w:r>
       <w:r>
-        <w:rPr>
-          <w:highlight w:val="yellow"/>
-        </w:rPr>
         <w:t xml:space="preserve">, e230024. https://doi.org/10.1148/ryai.230024</w:t>
       </w:r>
-      <w:r>
-        <w:rPr>
-          <w:highlight w:val="yellow"/>
-        </w:rPr>
-        <w:t xml:space="preserve"> </w:t>
-      </w:r>
-      <w:r>
-        <w:rPr>
-          <w:highlight w:val="yellow"/>
-        </w:rPr>
-        <w:t xml:space="preserve">9. Isensee, F.; Jaeger, P.F.; Kohl, S.A.A.; Petersen, J.; Maier-Hein, K.H. nnU-Net: A</w:t>
-      </w:r>
-      <w:r>
-        <w:rPr>
-          <w:highlight w:val="yellow"/>
-        </w:rPr>
-        <w:t xml:space="preserve"> </w:t>
-      </w:r>
-      <w:r>
-        <w:rPr>
-          <w:highlight w:val="yellow"/>
-        </w:rPr>
+    </w:p>
+    <w:p>
+      <w:pPr>
+        <w:pStyle w:val="Compact"/>
+        <w:numPr>
+          <w:ilvl w:val="0"/>
+          <w:numId w:val="1001"/>
+        </w:numPr>
+      </w:pPr>
+      <w:r>
+        <w:t xml:space="preserve">Isensee, F.; Jaeger, P.F.; Kohl, S.A.A.; Petersen, J.; Maier-Hein, K.H. nnU-Net: A</w:t>
+      </w:r>
+      <w:r>
+        <w:t xml:space="preserve"> </w:t>
+      </w:r>
+      <w:r>
         <w:t xml:space="preserve">Self-Configuring Method for Deep Learning-Based Biomedical Image Segmentation.</w:t>
       </w:r>
       <w:r>
-        <w:rPr>
-          <w:highlight w:val="yellow"/>
-        </w:rPr>
         <w:t xml:space="preserve"> </w:t>
       </w:r>
       <w:r>
         <w:rPr>
           <w:i/>
           <w:iCs/>
-          <w:highlight w:val="yellow"/>
         </w:rPr>
         <w:t xml:space="preserve">Nat.</w:t>
       </w:r>
@@ -10012,7 +9778,6 @@
         <w:rPr>
           <w:i/>
           <w:iCs/>
-          <w:highlight w:val="yellow"/>
         </w:rPr>
         <w:t xml:space="preserve"> </w:t>
       </w:r>
@@ -10020,193 +9785,135 @@
         <w:rPr>
           <w:i/>
           <w:iCs/>
-          <w:highlight w:val="yellow"/>
         </w:rPr>
         <w:t xml:space="preserve">Methods</w:t>
       </w:r>
       <w:r>
-        <w:rPr>
-          <w:highlight w:val="yellow"/>
-        </w:rPr>
         <w:t xml:space="preserve"> </w:t>
       </w:r>
       <w:r>
         <w:rPr>
           <w:b/>
           <w:bCs/>
-          <w:highlight w:val="yellow"/>
         </w:rPr>
         <w:t xml:space="preserve">2021</w:t>
       </w:r>
       <w:r>
-        <w:rPr>
-          <w:highlight w:val="yellow"/>
-        </w:rPr>
         <w:t xml:space="preserve">,</w:t>
       </w:r>
       <w:r>
-        <w:rPr>
-          <w:highlight w:val="yellow"/>
-        </w:rPr>
         <w:t xml:space="preserve"> </w:t>
       </w:r>
       <w:r>
         <w:rPr>
           <w:i/>
           <w:iCs/>
-          <w:highlight w:val="yellow"/>
         </w:rPr>
         <w:t xml:space="preserve">18</w:t>
       </w:r>
       <w:r>
-        <w:rPr>
-          <w:highlight w:val="yellow"/>
-        </w:rPr>
         <w:t xml:space="preserve">, 203–211. https://doi.org/10.1038/s41592-020-01008-z</w:t>
       </w:r>
-      <w:r>
-        <w:rPr>
-          <w:highlight w:val="yellow"/>
-        </w:rPr>
-        <w:t xml:space="preserve"> </w:t>
-      </w:r>
-      <w:r>
-        <w:rPr>
-          <w:highlight w:val="yellow"/>
-        </w:rPr>
-        <w:t xml:space="preserve">10. ICRP. Basic Anatomical and Physiological Data for Use in Radiological Protection:</w:t>
-      </w:r>
-      <w:r>
-        <w:rPr>
-          <w:highlight w:val="yellow"/>
-        </w:rPr>
-        <w:t xml:space="preserve"> </w:t>
-      </w:r>
-      <w:r>
-        <w:rPr>
-          <w:highlight w:val="yellow"/>
-        </w:rPr>
+    </w:p>
+    <w:p>
+      <w:pPr>
+        <w:pStyle w:val="Compact"/>
+        <w:numPr>
+          <w:ilvl w:val="0"/>
+          <w:numId w:val="1001"/>
+        </w:numPr>
+      </w:pPr>
+      <w:r>
+        <w:t xml:space="preserve">ICRP. Basic Anatomical and Physiological Data for Use in Radiological Protection:</w:t>
+      </w:r>
+      <w:r>
+        <w:t xml:space="preserve"> </w:t>
+      </w:r>
+      <w:r>
         <w:t xml:space="preserve">Reference Values. ICRP Publication 89.</w:t>
       </w:r>
       <w:r>
-        <w:rPr>
-          <w:highlight w:val="yellow"/>
-        </w:rPr>
         <w:t xml:space="preserve"> </w:t>
       </w:r>
       <w:r>
         <w:rPr>
           <w:i/>
           <w:iCs/>
-          <w:highlight w:val="yellow"/>
         </w:rPr>
         <w:t xml:space="preserve">Ann. ICRP</w:t>
       </w:r>
       <w:r>
-        <w:rPr>
-          <w:highlight w:val="yellow"/>
-        </w:rPr>
         <w:t xml:space="preserve"> </w:t>
       </w:r>
       <w:r>
         <w:rPr>
           <w:b/>
           <w:bCs/>
-          <w:highlight w:val="yellow"/>
         </w:rPr>
         <w:t xml:space="preserve">2002</w:t>
       </w:r>
       <w:r>
-        <w:rPr>
-          <w:highlight w:val="yellow"/>
-        </w:rPr>
         <w:t xml:space="preserve">,</w:t>
       </w:r>
       <w:r>
-        <w:rPr>
-          <w:highlight w:val="yellow"/>
-        </w:rPr>
         <w:t xml:space="preserve"> </w:t>
       </w:r>
       <w:r>
         <w:rPr>
           <w:i/>
           <w:iCs/>
-          <w:highlight w:val="yellow"/>
         </w:rPr>
         <w:t xml:space="preserve">32</w:t>
       </w:r>
       <w:r>
-        <w:rPr>
-          <w:highlight w:val="yellow"/>
-        </w:rPr>
-        <w:t xml:space="preserve"> </w:t>
-      </w:r>
-      <w:r>
-        <w:rPr>
-          <w:highlight w:val="yellow"/>
-        </w:rPr>
+        <w:t xml:space="preserve"> </w:t>
+      </w:r>
+      <w:r>
         <w:t xml:space="preserve">(3–4).</w:t>
       </w:r>
-      <w:r>
-        <w:rPr>
-          <w:highlight w:val="yellow"/>
-        </w:rPr>
-        <w:t xml:space="preserve"> </w:t>
-      </w:r>
-      <w:r>
-        <w:rPr>
-          <w:highlight w:val="yellow"/>
-        </w:rPr>
-        <w:t xml:space="preserve">11. Moore, S.M.; Maffitt, D.R.; Smith, K.E.; Kirby, J.S.; Clark, K.W.; Freymann, J.B.; Vendt, B.A.; Tarbox, L.R.; Prior, F.W. De-identification of Medical Images with Retention of Scientific Research Value. RadioGraphics 2015, 35, 727-735. https://doi.org/10.1148/rg.2015140244.</w:t>
-      </w:r>
-      <w:r>
-        <w:rPr>
-          <w:highlight w:val="yellow"/>
-        </w:rPr>
-        <w:t xml:space="preserve"> </w:t>
-      </w:r>
-      <w:r>
-        <w:rPr>
-          <w:highlight w:val="yellow"/>
-        </w:rPr>
-        <w:t xml:space="preserve">12. Clark, K.; Vendt, B.; Smith, K.; Freymann, J.; Kirby, J.; Koppel, P.; Moore, S.;</w:t>
-      </w:r>
-      <w:r>
-        <w:rPr>
-          <w:highlight w:val="yellow"/>
-        </w:rPr>
-        <w:t xml:space="preserve"> </w:t>
-      </w:r>
-      <w:r>
-        <w:rPr>
-          <w:highlight w:val="yellow"/>
-        </w:rPr>
+    </w:p>
+    <w:p>
+      <w:pPr>
+        <w:pStyle w:val="Compact"/>
+        <w:numPr>
+          <w:ilvl w:val="0"/>
+          <w:numId w:val="1001"/>
+        </w:numPr>
+      </w:pPr>
+      <w:r>
+        <w:t xml:space="preserve">Moore, S.M.; Maffitt, D.R.; Smith, K.E.; Kirby, J.S.; Clark, K.W.; Freymann, J.B.; Vendt, B.A.; Tarbox, L.R.; Prior, F.W. De-identification of Medical Images with Retention of Scientific Research Value. RadioGraphics 2015, 35, 727-735. https://doi.org/10.1148/rg.2015140244.</w:t>
+      </w:r>
+    </w:p>
+    <w:p>
+      <w:pPr>
+        <w:pStyle w:val="Compact"/>
+        <w:numPr>
+          <w:ilvl w:val="0"/>
+          <w:numId w:val="1001"/>
+        </w:numPr>
+      </w:pPr>
+      <w:r>
+        <w:t xml:space="preserve">Clark, K.; Vendt, B.; Smith, K.; Freymann, J.; Kirby, J.; Koppel, P.; Moore, S.;</w:t>
+      </w:r>
+      <w:r>
+        <w:t xml:space="preserve"> </w:t>
+      </w:r>
+      <w:r>
         <w:t xml:space="preserve">Phillips, S.; Maffitt, D.; Pringle, M.; Tarbox, L.; Prior, F. The Cancer Imaging</w:t>
       </w:r>
       <w:r>
-        <w:rPr>
-          <w:highlight w:val="yellow"/>
-        </w:rPr>
-        <w:t xml:space="preserve"> </w:t>
-      </w:r>
-      <w:r>
-        <w:rPr>
-          <w:highlight w:val="yellow"/>
-        </w:rPr>
+        <w:t xml:space="preserve"> </w:t>
+      </w:r>
+      <w:r>
         <w:t xml:space="preserve">Archive (TCIA): Maintaining and Operating a Public Information Repository.</w:t>
       </w:r>
       <w:r>
-        <w:rPr>
-          <w:highlight w:val="yellow"/>
-        </w:rPr>
         <w:t xml:space="preserve"> </w:t>
       </w:r>
       <w:r>
         <w:rPr>
           <w:i/>
           <w:iCs/>
-          <w:highlight w:val="yellow"/>
         </w:rPr>
         <w:t xml:space="preserve">J. Digit.</w:t>
       </w:r>
@@ -10214,7 +9921,6 @@
         <w:rPr>
           <w:i/>
           <w:iCs/>
-          <w:highlight w:val="yellow"/>
         </w:rPr>
         <w:t xml:space="preserve"> </w:t>
       </w:r>
@@ -10222,580 +9928,398 @@
         <w:rPr>
           <w:i/>
           <w:iCs/>
-          <w:highlight w:val="yellow"/>
         </w:rPr>
         <w:t xml:space="preserve">Imaging</w:t>
       </w:r>
       <w:r>
-        <w:rPr>
-          <w:highlight w:val="yellow"/>
-        </w:rPr>
         <w:t xml:space="preserve"> </w:t>
       </w:r>
       <w:r>
         <w:rPr>
           <w:b/>
           <w:bCs/>
-          <w:highlight w:val="yellow"/>
         </w:rPr>
         <w:t xml:space="preserve">2013</w:t>
       </w:r>
       <w:r>
-        <w:rPr>
-          <w:highlight w:val="yellow"/>
-        </w:rPr>
         <w:t xml:space="preserve">,</w:t>
       </w:r>
       <w:r>
-        <w:rPr>
-          <w:highlight w:val="yellow"/>
-        </w:rPr>
         <w:t xml:space="preserve"> </w:t>
       </w:r>
       <w:r>
         <w:rPr>
           <w:i/>
           <w:iCs/>
-          <w:highlight w:val="yellow"/>
         </w:rPr>
         <w:t xml:space="preserve">26</w:t>
       </w:r>
       <w:r>
-        <w:rPr>
-          <w:highlight w:val="yellow"/>
-        </w:rPr>
         <w:t xml:space="preserve">, 1045–1057. https://doi.org/10.1007/s10278-013-9622-7</w:t>
       </w:r>
-      <w:r>
-        <w:rPr>
-          <w:highlight w:val="yellow"/>
-        </w:rPr>
-        <w:t xml:space="preserve"> </w:t>
-      </w:r>
-      <w:r>
-        <w:rPr>
-          <w:highlight w:val="yellow"/>
-        </w:rPr>
-        <w:t xml:space="preserve">13. Yamamoto, S. ctdose-core: open, auditable CT dose surveillance from DICOM, with a</w:t>
-      </w:r>
-      <w:r>
-        <w:rPr>
-          <w:highlight w:val="yellow"/>
-        </w:rPr>
-        <w:t xml:space="preserve"> </w:t>
-      </w:r>
-      <w:r>
-        <w:rPr>
-          <w:highlight w:val="yellow"/>
-        </w:rPr>
+    </w:p>
+    <w:p>
+      <w:pPr>
+        <w:pStyle w:val="Compact"/>
+        <w:numPr>
+          <w:ilvl w:val="0"/>
+          <w:numId w:val="1001"/>
+        </w:numPr>
+      </w:pPr>
+      <w:r>
+        <w:t xml:space="preserve">Yamamoto, S. ctdose-core: open, auditable CT dose surveillance from DICOM, with a</w:t>
+      </w:r>
+      <w:r>
+        <w:t xml:space="preserve"> </w:t>
+      </w:r>
+      <w:r>
         <w:t xml:space="preserve">physics reconstruction when the dose attributes are missing (Version 0.1.1)</w:t>
       </w:r>
       <w:r>
-        <w:rPr>
-          <w:highlight w:val="yellow"/>
-        </w:rPr>
-        <w:t xml:space="preserve"> </w:t>
-      </w:r>
-      <w:r>
-        <w:rPr>
-          <w:highlight w:val="yellow"/>
-        </w:rPr>
+        <w:t xml:space="preserve"> </w:t>
+      </w:r>
+      <w:r>
         <w:t xml:space="preserve">[Software]. Zenodo,</w:t>
       </w:r>
       <w:r>
-        <w:rPr>
-          <w:highlight w:val="yellow"/>
-        </w:rPr>
         <w:t xml:space="preserve"> </w:t>
       </w:r>
       <w:r>
         <w:rPr>
           <w:b/>
           <w:bCs/>
-          <w:highlight w:val="yellow"/>
         </w:rPr>
         <w:t xml:space="preserve">2026</w:t>
       </w:r>
       <w:r>
-        <w:rPr>
-          <w:highlight w:val="yellow"/>
-        </w:rPr>
         <w:t xml:space="preserve">. https://doi.org/10.5281/zenodo.21636719</w:t>
       </w:r>
-      <w:r>
-        <w:rPr>
-          <w:highlight w:val="yellow"/>
-        </w:rPr>
-        <w:t xml:space="preserve"> </w:t>
-      </w:r>
-      <w:r>
-        <w:rPr>
-          <w:highlight w:val="yellow"/>
-        </w:rPr>
-        <w:t xml:space="preserve">14. Isensee, F.; Wald, T.; Ulrich, C.; Baumgartner, M.; Roy, S.; Maier-Hein, K.; Jaeger, P.F. nnU-Net Revisited: A Call for Rigorous Validation in 3D Medical Image Segmentation. In</w:t>
-      </w:r>
-      <w:r>
-        <w:rPr>
-          <w:highlight w:val="yellow"/>
-        </w:rPr>
+    </w:p>
+    <w:p>
+      <w:pPr>
+        <w:pStyle w:val="Compact"/>
+        <w:numPr>
+          <w:ilvl w:val="0"/>
+          <w:numId w:val="1001"/>
+        </w:numPr>
+      </w:pPr>
+      <w:r>
+        <w:t xml:space="preserve">Isensee, F.; Wald, T.; Ulrich, C.; Baumgartner, M.; Roy, S.; Maier-Hein, K.; Jaeger, P.F. nnU-Net Revisited: A Call for Rigorous Validation in 3D Medical Image Segmentation. In</w:t>
+      </w:r>
+      <w:r>
         <w:t xml:space="preserve"> </w:t>
       </w:r>
       <w:r>
         <w:rPr>
           <w:i/>
           <w:iCs/>
-          <w:highlight w:val="yellow"/>
         </w:rPr>
         <w:t xml:space="preserve">Lecture Notes in Computer Science</w:t>
       </w:r>
       <w:r>
-        <w:rPr>
-          <w:highlight w:val="yellow"/>
-        </w:rPr>
         <w:t xml:space="preserve">; Springer: Cham, 2024; pp. 488-498. https://doi.org/10.1007/978-3-031-72114-4_47.</w:t>
       </w:r>
-      <w:r>
-        <w:rPr>
-          <w:highlight w:val="yellow"/>
-        </w:rPr>
-        <w:t xml:space="preserve"> </w:t>
-      </w:r>
-      <w:r>
-        <w:rPr>
-          <w:highlight w:val="yellow"/>
-        </w:rPr>
-        <w:t xml:space="preserve">15. McCollough, C.; Bakalyar, D.M.; Bostani, M.; Brady, S.; Boedeker, K.; Boone, J.M.;</w:t>
-      </w:r>
-      <w:r>
-        <w:rPr>
-          <w:highlight w:val="yellow"/>
-        </w:rPr>
-        <w:t xml:space="preserve"> </w:t>
-      </w:r>
-      <w:r>
-        <w:rPr>
-          <w:highlight w:val="yellow"/>
-        </w:rPr>
+    </w:p>
+    <w:p>
+      <w:pPr>
+        <w:pStyle w:val="Compact"/>
+        <w:numPr>
+          <w:ilvl w:val="0"/>
+          <w:numId w:val="1001"/>
+        </w:numPr>
+      </w:pPr>
+      <w:r>
+        <w:t xml:space="preserve">McCollough, C.; Bakalyar, D.M.; Bostani, M.; Brady, S.; Boedeker, K.; Boone, J.M.;</w:t>
+      </w:r>
+      <w:r>
+        <w:t xml:space="preserve"> </w:t>
+      </w:r>
+      <w:r>
         <w:t xml:space="preserve">Chen-Mayer, H.H.; Christianson, O.I.; Leng, S.; Li, B.; et al. Use of Water Equivalent</w:t>
       </w:r>
       <w:r>
-        <w:rPr>
-          <w:highlight w:val="yellow"/>
-        </w:rPr>
-        <w:t xml:space="preserve"> </w:t>
-      </w:r>
-      <w:r>
-        <w:rPr>
-          <w:highlight w:val="yellow"/>
-        </w:rPr>
+        <w:t xml:space="preserve"> </w:t>
+      </w:r>
+      <w:r>
         <w:t xml:space="preserve">Diameter for Calculating Patient Size and Size-Specific Dose Estimates (SSDE) in CT:</w:t>
       </w:r>
       <w:r>
-        <w:rPr>
-          <w:highlight w:val="yellow"/>
-        </w:rPr>
-        <w:t xml:space="preserve"> </w:t>
-      </w:r>
-      <w:r>
-        <w:rPr>
-          <w:highlight w:val="yellow"/>
-        </w:rPr>
+        <w:t xml:space="preserve"> </w:t>
+      </w:r>
+      <w:r>
         <w:t xml:space="preserve">The Report of AAPM Task Group 220.</w:t>
       </w:r>
       <w:r>
-        <w:rPr>
-          <w:highlight w:val="yellow"/>
-        </w:rPr>
         <w:t xml:space="preserve"> </w:t>
       </w:r>
       <w:r>
         <w:rPr>
           <w:i/>
           <w:iCs/>
-          <w:highlight w:val="yellow"/>
         </w:rPr>
         <w:t xml:space="preserve">AAPM Report No. 220</w:t>
       </w:r>
       <w:r>
-        <w:rPr>
-          <w:highlight w:val="yellow"/>
-        </w:rPr>
         <w:t xml:space="preserve">,</w:t>
       </w:r>
       <w:r>
-        <w:rPr>
-          <w:highlight w:val="yellow"/>
-        </w:rPr>
         <w:t xml:space="preserve"> </w:t>
       </w:r>
       <w:r>
         <w:rPr>
           <w:b/>
           <w:bCs/>
-          <w:highlight w:val="yellow"/>
         </w:rPr>
         <w:t xml:space="preserve">2014</w:t>
       </w:r>
       <w:r>
-        <w:rPr>
-          <w:highlight w:val="yellow"/>
-        </w:rPr>
         <w:t xml:space="preserve">.</w:t>
       </w:r>
       <w:r>
-        <w:rPr>
-          <w:highlight w:val="yellow"/>
-        </w:rPr>
-        <w:t xml:space="preserve"> </w:t>
-      </w:r>
-      <w:r>
-        <w:rPr>
-          <w:highlight w:val="yellow"/>
-        </w:rPr>
+        <w:t xml:space="preserve"> </w:t>
+      </w:r>
+      <w:r>
         <w:t xml:space="preserve">https://doi.org/10.37206/146</w:t>
       </w:r>
-      <w:r>
-        <w:rPr>
-          <w:highlight w:val="yellow"/>
-        </w:rPr>
-        <w:t xml:space="preserve"> </w:t>
-      </w:r>
-      <w:r>
-        <w:rPr>
-          <w:highlight w:val="yellow"/>
-        </w:rPr>
-        <w:t xml:space="preserve">16. ICRU. Tissue Substitutes in Radiation Dosimetry and Measurement. ICRU Report 44; ICRU:</w:t>
-      </w:r>
-      <w:r>
-        <w:rPr>
-          <w:highlight w:val="yellow"/>
-        </w:rPr>
-        <w:t xml:space="preserve"> </w:t>
-      </w:r>
-      <w:r>
-        <w:rPr>
-          <w:highlight w:val="yellow"/>
-        </w:rPr>
+    </w:p>
+    <w:p>
+      <w:pPr>
+        <w:pStyle w:val="Compact"/>
+        <w:numPr>
+          <w:ilvl w:val="0"/>
+          <w:numId w:val="1001"/>
+        </w:numPr>
+      </w:pPr>
+      <w:r>
+        <w:t xml:space="preserve">ICRU. Tissue Substitutes in Radiation Dosimetry and Measurement. ICRU Report 44; ICRU:</w:t>
+      </w:r>
+      <w:r>
+        <w:t xml:space="preserve"> </w:t>
+      </w:r>
+      <w:r>
         <w:t xml:space="preserve">Bethesda, MD, USA,</w:t>
       </w:r>
       <w:r>
-        <w:rPr>
-          <w:highlight w:val="yellow"/>
-        </w:rPr>
         <w:t xml:space="preserve"> </w:t>
       </w:r>
       <w:r>
         <w:rPr>
           <w:b/>
           <w:bCs/>
-          <w:highlight w:val="yellow"/>
         </w:rPr>
         <w:t xml:space="preserve">1989</w:t>
       </w:r>
       <w:r>
-        <w:rPr>
-          <w:highlight w:val="yellow"/>
-        </w:rPr>
         <w:t xml:space="preserve">.</w:t>
       </w:r>
-      <w:r>
-        <w:rPr>
-          <w:highlight w:val="yellow"/>
-        </w:rPr>
-        <w:t xml:space="preserve"> </w:t>
-      </w:r>
-      <w:r>
-        <w:rPr>
-          <w:highlight w:val="yellow"/>
-        </w:rPr>
-        <w:t xml:space="preserve">17. Schneider, U.; Pedroni, E.; Lomax, A. The Calibration of CT Hounsfield Units for</w:t>
-      </w:r>
-      <w:r>
-        <w:rPr>
-          <w:highlight w:val="yellow"/>
-        </w:rPr>
-        <w:t xml:space="preserve"> </w:t>
-      </w:r>
-      <w:r>
-        <w:rPr>
-          <w:highlight w:val="yellow"/>
-        </w:rPr>
+    </w:p>
+    <w:p>
+      <w:pPr>
+        <w:pStyle w:val="Compact"/>
+        <w:numPr>
+          <w:ilvl w:val="0"/>
+          <w:numId w:val="1001"/>
+        </w:numPr>
+      </w:pPr>
+      <w:r>
+        <w:t xml:space="preserve">Schneider, U.; Pedroni, E.; Lomax, A. The Calibration of CT Hounsfield Units for</w:t>
+      </w:r>
+      <w:r>
+        <w:t xml:space="preserve"> </w:t>
+      </w:r>
+      <w:r>
         <w:t xml:space="preserve">Radiotherapy Treatment Planning.</w:t>
       </w:r>
       <w:r>
-        <w:rPr>
-          <w:highlight w:val="yellow"/>
-        </w:rPr>
         <w:t xml:space="preserve"> </w:t>
       </w:r>
       <w:r>
         <w:rPr>
           <w:i/>
           <w:iCs/>
-          <w:highlight w:val="yellow"/>
         </w:rPr>
         <w:t xml:space="preserve">Phys. Med. Biol.</w:t>
       </w:r>
       <w:r>
-        <w:rPr>
-          <w:highlight w:val="yellow"/>
-        </w:rPr>
         <w:t xml:space="preserve"> </w:t>
       </w:r>
       <w:r>
         <w:rPr>
           <w:b/>
           <w:bCs/>
-          <w:highlight w:val="yellow"/>
         </w:rPr>
         <w:t xml:space="preserve">1996</w:t>
       </w:r>
       <w:r>
-        <w:rPr>
-          <w:highlight w:val="yellow"/>
-        </w:rPr>
         <w:t xml:space="preserve">,</w:t>
       </w:r>
       <w:r>
-        <w:rPr>
-          <w:highlight w:val="yellow"/>
-        </w:rPr>
         <w:t xml:space="preserve"> </w:t>
       </w:r>
       <w:r>
         <w:rPr>
           <w:i/>
           <w:iCs/>
-          <w:highlight w:val="yellow"/>
         </w:rPr>
         <w:t xml:space="preserve">41</w:t>
       </w:r>
       <w:r>
-        <w:rPr>
-          <w:highlight w:val="yellow"/>
-        </w:rPr>
         <w:t xml:space="preserve">, 111–124.</w:t>
       </w:r>
       <w:r>
-        <w:rPr>
-          <w:highlight w:val="yellow"/>
-        </w:rPr>
-        <w:t xml:space="preserve"> </w:t>
-      </w:r>
-      <w:r>
-        <w:rPr>
-          <w:highlight w:val="yellow"/>
-        </w:rPr>
+        <w:t xml:space="preserve"> </w:t>
+      </w:r>
+      <w:r>
         <w:t xml:space="preserve">https://doi.org/10.1088/0031-9155/41/1/009</w:t>
       </w:r>
-      <w:r>
-        <w:rPr>
-          <w:highlight w:val="yellow"/>
-        </w:rPr>
-        <w:t xml:space="preserve"> </w:t>
-      </w:r>
-      <w:r>
-        <w:rPr>
-          <w:highlight w:val="yellow"/>
-        </w:rPr>
-        <w:t xml:space="preserve">18. Dinwiddie, L.E.; Baggett, J.M.; Kofler, J.M.; et al. Survey of Normalized CTDIvol</w:t>
-      </w:r>
-      <w:r>
-        <w:rPr>
-          <w:highlight w:val="yellow"/>
-        </w:rPr>
-        <w:t xml:space="preserve"> </w:t>
-      </w:r>
-      <w:r>
-        <w:rPr>
-          <w:highlight w:val="yellow"/>
-        </w:rPr>
+    </w:p>
+    <w:p>
+      <w:pPr>
+        <w:pStyle w:val="Compact"/>
+        <w:numPr>
+          <w:ilvl w:val="0"/>
+          <w:numId w:val="1001"/>
+        </w:numPr>
+      </w:pPr>
+      <w:r>
+        <w:t xml:space="preserve">Dinwiddie, L.E.; Baggett, J.M.; Kofler, J.M.; et al. Survey of Normalized CTDIvol</w:t>
+      </w:r>
+      <w:r>
+        <w:t xml:space="preserve"> </w:t>
+      </w:r>
+      <w:r>
         <w:t xml:space="preserve">Values Across Four Major Computed Tomography Vendors for Use in the MIRDct Software.</w:t>
       </w:r>
       <w:r>
-        <w:rPr>
-          <w:highlight w:val="yellow"/>
-        </w:rPr>
         <w:t xml:space="preserve"> </w:t>
       </w:r>
       <w:r>
         <w:rPr>
           <w:i/>
           <w:iCs/>
-          <w:highlight w:val="yellow"/>
         </w:rPr>
         <w:t xml:space="preserve">J. Appl. Clin. Med. Phys.</w:t>
       </w:r>
       <w:r>
-        <w:rPr>
-          <w:highlight w:val="yellow"/>
-        </w:rPr>
         <w:t xml:space="preserve"> </w:t>
       </w:r>
       <w:r>
         <w:rPr>
           <w:b/>
           <w:bCs/>
-          <w:highlight w:val="yellow"/>
         </w:rPr>
         <w:t xml:space="preserve">2026</w:t>
       </w:r>
       <w:r>
-        <w:rPr>
-          <w:highlight w:val="yellow"/>
-        </w:rPr>
         <w:t xml:space="preserve">,</w:t>
       </w:r>
       <w:r>
-        <w:rPr>
-          <w:highlight w:val="yellow"/>
-        </w:rPr>
         <w:t xml:space="preserve"> </w:t>
       </w:r>
       <w:r>
         <w:rPr>
           <w:i/>
           <w:iCs/>
-          <w:highlight w:val="yellow"/>
         </w:rPr>
         <w:t xml:space="preserve">27</w:t>
       </w:r>
       <w:r>
-        <w:rPr>
-          <w:highlight w:val="yellow"/>
-        </w:rPr>
         <w:t xml:space="preserve">, e70473. https://doi.org/10.1002/acm2.70473</w:t>
       </w:r>
-      <w:r>
-        <w:rPr>
-          <w:highlight w:val="yellow"/>
-        </w:rPr>
-        <w:t xml:space="preserve"> </w:t>
-      </w:r>
-      <w:r>
-        <w:rPr>
-          <w:highlight w:val="yellow"/>
-        </w:rPr>
-        <w:t xml:space="preserve">19. Boos, J.; Meineke, A.; Rubbert, C.; Heusch, P.; Lanzman, R.S.; Aissa, J.; Antoch, G.; Kroepil, P. Dose Monitoring Using the DICOM Structured Report: Assessment of the Relationship between Cumulative Radiation Exposure and Body Mass Index in Abdominal CT.</w:t>
-      </w:r>
-      <w:r>
-        <w:rPr>
-          <w:highlight w:val="yellow"/>
-        </w:rPr>
+    </w:p>
+    <w:p>
+      <w:pPr>
+        <w:pStyle w:val="Compact"/>
+        <w:numPr>
+          <w:ilvl w:val="0"/>
+          <w:numId w:val="1001"/>
+        </w:numPr>
+      </w:pPr>
+      <w:r>
+        <w:t xml:space="preserve">Boos, J.; Meineke, A.; Rubbert, C.; Heusch, P.; Lanzman, R.S.; Aissa, J.; Antoch, G.; Kroepil, P. Dose Monitoring Using the DICOM Structured Report: Assessment of the Relationship between Cumulative Radiation Exposure and Body Mass Index in Abdominal CT.</w:t>
+      </w:r>
+      <w:r>
         <w:t xml:space="preserve"> </w:t>
       </w:r>
       <w:r>
         <w:rPr>
           <w:i/>
           <w:iCs/>
-          <w:highlight w:val="yellow"/>
         </w:rPr>
         <w:t xml:space="preserve">Clin. Radiol.</w:t>
       </w:r>
       <w:r>
-        <w:rPr>
-          <w:highlight w:val="yellow"/>
-        </w:rPr>
         <w:t xml:space="preserve"> </w:t>
       </w:r>
       <w:r>
         <w:rPr>
           <w:b/>
           <w:bCs/>
-          <w:highlight w:val="yellow"/>
         </w:rPr>
         <w:t xml:space="preserve">2015</w:t>
       </w:r>
       <w:r>
-        <w:rPr>
-          <w:highlight w:val="yellow"/>
-        </w:rPr>
         <w:t xml:space="preserve">,</w:t>
       </w:r>
       <w:r>
-        <w:rPr>
-          <w:highlight w:val="yellow"/>
-        </w:rPr>
         <w:t xml:space="preserve"> </w:t>
       </w:r>
       <w:r>
         <w:rPr>
           <w:i/>
           <w:iCs/>
-          <w:highlight w:val="yellow"/>
         </w:rPr>
         <w:t xml:space="preserve">70</w:t>
       </w:r>
       <w:r>
-        <w:rPr>
-          <w:highlight w:val="yellow"/>
-        </w:rPr>
         <w:t xml:space="preserve">, 176-182. https://doi.org/10.1016/j.crad.2014.11.002.</w:t>
       </w:r>
-      <w:r>
-        <w:rPr>
-          <w:highlight w:val="yellow"/>
-        </w:rPr>
-        <w:t xml:space="preserve"> </w:t>
-      </w:r>
-      <w:r>
-        <w:rPr>
-          <w:highlight w:val="yellow"/>
-        </w:rPr>
-        <w:t xml:space="preserve">20. Zucker, E.J.; Barnes, J.B.; Seguin, C.; Chatfield, M.; Newman, B. Radiologist Compliance With California CT Dose Reporting Requirements: A Single-Center Review of Pediatric Chest CT.</w:t>
-      </w:r>
-      <w:r>
-        <w:rPr>
-          <w:highlight w:val="yellow"/>
-        </w:rPr>
+    </w:p>
+    <w:p>
+      <w:pPr>
+        <w:pStyle w:val="Compact"/>
+        <w:numPr>
+          <w:ilvl w:val="0"/>
+          <w:numId w:val="1001"/>
+        </w:numPr>
+      </w:pPr>
+      <w:r>
+        <w:t xml:space="preserve">Zucker, E.J.; Barnes, J.B.; Seguin, C.; Chatfield, M.; Newman, B. Radiologist Compliance With California CT Dose Reporting Requirements: A Single-Center Review of Pediatric Chest CT.</w:t>
+      </w:r>
+      <w:r>
         <w:t xml:space="preserve"> </w:t>
       </w:r>
       <w:r>
         <w:rPr>
           <w:i/>
           <w:iCs/>
-          <w:highlight w:val="yellow"/>
         </w:rPr>
         <w:t xml:space="preserve">AJR Am. J. Roentgenol.</w:t>
       </w:r>
       <w:r>
-        <w:rPr>
-          <w:highlight w:val="yellow"/>
-        </w:rPr>
         <w:t xml:space="preserve"> </w:t>
       </w:r>
       <w:r>
         <w:rPr>
           <w:b/>
           <w:bCs/>
-          <w:highlight w:val="yellow"/>
         </w:rPr>
         <w:t xml:space="preserve">2015</w:t>
       </w:r>
       <w:r>
-        <w:rPr>
-          <w:highlight w:val="yellow"/>
-        </w:rPr>
         <w:t xml:space="preserve">,</w:t>
       </w:r>
       <w:r>
-        <w:rPr>
-          <w:highlight w:val="yellow"/>
-        </w:rPr>
         <w:t xml:space="preserve"> </w:t>
       </w:r>
       <w:r>
         <w:rPr>
           <w:i/>
           <w:iCs/>
-          <w:highlight w:val="yellow"/>
         </w:rPr>
         <w:t xml:space="preserve">204</w:t>
       </w:r>
       <w:r>
-        <w:rPr>
-          <w:highlight w:val="yellow"/>
-        </w:rPr>
         <w:t xml:space="preserve">, 810-816. https://doi.org/10.2214/ajr.14.13693.</w:t>
       </w:r>
     </w:p>
@@ -10911,8 +10435,123 @@
       </w:pPr>
     </w:lvl>
   </w:abstractNum>
+  <w:abstractNum w:abstractNumId="99411">
+    <w:nsid w:val="00A99411"/>
+    <w:multiLevelType w:val="multilevel"/>
+    <w:lvl w:ilvl="0">
+      <w:start w:val="1"/>
+      <w:numFmt w:val="decimal"/>
+      <w:lvlText w:val="%1."/>
+      <w:lvlJc w:val="left"/>
+      <w:pPr>
+        <w:ind w:left="720" w:hanging="360"/>
+      </w:pPr>
+    </w:lvl>
+    <w:lvl w:ilvl="1">
+      <w:start w:val="1"/>
+      <w:numFmt w:val="decimal"/>
+      <w:lvlText w:val="%2."/>
+      <w:lvlJc w:val="left"/>
+      <w:pPr>
+        <w:ind w:left="1440" w:hanging="360"/>
+      </w:pPr>
+    </w:lvl>
+    <w:lvl w:ilvl="2">
+      <w:start w:val="1"/>
+      <w:numFmt w:val="decimal"/>
+      <w:lvlText w:val="%3."/>
+      <w:lvlJc w:val="left"/>
+      <w:pPr>
+        <w:ind w:left="2160" w:hanging="360"/>
+      </w:pPr>
+    </w:lvl>
+    <w:lvl w:ilvl="3">
+      <w:start w:val="1"/>
+      <w:numFmt w:val="decimal"/>
+      <w:lvlText w:val="%4."/>
+      <w:lvlJc w:val="left"/>
+      <w:pPr>
+        <w:ind w:left="2880" w:hanging="360"/>
+      </w:pPr>
+    </w:lvl>
+    <w:lvl w:ilvl="4">
+      <w:start w:val="1"/>
+      <w:numFmt w:val="decimal"/>
+      <w:lvlText w:val="%5."/>
+      <w:lvlJc w:val="left"/>
+      <w:pPr>
+        <w:ind w:left="3600" w:hanging="360"/>
+      </w:pPr>
+    </w:lvl>
+    <w:lvl w:ilvl="5">
+      <w:start w:val="1"/>
+      <w:numFmt w:val="decimal"/>
+      <w:lvlText w:val="%6."/>
+      <w:lvlJc w:val="left"/>
+      <w:pPr>
+        <w:ind w:left="4320" w:hanging="360"/>
+      </w:pPr>
+    </w:lvl>
+    <w:lvl w:ilvl="6">
+      <w:start w:val="1"/>
+      <w:numFmt w:val="decimal"/>
+      <w:lvlText w:val="%7."/>
+      <w:lvlJc w:val="left"/>
+      <w:pPr>
+        <w:ind w:left="5040" w:hanging="360"/>
+      </w:pPr>
+    </w:lvl>
+    <w:lvl w:ilvl="7">
+      <w:start w:val="1"/>
+      <w:numFmt w:val="decimal"/>
+      <w:lvlText w:val="%8."/>
+      <w:lvlJc w:val="left"/>
+      <w:pPr>
+        <w:ind w:left="5760" w:hanging="360"/>
+      </w:pPr>
+    </w:lvl>
+    <w:lvl w:ilvl="8">
+      <w:start w:val="1"/>
+      <w:numFmt w:val="decimal"/>
+      <w:lvlText w:val="%9."/>
+      <w:lvlJc w:val="left"/>
+      <w:pPr>
+        <w:ind w:left="6480" w:hanging="360"/>
+      </w:pPr>
+    </w:lvl>
+  </w:abstractNum>
   <w:num w:numId="1000">
     <w:abstractNumId w:val="990"/>
+  </w:num>
+  <w:num w:numId="1001">
+    <w:abstractNumId w:val="99411"/>
+    <w:lvlOverride w:ilvl="0">
+      <w:startOverride w:val="1"/>
+    </w:lvlOverride>
+    <w:lvlOverride w:ilvl="1">
+      <w:startOverride w:val="1"/>
+    </w:lvlOverride>
+    <w:lvlOverride w:ilvl="2">
+      <w:startOverride w:val="1"/>
+    </w:lvlOverride>
+    <w:lvlOverride w:ilvl="3">
+      <w:startOverride w:val="1"/>
+    </w:lvlOverride>
+    <w:lvlOverride w:ilvl="4">
+      <w:startOverride w:val="1"/>
+    </w:lvlOverride>
+    <w:lvlOverride w:ilvl="5">
+      <w:startOverride w:val="1"/>
+    </w:lvlOverride>
+    <w:lvlOverride w:ilvl="6">
+      <w:startOverride w:val="1"/>
+    </w:lvlOverride>
+    <w:lvlOverride w:ilvl="7">
+      <w:startOverride w:val="1"/>
+    </w:lvlOverride>
+    <w:lvlOverride w:ilvl="8">
+      <w:startOverride w:val="1"/>
+    </w:lvlOverride>
   </w:num>
 </w:numbering>
 </file>

--- a/paper/manuscript_tomography_revised_highlighted.docx
+++ b/paper/manuscript_tomography_revised_highlighted.docx
@@ -2,7 +2,7 @@
 <file path=word/document.xml><?xml version="1.0" encoding="utf-8"?>
 <w:document xmlns:w="http://schemas.openxmlformats.org/wordprocessingml/2006/main" xmlns:m="http://schemas.openxmlformats.org/officeDocument/2006/math" xmlns:r="http://schemas.openxmlformats.org/officeDocument/2006/relationships" xmlns:o="urn:schemas-microsoft-com:office:office" xmlns:v="urn:schemas-microsoft-com:vml" xmlns:w10="urn:schemas-microsoft-com:office:word" xmlns:a="http://schemas.openxmlformats.org/drawingml/2006/main" xmlns:pic="http://schemas.openxmlformats.org/drawingml/2006/picture" xmlns:wp="http://schemas.openxmlformats.org/drawingml/2006/wordprocessingDrawing">
   <w:body>
-    <w:bookmarkStart w:id="60" w:name="X8262add42ea8d56622f6b373f153214da92c143"/>
+    <w:bookmarkStart w:id="61" w:name="X8262add42ea8d56622f6b373f153214da92c143"/>
     <w:p>
       <w:pPr>
         <w:pStyle w:val="Heading1"/>
@@ -139,189 +139,96 @@
         <w:pStyle w:val="FirstParagraph"/>
       </w:pPr>
       <w:r>
-        <w:rPr>
-          <w:highlight w:val="yellow"/>
-        </w:rPr>
         <w:t xml:space="preserve">CTDIvol is a scanner-output index, not an organ dose, and cannot express how tube-current</w:t>
       </w:r>
       <w:r>
-        <w:rPr>
-          <w:highlight w:val="yellow"/>
-        </w:rPr>
-        <w:t xml:space="preserve"> </w:t>
-      </w:r>
-      <w:r>
-        <w:rPr>
-          <w:highlight w:val="yellow"/>
-        </w:rPr>
+        <w:t xml:space="preserve"> </w:t>
+      </w:r>
+      <w:r>
         <w:t xml:space="preserve">modulation varies along a patient. An organ-specific weighted CTDIvol addressing this has</w:t>
       </w:r>
       <w:r>
-        <w:rPr>
-          <w:highlight w:val="yellow"/>
-        </w:rPr>
-        <w:t xml:space="preserve"> </w:t>
-      </w:r>
-      <w:r>
-        <w:rPr>
-          <w:highlight w:val="yellow"/>
-        </w:rPr>
+        <w:t xml:space="preserve"> </w:t>
+      </w:r>
+      <w:r>
         <w:t xml:space="preserve">been reported before, in single-institution cohorts and often from inputs routine archives</w:t>
       </w:r>
       <w:r>
-        <w:rPr>
-          <w:highlight w:val="yellow"/>
-        </w:rPr>
-        <w:t xml:space="preserve"> </w:t>
-      </w:r>
-      <w:r>
-        <w:rPr>
-          <w:highlight w:val="yellow"/>
-        </w:rPr>
+        <w:t xml:space="preserve"> </w:t>
+      </w:r>
+      <w:r>
         <w:t xml:space="preserve">do not retain. New here is not the quantity but what an open, multi-vendor</w:t>
       </w:r>
       <w:r>
-        <w:rPr>
-          <w:highlight w:val="yellow"/>
-        </w:rPr>
-        <w:t xml:space="preserve"> </w:t>
-      </w:r>
-      <w:r>
-        <w:rPr>
-          <w:highlight w:val="yellow"/>
-        </w:rPr>
+        <w:t xml:space="preserve"> </w:t>
+      </w:r>
+      <w:r>
         <w:t xml:space="preserve">operationalisation reveals: whether its inputs survive archive curation, and what the</w:t>
       </w:r>
       <w:r>
-        <w:rPr>
-          <w:highlight w:val="yellow"/>
-        </w:rPr>
-        <w:t xml:space="preserve"> </w:t>
-      </w:r>
-      <w:r>
-        <w:rPr>
-          <w:highlight w:val="yellow"/>
-        </w:rPr>
+        <w:t xml:space="preserve"> </w:t>
+      </w:r>
+      <w:r>
         <w:t xml:space="preserve">fallback costs when they do not. Forty abdominal CT series, ten per manufacturer, were</w:t>
       </w:r>
       <w:r>
-        <w:rPr>
-          <w:highlight w:val="yellow"/>
-        </w:rPr>
-        <w:t xml:space="preserve"> </w:t>
-      </w:r>
-      <w:r>
-        <w:rPr>
-          <w:highlight w:val="yellow"/>
-        </w:rPr>
+        <w:t xml:space="preserve"> </w:t>
+      </w:r>
+      <w:r>
         <w:t xml:space="preserve">drawn from The Cancer Imaging Archive and twelve organs segmented with TotalSegmentator at</w:t>
       </w:r>
       <w:r>
-        <w:rPr>
-          <w:highlight w:val="yellow"/>
-        </w:rPr>
-        <w:t xml:space="preserve"> </w:t>
-      </w:r>
-      <w:r>
-        <w:rPr>
-          <w:highlight w:val="yellow"/>
-        </w:rPr>
+        <w:t xml:space="preserve"> </w:t>
+      </w:r>
+      <w:r>
         <w:t xml:space="preserve">inference. Of 480 requested organ–series combinations, 455 were produced. A rule-based</w:t>
       </w:r>
       <w:r>
-        <w:rPr>
-          <w:highlight w:val="yellow"/>
-        </w:rPr>
-        <w:t xml:space="preserve"> </w:t>
-      </w:r>
-      <w:r>
-        <w:rPr>
-          <w:highlight w:val="yellow"/>
-        </w:rPr>
+        <w:t xml:space="preserve"> </w:t>
+      </w:r>
+      <w:r>
         <w:t xml:space="preserve">acquisition-constancy criterion admitted 39 series. Modulation weights spanned</w:t>
       </w:r>
       <w:r>
-        <w:rPr>
-          <w:highlight w:val="yellow"/>
-        </w:rPr>
-        <w:t xml:space="preserve"> </w:t>
-      </w:r>
-      <w:r>
-        <w:rPr>
-          <w:highlight w:val="yellow"/>
-        </w:rPr>
+        <w:t xml:space="preserve"> </w:t>
+      </w:r>
+      <w:r>
         <w:t xml:space="preserve">0.59 to 1.69, so the index departs from the whole-scan CTDIvol by up to 70% within one</w:t>
       </w:r>
       <w:r>
-        <w:rPr>
-          <w:highlight w:val="yellow"/>
-        </w:rPr>
-        <w:t xml:space="preserve"> </w:t>
-      </w:r>
-      <w:r>
-        <w:rPr>
-          <w:highlight w:val="yellow"/>
-        </w:rPr>
+        <w:t xml:space="preserve"> </w:t>
+      </w:r>
+      <w:r>
         <w:t xml:space="preserve">acquisition. A recorded CTDIvol survived in 29 of 40 archived headers, was reconstructable</w:t>
       </w:r>
       <w:r>
-        <w:rPr>
-          <w:highlight w:val="yellow"/>
-        </w:rPr>
-        <w:t xml:space="preserve"> </w:t>
-      </w:r>
-      <w:r>
-        <w:rPr>
-          <w:highlight w:val="yellow"/>
-        </w:rPr>
+        <w:t xml:space="preserve"> </w:t>
+      </w:r>
+      <w:r>
         <w:t xml:space="preserve">in 5 and unavailable in 6, availability differing markedly between manufacturers. Forcing</w:t>
       </w:r>
       <w:r>
-        <w:rPr>
-          <w:highlight w:val="yellow"/>
-        </w:rPr>
-        <w:t xml:space="preserve"> </w:t>
-      </w:r>
-      <w:r>
-        <w:rPr>
-          <w:highlight w:val="yellow"/>
-        </w:rPr>
+        <w:t xml:space="preserve"> </w:t>
+      </w:r>
+      <w:r>
         <w:t xml:space="preserve">that reconstruction on series that did retain a value agreed to within 12% on three</w:t>
       </w:r>
       <w:r>
-        <w:rPr>
-          <w:highlight w:val="yellow"/>
-        </w:rPr>
-        <w:t xml:space="preserve"> </w:t>
-      </w:r>
-      <w:r>
-        <w:rPr>
-          <w:highlight w:val="yellow"/>
-        </w:rPr>
+        <w:t xml:space="preserve"> </w:t>
+      </w:r>
+      <w:r>
         <w:t xml:space="preserve">scanner models and diverged by 58% and 84% on two others. Estimated organ mass was broadly</w:t>
       </w:r>
       <w:r>
-        <w:rPr>
-          <w:highlight w:val="yellow"/>
-        </w:rPr>
-        <w:t xml:space="preserve"> </w:t>
-      </w:r>
-      <w:r>
-        <w:rPr>
-          <w:highlight w:val="yellow"/>
-        </w:rPr>
+        <w:t xml:space="preserve"> </w:t>
+      </w:r>
+      <w:r>
         <w:t xml:space="preserve">consistent with ICRP 89 for liver and kidneys. This index is not absorbed dose; the</w:t>
       </w:r>
       <w:r>
-        <w:rPr>
-          <w:highlight w:val="yellow"/>
-        </w:rPr>
-        <w:t xml:space="preserve"> </w:t>
-      </w:r>
-      <w:r>
-        <w:rPr>
-          <w:highlight w:val="yellow"/>
-        </w:rPr>
+        <w:t xml:space="preserve"> </w:t>
+      </w:r>
+      <w:r>
         <w:t xml:space="preserve">implementation is open.</w:t>
       </w:r>
     </w:p>
@@ -364,127 +271,71 @@
         <w:pStyle w:val="FirstParagraph"/>
       </w:pPr>
       <w:r>
-        <w:rPr>
-          <w:highlight w:val="yellow"/>
-        </w:rPr>
         <w:t xml:space="preserve">Two different things are routinely conflated when CT dose is discussed. The first is that</w:t>
       </w:r>
       <w:r>
-        <w:rPr>
-          <w:highlight w:val="yellow"/>
-        </w:rPr>
-        <w:t xml:space="preserve"> </w:t>
-      </w:r>
-      <w:r>
-        <w:rPr>
-          <w:highlight w:val="yellow"/>
-        </w:rPr>
+        <w:t xml:space="preserve"> </w:t>
+      </w:r>
+      <w:r>
         <w:t xml:space="preserve">a</w:t>
       </w:r>
       <w:r>
-        <w:rPr>
-          <w:highlight w:val="yellow"/>
-        </w:rPr>
         <w:t xml:space="preserve"> </w:t>
       </w:r>
       <w:r>
         <w:rPr>
           <w:i/>
           <w:iCs/>
-          <w:highlight w:val="yellow"/>
         </w:rPr>
         <w:t xml:space="preserve">dose index</w:t>
       </w:r>
       <w:r>
-        <w:rPr>
-          <w:highlight w:val="yellow"/>
-        </w:rPr>
-        <w:t xml:space="preserve"> </w:t>
-      </w:r>
-      <w:r>
-        <w:rPr>
-          <w:highlight w:val="yellow"/>
-        </w:rPr>
+        <w:t xml:space="preserve"> </w:t>
+      </w:r>
+      <w:r>
         <w:t xml:space="preserve">is not a</w:t>
       </w:r>
       <w:r>
-        <w:rPr>
-          <w:highlight w:val="yellow"/>
-        </w:rPr>
         <w:t xml:space="preserve"> </w:t>
       </w:r>
       <w:r>
         <w:rPr>
           <w:i/>
           <w:iCs/>
-          <w:highlight w:val="yellow"/>
         </w:rPr>
         <w:t xml:space="preserve">dose</w:t>
       </w:r>
       <w:r>
-        <w:rPr>
-          <w:highlight w:val="yellow"/>
-        </w:rPr>
         <w:t xml:space="preserve">: CTDIvol describes the output of a scanner into a standard</w:t>
       </w:r>
       <w:r>
-        <w:rPr>
-          <w:highlight w:val="yellow"/>
-        </w:rPr>
-        <w:t xml:space="preserve"> </w:t>
-      </w:r>
-      <w:r>
-        <w:rPr>
-          <w:highlight w:val="yellow"/>
-        </w:rPr>
+        <w:t xml:space="preserve"> </w:t>
+      </w:r>
+      <w:r>
         <w:t xml:space="preserve">cylinder of acrylic, and is a property of the acquisition rather than of the patient in</w:t>
       </w:r>
       <w:r>
-        <w:rPr>
-          <w:highlight w:val="yellow"/>
-        </w:rPr>
-        <w:t xml:space="preserve"> </w:t>
-      </w:r>
-      <w:r>
-        <w:rPr>
-          <w:highlight w:val="yellow"/>
-        </w:rPr>
+        <w:t xml:space="preserve"> </w:t>
+      </w:r>
+      <w:r>
         <w:t xml:space="preserve">it — a distinction set out explicitly by McCollough et al. [1]. The second is that a</w:t>
       </w:r>
       <w:r>
-        <w:rPr>
-          <w:highlight w:val="yellow"/>
-        </w:rPr>
-        <w:t xml:space="preserve"> </w:t>
-      </w:r>
-      <w:r>
-        <w:rPr>
-          <w:highlight w:val="yellow"/>
-        </w:rPr>
+        <w:t xml:space="preserve"> </w:t>
+      </w:r>
+      <w:r>
         <w:t xml:space="preserve">single value per series cannot express variation along the patient: almost every modern</w:t>
       </w:r>
       <w:r>
-        <w:rPr>
-          <w:highlight w:val="yellow"/>
-        </w:rPr>
-        <w:t xml:space="preserve"> </w:t>
-      </w:r>
-      <w:r>
-        <w:rPr>
-          <w:highlight w:val="yellow"/>
-        </w:rPr>
+        <w:t xml:space="preserve"> </w:t>
+      </w:r>
+      <w:r>
         <w:t xml:space="preserve">acquisition modulates the tube current longitudinally [2], so the conditions over the liver</w:t>
       </w:r>
       <w:r>
-        <w:rPr>
-          <w:highlight w:val="yellow"/>
-        </w:rPr>
-        <w:t xml:space="preserve"> </w:t>
-      </w:r>
-      <w:r>
-        <w:rPr>
-          <w:highlight w:val="yellow"/>
-        </w:rPr>
+        <w:t xml:space="preserve"> </w:t>
+      </w:r>
+      <w:r>
         <w:t xml:space="preserve">and over the bladder are not the same, and one number for the series conceals that.</w:t>
       </w:r>
     </w:p>
@@ -493,98 +344,59 @@
         <w:pStyle w:val="BodyText"/>
       </w:pPr>
       <w:r>
-        <w:rPr>
-          <w:highlight w:val="yellow"/>
-        </w:rPr>
         <w:t xml:space="preserve">That second point is well established. Khatonabadi et al. demonstrated that a</w:t>
       </w:r>
       <w:r>
-        <w:rPr>
-          <w:highlight w:val="yellow"/>
-        </w:rPr>
         <w:t xml:space="preserve"> </w:t>
       </w:r>
       <w:r>
         <w:rPr>
           <w:i/>
           <w:iCs/>
-          <w:highlight w:val="yellow"/>
         </w:rPr>
         <w:t xml:space="preserve">regional</w:t>
       </w:r>
       <w:r>
-        <w:rPr>
-          <w:highlight w:val="yellow"/>
-        </w:rPr>
-        <w:t xml:space="preserve"> </w:t>
-      </w:r>
-      <w:r>
-        <w:rPr>
-          <w:highlight w:val="yellow"/>
-        </w:rPr>
+        <w:t xml:space="preserve"> </w:t>
+      </w:r>
+      <w:r>
         <w:t xml:space="preserve">or</w:t>
       </w:r>
       <w:r>
-        <w:rPr>
-          <w:highlight w:val="yellow"/>
-        </w:rPr>
         <w:t xml:space="preserve"> </w:t>
       </w:r>
       <w:r>
         <w:rPr>
           <w:i/>
           <w:iCs/>
-          <w:highlight w:val="yellow"/>
         </w:rPr>
         <w:t xml:space="preserve">organ-specific</w:t>
       </w:r>
       <w:r>
-        <w:rPr>
-          <w:highlight w:val="yellow"/>
-        </w:rPr>
-        <w:t xml:space="preserve"> </w:t>
-      </w:r>
-      <w:r>
-        <w:rPr>
-          <w:highlight w:val="yellow"/>
-        </w:rPr>
+        <w:t xml:space="preserve"> </w:t>
+      </w:r>
+      <w:r>
         <w:t xml:space="preserve">CTDIvol, formed from the modulation profile over an organ’s own location,</w:t>
       </w:r>
       <w:r>
-        <w:rPr>
-          <w:highlight w:val="yellow"/>
-        </w:rPr>
-        <w:t xml:space="preserve"> </w:t>
-      </w:r>
-      <w:r>
-        <w:rPr>
-          <w:highlight w:val="yellow"/>
-        </w:rPr>
+        <w:t xml:space="preserve"> </w:t>
+      </w:r>
+      <w:r>
         <w:t xml:space="preserve">tracks Monte-Carlo organ dose far better than the whole-scan value, raising the coefficient</w:t>
       </w:r>
       <w:r>
-        <w:rPr>
-          <w:highlight w:val="yellow"/>
-        </w:rPr>
-        <w:t xml:space="preserve"> </w:t>
-      </w:r>
-      <w:r>
-        <w:rPr>
-          <w:highlight w:val="yellow"/>
-        </w:rPr>
+        <w:t xml:space="preserve"> </w:t>
+      </w:r>
+      <w:r>
         <w:t xml:space="preserve">of determination for liver dose from 0.26 to 0.86 [3]. Tian et al. formalised a</w:t>
       </w:r>
       <w:r>
-        <w:rPr>
-          <w:highlight w:val="yellow"/>
-        </w:rPr>
         <w:t xml:space="preserve"> </w:t>
       </w:r>
       <w:r>
         <w:rPr>
           <w:b/>
           <w:bCs/>
-          <w:highlight w:val="yellow"/>
         </w:rPr>
         <w:t xml:space="preserve">weighted</w:t>
       </w:r>
@@ -592,7 +404,6 @@
         <w:rPr>
           <w:b/>
           <w:bCs/>
-          <w:highlight w:val="yellow"/>
         </w:rPr>
         <w:t xml:space="preserve"> </w:t>
       </w:r>
@@ -600,32 +411,19 @@
         <w:rPr>
           <w:b/>
           <w:bCs/>
-          <w:highlight w:val="yellow"/>
         </w:rPr>
         <w:t xml:space="preserve">organ-specific CTDIvol</w:t>
       </w:r>
       <w:r>
-        <w:rPr>
-          <w:highlight w:val="yellow"/>
-        </w:rPr>
-        <w:t xml:space="preserve"> </w:t>
-      </w:r>
-      <w:r>
-        <w:rPr>
-          <w:highlight w:val="yellow"/>
-        </w:rPr>
+        <w:t xml:space="preserve"> </w:t>
+      </w:r>
+      <w:r>
         <w:t xml:space="preserve">computed from the modulation profile and used it, with organ-dose</w:t>
       </w:r>
       <w:r>
-        <w:rPr>
-          <w:highlight w:val="yellow"/>
-        </w:rPr>
-        <w:t xml:space="preserve"> </w:t>
-      </w:r>
-      <w:r>
-        <w:rPr>
-          <w:highlight w:val="yellow"/>
-        </w:rPr>
+        <w:t xml:space="preserve"> </w:t>
+      </w:r>
+      <w:r>
         <w:t xml:space="preserve">coefficients, to predict organ dose prospectively [4].</w:t>
       </w:r>
     </w:p>
@@ -676,201 +474,102 @@
         <w:pStyle w:val="BodyText"/>
       </w:pPr>
       <w:r>
-        <w:rPr>
-          <w:highlight w:val="yellow"/>
-        </w:rPr>
         <w:t xml:space="preserve">Existing work only partially answers that question. Longitudinal dose indices,</w:t>
       </w:r>
       <w:r>
-        <w:rPr>
-          <w:highlight w:val="yellow"/>
-        </w:rPr>
-        <w:t xml:space="preserve"> </w:t>
-      </w:r>
-      <w:r>
-        <w:rPr>
-          <w:highlight w:val="yellow"/>
-        </w:rPr>
+        <w:t xml:space="preserve"> </w:t>
+      </w:r>
+      <w:r>
         <w:t xml:space="preserve">DICOM-header-derived modulation profiles and TotalSegmentator-assisted dose calculations</w:t>
       </w:r>
       <w:r>
-        <w:rPr>
-          <w:highlight w:val="yellow"/>
-        </w:rPr>
-        <w:t xml:space="preserve"> </w:t>
-      </w:r>
-      <w:r>
-        <w:rPr>
-          <w:highlight w:val="yellow"/>
-        </w:rPr>
+        <w:t xml:space="preserve"> </w:t>
+      </w:r>
+      <w:r>
         <w:t xml:space="preserve">have each been investigated, but in different settings and for different endpoints. Li et</w:t>
       </w:r>
       <w:r>
-        <w:rPr>
-          <w:highlight w:val="yellow"/>
-        </w:rPr>
-        <w:t xml:space="preserve"> </w:t>
-      </w:r>
-      <w:r>
-        <w:rPr>
-          <w:highlight w:val="yellow"/>
-        </w:rPr>
+        <w:t xml:space="preserve"> </w:t>
+      </w:r>
+      <w:r>
         <w:t xml:space="preserve">al. characterised the size-specific dose estimate as a function of longitudinal position,</w:t>
       </w:r>
       <w:r>
-        <w:rPr>
-          <w:highlight w:val="yellow"/>
-        </w:rPr>
-        <w:t xml:space="preserve"> </w:t>
-      </w:r>
-      <w:r>
-        <w:rPr>
-          <w:highlight w:val="yellow"/>
-        </w:rPr>
+        <w:t xml:space="preserve"> </w:t>
+      </w:r>
+      <w:r>
         <w:t xml:space="preserve">SSDE(z), under both fixed and modulated tube current [5]. Nuntue et al. derived</w:t>
       </w:r>
       <w:r>
-        <w:rPr>
-          <w:highlight w:val="yellow"/>
-        </w:rPr>
-        <w:t xml:space="preserve"> </w:t>
-      </w:r>
-      <w:r>
-        <w:rPr>
-          <w:highlight w:val="yellow"/>
-        </w:rPr>
+        <w:t xml:space="preserve"> </w:t>
+      </w:r>
+      <w:r>
         <w:t xml:space="preserve">tube-current-modulation profiles from DICOM headers and used them, with Monte-Carlo</w:t>
       </w:r>
       <w:r>
-        <w:rPr>
-          <w:highlight w:val="yellow"/>
-        </w:rPr>
-        <w:t xml:space="preserve"> </w:t>
-      </w:r>
-      <w:r>
-        <w:rPr>
-          <w:highlight w:val="yellow"/>
-        </w:rPr>
+        <w:t xml:space="preserve"> </w:t>
+      </w:r>
+      <w:r>
         <w:t xml:space="preserve">simulation and physical measurement, to improve absorbed organ dose estimates in abdominal</w:t>
       </w:r>
       <w:r>
-        <w:rPr>
-          <w:highlight w:val="yellow"/>
-        </w:rPr>
-        <w:t xml:space="preserve"> </w:t>
-      </w:r>
-      <w:r>
-        <w:rPr>
-          <w:highlight w:val="yellow"/>
-        </w:rPr>
+        <w:t xml:space="preserve"> </w:t>
+      </w:r>
+      <w:r>
         <w:t xml:space="preserve">CT [6]. Eom et al. incorporated TotalSegmentator into an automated effective-dose</w:t>
       </w:r>
       <w:r>
-        <w:rPr>
-          <w:highlight w:val="yellow"/>
-        </w:rPr>
-        <w:t xml:space="preserve"> </w:t>
-      </w:r>
-      <w:r>
-        <w:rPr>
-          <w:highlight w:val="yellow"/>
-        </w:rPr>
+        <w:t xml:space="preserve"> </w:t>
+      </w:r>
+      <w:r>
         <w:t xml:space="preserve">calculation on clinical PET/CT [7]. What remains insufficiently characterised is whether</w:t>
       </w:r>
       <w:r>
-        <w:rPr>
-          <w:highlight w:val="yellow"/>
-        </w:rPr>
-        <w:t xml:space="preserve"> </w:t>
-      </w:r>
-      <w:r>
-        <w:rPr>
-          <w:highlight w:val="yellow"/>
-        </w:rPr>
+        <w:t xml:space="preserve"> </w:t>
+      </w:r>
+      <w:r>
         <w:t xml:space="preserve">the organ-weighting layer can be reconstructed end to end from heterogeneous archived</w:t>
       </w:r>
       <w:r>
-        <w:rPr>
-          <w:highlight w:val="yellow"/>
-        </w:rPr>
-        <w:t xml:space="preserve"> </w:t>
-      </w:r>
-      <w:r>
-        <w:rPr>
-          <w:highlight w:val="yellow"/>
-        </w:rPr>
+        <w:t xml:space="preserve"> </w:t>
+      </w:r>
+      <w:r>
         <w:t xml:space="preserve">DICOM alone, how often the required inputs survive archive curation and de-identification,</w:t>
       </w:r>
       <w:r>
-        <w:rPr>
-          <w:highlight w:val="yellow"/>
-        </w:rPr>
-        <w:t xml:space="preserve"> </w:t>
-      </w:r>
-      <w:r>
-        <w:rPr>
-          <w:highlight w:val="yellow"/>
-        </w:rPr>
+        <w:t xml:space="preserve"> </w:t>
+      </w:r>
+      <w:r>
         <w:t xml:space="preserve">how acquisition-parameter constancy can be verified, and how the resulting quantity</w:t>
       </w:r>
       <w:r>
-        <w:rPr>
-          <w:highlight w:val="yellow"/>
-        </w:rPr>
-        <w:t xml:space="preserve"> </w:t>
-      </w:r>
-      <w:r>
-        <w:rPr>
-          <w:highlight w:val="yellow"/>
-        </w:rPr>
+        <w:t xml:space="preserve"> </w:t>
+      </w:r>
+      <w:r>
         <w:t xml:space="preserve">behaves across manufacturers when patient-specific contours are obtained automatically.</w:t>
       </w:r>
       <w:r>
-        <w:rPr>
-          <w:highlight w:val="yellow"/>
-        </w:rPr>
-        <w:t xml:space="preserve"> </w:t>
-      </w:r>
-      <w:r>
-        <w:rPr>
-          <w:highlight w:val="yellow"/>
-        </w:rPr>
+        <w:t xml:space="preserve"> </w:t>
+      </w:r>
+      <w:r>
         <w:t xml:space="preserve">Deep-learning segmentation is what makes the attempt practical at scale: a general-purpose</w:t>
       </w:r>
       <w:r>
-        <w:rPr>
-          <w:highlight w:val="yellow"/>
-        </w:rPr>
-        <w:t xml:space="preserve"> </w:t>
-      </w:r>
-      <w:r>
-        <w:rPr>
-          <w:highlight w:val="yellow"/>
-        </w:rPr>
+        <w:t xml:space="preserve"> </w:t>
+      </w:r>
+      <w:r>
         <w:t xml:space="preserve">segmenter such as TotalSegmentator [8], built on nnU-Net [9], produces abdominal organ</w:t>
       </w:r>
       <w:r>
-        <w:rPr>
-          <w:highlight w:val="yellow"/>
-        </w:rPr>
-        <w:t xml:space="preserve"> </w:t>
-      </w:r>
-      <w:r>
-        <w:rPr>
-          <w:highlight w:val="yellow"/>
-        </w:rPr>
+        <w:t xml:space="preserve"> </w:t>
+      </w:r>
+      <w:r>
         <w:t xml:space="preserve">masks from a routine series in seconds at inference only, so the anatomy is now</w:t>
       </w:r>
       <w:r>
-        <w:rPr>
-          <w:highlight w:val="yellow"/>
-        </w:rPr>
-        <w:t xml:space="preserve"> </w:t>
-      </w:r>
-      <w:r>
-        <w:rPr>
-          <w:highlight w:val="yellow"/>
-        </w:rPr>
+        <w:t xml:space="preserve"> </w:t>
+      </w:r>
+      <w:r>
         <w:t xml:space="preserve">effectively free.</w:t>
       </w:r>
     </w:p>
@@ -879,22 +578,15 @@
         <w:pStyle w:val="BodyText"/>
       </w:pPr>
       <w:r>
-        <w:rPr>
-          <w:highlight w:val="yellow"/>
-        </w:rPr>
         <w:t xml:space="preserve">This study is accordingly an</w:t>
       </w:r>
       <w:r>
-        <w:rPr>
-          <w:highlight w:val="yellow"/>
-        </w:rPr>
         <w:t xml:space="preserve"> </w:t>
       </w:r>
       <w:r>
         <w:rPr>
           <w:b/>
           <w:bCs/>
-          <w:highlight w:val="yellow"/>
         </w:rPr>
         <w:t xml:space="preserve">open, multi-vendor operationalisation and empirical</w:t>
       </w:r>
@@ -902,7 +594,6 @@
         <w:rPr>
           <w:b/>
           <w:bCs/>
-          <w:highlight w:val="yellow"/>
         </w:rPr>
         <w:t xml:space="preserve"> </w:t>
       </w:r>
@@ -910,94 +601,53 @@
         <w:rPr>
           <w:b/>
           <w:bCs/>
-          <w:highlight w:val="yellow"/>
         </w:rPr>
         <w:t xml:space="preserve">characterisation</w:t>
       </w:r>
       <w:r>
-        <w:rPr>
-          <w:highlight w:val="yellow"/>
-        </w:rPr>
-        <w:t xml:space="preserve"> </w:t>
-      </w:r>
-      <w:r>
-        <w:rPr>
-          <w:highlight w:val="yellow"/>
-        </w:rPr>
+        <w:t xml:space="preserve"> </w:t>
+      </w:r>
+      <w:r>
         <w:t xml:space="preserve">of a previously reported quantity: the whole-scan CTDIvol scaled by a</w:t>
       </w:r>
       <w:r>
-        <w:rPr>
-          <w:highlight w:val="yellow"/>
-        </w:rPr>
-        <w:t xml:space="preserve"> </w:t>
-      </w:r>
-      <w:r>
-        <w:rPr>
-          <w:highlight w:val="yellow"/>
-        </w:rPr>
+        <w:t xml:space="preserve"> </w:t>
+      </w:r>
+      <w:r>
         <w:t xml:space="preserve">dimensionless, organ-specific weight formed from the recorded per-slice tube current over</w:t>
       </w:r>
       <w:r>
-        <w:rPr>
-          <w:highlight w:val="yellow"/>
-        </w:rPr>
-        <w:t xml:space="preserve"> </w:t>
-      </w:r>
-      <w:r>
-        <w:rPr>
-          <w:highlight w:val="yellow"/>
-        </w:rPr>
+        <w:t xml:space="preserve"> </w:t>
+      </w:r>
+      <w:r>
         <w:t xml:space="preserve">that organ’s segmented longitudinal extent, referred to here as the anatomy-weighted</w:t>
       </w:r>
       <w:r>
-        <w:rPr>
-          <w:highlight w:val="yellow"/>
-        </w:rPr>
-        <w:t xml:space="preserve"> </w:t>
-      </w:r>
-      <w:r>
-        <w:rPr>
-          <w:highlight w:val="yellow"/>
-        </w:rPr>
+        <w:t xml:space="preserve"> </w:t>
+      </w:r>
+      <w:r>
         <w:t xml:space="preserve">CTDIvol index. It is explicitly</w:t>
       </w:r>
       <w:r>
-        <w:rPr>
-          <w:highlight w:val="yellow"/>
-        </w:rPr>
         <w:t xml:space="preserve"> </w:t>
       </w:r>
       <w:r>
         <w:rPr>
           <w:i/>
           <w:iCs/>
-          <w:highlight w:val="yellow"/>
         </w:rPr>
         <w:t xml:space="preserve">not</w:t>
       </w:r>
       <w:r>
-        <w:rPr>
-          <w:highlight w:val="yellow"/>
-        </w:rPr>
-        <w:t xml:space="preserve"> </w:t>
-      </w:r>
-      <w:r>
-        <w:rPr>
-          <w:highlight w:val="yellow"/>
-        </w:rPr>
+        <w:t xml:space="preserve"> </w:t>
+      </w:r>
+      <w:r>
         <w:t xml:space="preserve">an estimate of absorbed organ dose, and Section 2.11</w:t>
       </w:r>
       <w:r>
-        <w:rPr>
-          <w:highlight w:val="yellow"/>
-        </w:rPr>
-        <w:t xml:space="preserve"> </w:t>
-      </w:r>
-      <w:r>
-        <w:rPr>
-          <w:highlight w:val="yellow"/>
-        </w:rPr>
+        <w:t xml:space="preserve"> </w:t>
+      </w:r>
+      <w:r>
         <w:t xml:space="preserve">sets out what it does not account for.</w:t>
       </w:r>
     </w:p>
@@ -1006,57 +656,30 @@
         <w:pStyle w:val="BodyText"/>
       </w:pPr>
       <w:r>
-        <w:rPr>
-          <w:highlight w:val="yellow"/>
-        </w:rPr>
         <w:t xml:space="preserve">Converting an index of this kind into an absorbed organ dose in milligray requires</w:t>
       </w:r>
       <w:r>
-        <w:rPr>
-          <w:highlight w:val="yellow"/>
-        </w:rPr>
-        <w:t xml:space="preserve"> </w:t>
-      </w:r>
-      <w:r>
-        <w:rPr>
-          <w:highlight w:val="yellow"/>
-        </w:rPr>
+        <w:t xml:space="preserve"> </w:t>
+      </w:r>
+      <w:r>
         <w:t xml:space="preserve">CTDIvol-normalised organ-dose coefficients, computed by Monte-Carlo simulation over</w:t>
       </w:r>
       <w:r>
-        <w:rPr>
-          <w:highlight w:val="yellow"/>
-        </w:rPr>
-        <w:t xml:space="preserve"> </w:t>
-      </w:r>
-      <w:r>
-        <w:rPr>
-          <w:highlight w:val="yellow"/>
-        </w:rPr>
+        <w:t xml:space="preserve"> </w:t>
+      </w:r>
+      <w:r>
         <w:t xml:space="preserve">anthropomorphic patient models and corrected for patient size [4]. Such coefficient sets</w:t>
       </w:r>
       <w:r>
-        <w:rPr>
-          <w:highlight w:val="yellow"/>
-        </w:rPr>
-        <w:t xml:space="preserve"> </w:t>
-      </w:r>
-      <w:r>
-        <w:rPr>
-          <w:highlight w:val="yellow"/>
-        </w:rPr>
+        <w:t xml:space="preserve"> </w:t>
+      </w:r>
+      <w:r>
         <w:t xml:space="preserve">exist, are well validated, and are in routine use; the index reported here does not</w:t>
       </w:r>
       <w:r>
-        <w:rPr>
-          <w:highlight w:val="yellow"/>
-        </w:rPr>
-        <w:t xml:space="preserve"> </w:t>
-      </w:r>
-      <w:r>
-        <w:rPr>
-          <w:highlight w:val="yellow"/>
-        </w:rPr>
+        <w:t xml:space="preserve"> </w:t>
+      </w:r>
+      <w:r>
         <w:t xml:space="preserve">replace them and is not offered as a surrogate for their output.</w:t>
       </w:r>
     </w:p>
@@ -1065,241 +688,131 @@
         <w:pStyle w:val="BodyText"/>
       </w:pPr>
       <w:r>
-        <w:rPr>
-          <w:highlight w:val="yellow"/>
-        </w:rPr>
         <w:t xml:space="preserve">The contributions are stated below in terms of what is computed and by what rule, since</w:t>
       </w:r>
       <w:r>
-        <w:rPr>
-          <w:highlight w:val="yellow"/>
-        </w:rPr>
-        <w:t xml:space="preserve"> </w:t>
-      </w:r>
-      <w:r>
-        <w:rPr>
-          <w:highlight w:val="yellow"/>
-        </w:rPr>
+        <w:t xml:space="preserve"> </w:t>
+      </w:r>
+      <w:r>
         <w:t xml:space="preserve">that is where the novelty of an operationalisation lies:</w:t>
       </w:r>
     </w:p>
     <w:p>
       <w:pPr>
-        <w:pStyle w:val="BodyText"/>
-      </w:pPr>
-      <w:r>
-        <w:rPr>
-          <w:highlight w:val="yellow"/>
-        </w:rPr>
-        <w:t xml:space="preserve">1.</w:t>
-      </w:r>
-      <w:r>
-        <w:rPr>
-          <w:highlight w:val="yellow"/>
-        </w:rPr>
-        <w:t xml:space="preserve"> </w:t>
-      </w:r>
+        <w:pStyle w:val="Compact"/>
+        <w:numPr>
+          <w:ilvl w:val="0"/>
+          <w:numId w:val="1001"/>
+        </w:numPr>
+      </w:pPr>
       <w:r>
         <w:rPr>
           <w:b/>
           <w:bCs/>
-          <w:highlight w:val="yellow"/>
         </w:rPr>
         <w:t xml:space="preserve">An end-to-end computation from archived metadata alone.</w:t>
       </w:r>
       <w:r>
-        <w:rPr>
-          <w:highlight w:val="yellow"/>
-        </w:rPr>
-        <w:t xml:space="preserve"> </w:t>
-      </w:r>
-      <w:r>
-        <w:rPr>
-          <w:highlight w:val="yellow"/>
-        </w:rPr>
+        <w:t xml:space="preserve"> </w:t>
+      </w:r>
+      <w:r>
         <w:t xml:space="preserve">Per-slice tube current</w:t>
       </w:r>
       <w:r>
-        <w:rPr>
-          <w:highlight w:val="yellow"/>
-        </w:rPr>
-        <w:t xml:space="preserve"> </w:t>
-      </w:r>
-      <w:r>
-        <w:rPr>
-          <w:highlight w:val="yellow"/>
-        </w:rPr>
+        <w:t xml:space="preserve"> </w:t>
+      </w:r>
+      <w:r>
         <w:t xml:space="preserve">I(z) is read from (0018,1151) on every image; the series is resampled onto a uniform</w:t>
       </w:r>
       <w:r>
-        <w:rPr>
-          <w:highlight w:val="yellow"/>
-        </w:rPr>
-        <w:t xml:space="preserve"> </w:t>
-      </w:r>
-      <w:r>
-        <w:rPr>
-          <w:highlight w:val="yellow"/>
-        </w:rPr>
+        <w:t xml:space="preserve"> </w:t>
+      </w:r>
+      <w:r>
         <w:t xml:space="preserve">slice grid; twelve organ masks are obtained from a general-purpose segmenter at</w:t>
       </w:r>
       <w:r>
-        <w:rPr>
-          <w:highlight w:val="yellow"/>
-        </w:rPr>
-        <w:t xml:space="preserve"> </w:t>
-      </w:r>
-      <w:r>
-        <w:rPr>
-          <w:highlight w:val="yellow"/>
-        </w:rPr>
+        <w:t xml:space="preserve"> </w:t>
+      </w:r>
+      <w:r>
         <w:t xml:space="preserve">inference; each organ’s longitudinal extent is taken from the extreme slices of its</w:t>
       </w:r>
       <w:r>
-        <w:rPr>
-          <w:highlight w:val="yellow"/>
-        </w:rPr>
-        <w:t xml:space="preserve"> </w:t>
-      </w:r>
-      <w:r>
-        <w:rPr>
-          <w:highlight w:val="yellow"/>
-        </w:rPr>
+        <w:t xml:space="preserve"> </w:t>
+      </w:r>
+      <w:r>
         <w:t xml:space="preserve">own mask; and the organ weight is the mean of I(z) over that extent divided by the</w:t>
       </w:r>
       <w:r>
-        <w:rPr>
-          <w:highlight w:val="yellow"/>
-        </w:rPr>
-        <w:t xml:space="preserve"> </w:t>
-      </w:r>
-      <w:r>
-        <w:rPr>
-          <w:highlight w:val="yellow"/>
-        </w:rPr>
+        <w:t xml:space="preserve"> </w:t>
+      </w:r>
+      <w:r>
         <w:t xml:space="preserve">mean over the whole series. The index is that weight times the whole-scan CTDIvol.</w:t>
       </w:r>
       <w:r>
-        <w:rPr>
-          <w:highlight w:val="yellow"/>
-        </w:rPr>
-        <w:t xml:space="preserve"> </w:t>
-      </w:r>
-      <w:r>
-        <w:rPr>
-          <w:highlight w:val="yellow"/>
-        </w:rPr>
+        <w:t xml:space="preserve"> </w:t>
+      </w:r>
+      <w:r>
         <w:t xml:space="preserve">Nothing in the chain requires projection data, a manual contour, or a value the</w:t>
       </w:r>
       <w:r>
-        <w:rPr>
-          <w:highlight w:val="yellow"/>
-        </w:rPr>
-        <w:t xml:space="preserve"> </w:t>
-      </w:r>
-      <w:r>
-        <w:rPr>
-          <w:highlight w:val="yellow"/>
-        </w:rPr>
+        <w:t xml:space="preserve"> </w:t>
+      </w:r>
+      <w:r>
         <w:t xml:space="preserve">scanner did not already write.</w:t>
       </w:r>
-      <w:r>
-        <w:rPr>
-          <w:highlight w:val="yellow"/>
-        </w:rPr>
-        <w:t xml:space="preserve"> </w:t>
-      </w:r>
-      <w:r>
-        <w:rPr>
-          <w:highlight w:val="yellow"/>
-        </w:rPr>
-        <w:t xml:space="preserve">2.</w:t>
-      </w:r>
-      <w:r>
-        <w:rPr>
-          <w:highlight w:val="yellow"/>
-        </w:rPr>
-        <w:t xml:space="preserve"> </w:t>
-      </w:r>
+    </w:p>
+    <w:p>
+      <w:pPr>
+        <w:pStyle w:val="Compact"/>
+        <w:numPr>
+          <w:ilvl w:val="0"/>
+          <w:numId w:val="1001"/>
+        </w:numPr>
+      </w:pPr>
       <w:r>
         <w:rPr>
           <w:b/>
           <w:bCs/>
-          <w:highlight w:val="yellow"/>
         </w:rPr>
         <w:t xml:space="preserve">A multi-vendor empirical characterisation of the resulting quantity</w:t>
       </w:r>
       <w:r>
-        <w:rPr>
-          <w:highlight w:val="yellow"/>
-        </w:rPr>
-        <w:t xml:space="preserve"> </w:t>
-      </w:r>
-      <w:r>
-        <w:rPr>
-          <w:highlight w:val="yellow"/>
-        </w:rPr>
+        <w:t xml:space="preserve"> </w:t>
+      </w:r>
+      <w:r>
         <w:t xml:space="preserve">— its range,</w:t>
       </w:r>
       <w:r>
-        <w:rPr>
-          <w:highlight w:val="yellow"/>
-        </w:rPr>
-        <w:t xml:space="preserve"> </w:t>
-      </w:r>
-      <w:r>
-        <w:rPr>
-          <w:highlight w:val="yellow"/>
-        </w:rPr>
+        <w:t xml:space="preserve"> </w:t>
+      </w:r>
+      <w:r>
         <w:t xml:space="preserve">its within-acquisition spread and its behaviour across four manufacturers — computed</w:t>
       </w:r>
       <w:r>
-        <w:rPr>
-          <w:highlight w:val="yellow"/>
-        </w:rPr>
-        <w:t xml:space="preserve"> </w:t>
-      </w:r>
-      <w:r>
-        <w:rPr>
-          <w:highlight w:val="yellow"/>
-        </w:rPr>
+        <w:t xml:space="preserve"> </w:t>
+      </w:r>
+      <w:r>
         <w:t xml:space="preserve">by the same code on all series, so that between-vendor differences cannot arise from</w:t>
       </w:r>
       <w:r>
-        <w:rPr>
-          <w:highlight w:val="yellow"/>
-        </w:rPr>
-        <w:t xml:space="preserve"> </w:t>
-      </w:r>
-      <w:r>
-        <w:rPr>
-          <w:highlight w:val="yellow"/>
-        </w:rPr>
+        <w:t xml:space="preserve"> </w:t>
+      </w:r>
+      <w:r>
         <w:t xml:space="preserve">between-site processing.</w:t>
       </w:r>
-      <w:r>
-        <w:rPr>
-          <w:highlight w:val="yellow"/>
-        </w:rPr>
-        <w:t xml:space="preserve"> </w:t>
-      </w:r>
-      <w:r>
-        <w:rPr>
-          <w:highlight w:val="yellow"/>
-        </w:rPr>
-        <w:t xml:space="preserve">3.</w:t>
-      </w:r>
-      <w:r>
-        <w:rPr>
-          <w:highlight w:val="yellow"/>
-        </w:rPr>
-        <w:t xml:space="preserve"> </w:t>
-      </w:r>
+    </w:p>
+    <w:p>
+      <w:pPr>
+        <w:pStyle w:val="Compact"/>
+        <w:numPr>
+          <w:ilvl w:val="0"/>
+          <w:numId w:val="1001"/>
+        </w:numPr>
+      </w:pPr>
       <w:r>
         <w:rPr>
           <w:b/>
           <w:bCs/>
-          <w:highlight w:val="yellow"/>
         </w:rPr>
         <w:t xml:space="preserve">A measurement of how often the inputs survive archive curation, and of what happens</w:t>
       </w:r>
@@ -1307,7 +820,6 @@
         <w:rPr>
           <w:b/>
           <w:bCs/>
-          <w:highlight w:val="yellow"/>
         </w:rPr>
         <w:t xml:space="preserve"> </w:t>
       </w:r>
@@ -1315,215 +827,116 @@
         <w:rPr>
           <w:b/>
           <w:bCs/>
-          <w:highlight w:val="yellow"/>
         </w:rPr>
         <w:t xml:space="preserve">when one of them does not.</w:t>
       </w:r>
       <w:r>
-        <w:rPr>
-          <w:highlight w:val="yellow"/>
-        </w:rPr>
-        <w:t xml:space="preserve"> </w:t>
-      </w:r>
-      <w:r>
-        <w:rPr>
-          <w:highlight w:val="yellow"/>
-        </w:rPr>
+        <w:t xml:space="preserve"> </w:t>
+      </w:r>
+      <w:r>
         <w:t xml:space="preserve">The measurement is a direct inspection of the archived</w:t>
       </w:r>
       <w:r>
-        <w:rPr>
-          <w:highlight w:val="yellow"/>
-        </w:rPr>
-        <w:t xml:space="preserve"> </w:t>
-      </w:r>
-      <w:r>
-        <w:rPr>
-          <w:highlight w:val="yellow"/>
-        </w:rPr>
+        <w:t xml:space="preserve"> </w:t>
+      </w:r>
+      <w:r>
         <w:t xml:space="preserve">headers of all 40 series for the two attributes the index needs: per-slice tube</w:t>
       </w:r>
       <w:r>
-        <w:rPr>
-          <w:highlight w:val="yellow"/>
-        </w:rPr>
-        <w:t xml:space="preserve"> </w:t>
-      </w:r>
-      <w:r>
-        <w:rPr>
-          <w:highlight w:val="yellow"/>
-        </w:rPr>
+        <w:t xml:space="preserve"> </w:t>
+      </w:r>
+      <w:r>
         <w:t xml:space="preserve">current, and a whole-scan CTDIvol in (0018,9345). Where the second is absent it can</w:t>
       </w:r>
       <w:r>
-        <w:rPr>
-          <w:highlight w:val="yellow"/>
-        </w:rPr>
-        <w:t xml:space="preserve"> </w:t>
-      </w:r>
-      <w:r>
-        <w:rPr>
-          <w:highlight w:val="yellow"/>
-        </w:rPr>
+        <w:t xml:space="preserve"> </w:t>
+      </w:r>
+      <w:r>
         <w:t xml:space="preserve">sometimes be rebuilt from acquisition physics, and Section 3.5 reports how far that</w:t>
       </w:r>
       <w:r>
-        <w:rPr>
-          <w:highlight w:val="yellow"/>
-        </w:rPr>
-        <w:t xml:space="preserve"> </w:t>
-      </w:r>
-      <w:r>
-        <w:rPr>
-          <w:highlight w:val="yellow"/>
-        </w:rPr>
+        <w:t xml:space="preserve"> </w:t>
+      </w:r>
+      <w:r>
         <w:t xml:space="preserve">reconstruction agrees with the recorded value on the series where both can be</w:t>
       </w:r>
       <w:r>
-        <w:rPr>
-          <w:highlight w:val="yellow"/>
-        </w:rPr>
-        <w:t xml:space="preserve"> </w:t>
-      </w:r>
-      <w:r>
-        <w:rPr>
-          <w:highlight w:val="yellow"/>
-        </w:rPr>
+        <w:t xml:space="preserve"> </w:t>
+      </w:r>
+      <w:r>
         <w:t xml:space="preserve">obtained. What is new is the pairing: retention rates measured on a multi-vendor</w:t>
       </w:r>
       <w:r>
-        <w:rPr>
-          <w:highlight w:val="yellow"/>
-        </w:rPr>
-        <w:t xml:space="preserve"> </w:t>
-      </w:r>
-      <w:r>
-        <w:rPr>
-          <w:highlight w:val="yellow"/>
-        </w:rPr>
+        <w:t xml:space="preserve"> </w:t>
+      </w:r>
+      <w:r>
         <w:t xml:space="preserve">archive sample, together with the accuracy and the coverage of the fallback that the</w:t>
       </w:r>
       <w:r>
-        <w:rPr>
-          <w:highlight w:val="yellow"/>
-        </w:rPr>
-        <w:t xml:space="preserve"> </w:t>
-      </w:r>
-      <w:r>
-        <w:rPr>
-          <w:highlight w:val="yellow"/>
-        </w:rPr>
+        <w:t xml:space="preserve"> </w:t>
+      </w:r>
+      <w:r>
         <w:t xml:space="preserve">gaps force a retrospective study onto.</w:t>
       </w:r>
-      <w:r>
-        <w:rPr>
-          <w:highlight w:val="yellow"/>
-        </w:rPr>
-        <w:t xml:space="preserve"> </w:t>
-      </w:r>
-      <w:r>
-        <w:rPr>
-          <w:highlight w:val="yellow"/>
-        </w:rPr>
-        <w:t xml:space="preserve">4.</w:t>
-      </w:r>
-      <w:r>
-        <w:rPr>
-          <w:highlight w:val="yellow"/>
-        </w:rPr>
-        <w:t xml:space="preserve"> </w:t>
-      </w:r>
+    </w:p>
+    <w:p>
+      <w:pPr>
+        <w:pStyle w:val="Compact"/>
+        <w:numPr>
+          <w:ilvl w:val="0"/>
+          <w:numId w:val="1001"/>
+        </w:numPr>
+      </w:pPr>
       <w:r>
         <w:rPr>
           <w:b/>
           <w:bCs/>
-          <w:highlight w:val="yellow"/>
         </w:rPr>
         <w:t xml:space="preserve">A rule-based acquisition-constancy criterion</w:t>
       </w:r>
       <w:r>
-        <w:rPr>
-          <w:highlight w:val="yellow"/>
-        </w:rPr>
-        <w:t xml:space="preserve"> </w:t>
-      </w:r>
-      <w:r>
-        <w:rPr>
-          <w:highlight w:val="yellow"/>
-        </w:rPr>
+        <w:t xml:space="preserve"> </w:t>
+      </w:r>
+      <w:r>
         <w:t xml:space="preserve">that makes the proportionality</w:t>
       </w:r>
       <w:r>
-        <w:rPr>
-          <w:highlight w:val="yellow"/>
-        </w:rPr>
-        <w:t xml:space="preserve"> </w:t>
-      </w:r>
-      <w:r>
-        <w:rPr>
-          <w:highlight w:val="yellow"/>
-        </w:rPr>
+        <w:t xml:space="preserve"> </w:t>
+      </w:r>
+      <w:r>
         <w:t xml:space="preserve">assumption behind the weighting testable rather than implicit: a series is admitted</w:t>
       </w:r>
       <w:r>
-        <w:rPr>
-          <w:highlight w:val="yellow"/>
-        </w:rPr>
-        <w:t xml:space="preserve"> </w:t>
-      </w:r>
-      <w:r>
-        <w:rPr>
-          <w:highlight w:val="yellow"/>
-        </w:rPr>
+        <w:t xml:space="preserve"> </w:t>
+      </w:r>
+      <w:r>
         <w:t xml:space="preserve">only if every attribute that governs scanner output other than tube current is</w:t>
       </w:r>
       <w:r>
-        <w:rPr>
-          <w:highlight w:val="yellow"/>
-        </w:rPr>
-        <w:t xml:space="preserve"> </w:t>
-      </w:r>
-      <w:r>
-        <w:rPr>
-          <w:highlight w:val="yellow"/>
-        </w:rPr>
+        <w:t xml:space="preserve"> </w:t>
+      </w:r>
+      <w:r>
         <w:t xml:space="preserve">constant within it, to a tolerance justified in Section 2.9 from the resolution at</w:t>
       </w:r>
       <w:r>
-        <w:rPr>
-          <w:highlight w:val="yellow"/>
-        </w:rPr>
-        <w:t xml:space="preserve"> </w:t>
-      </w:r>
-      <w:r>
-        <w:rPr>
-          <w:highlight w:val="yellow"/>
-        </w:rPr>
+        <w:t xml:space="preserve"> </w:t>
+      </w:r>
+      <w:r>
         <w:t xml:space="preserve">which those attributes are stored.</w:t>
       </w:r>
-      <w:r>
-        <w:rPr>
-          <w:highlight w:val="yellow"/>
-        </w:rPr>
-        <w:t xml:space="preserve"> </w:t>
-      </w:r>
-      <w:r>
-        <w:rPr>
-          <w:highlight w:val="yellow"/>
-        </w:rPr>
-        <w:t xml:space="preserve">5.</w:t>
-      </w:r>
-      <w:r>
-        <w:rPr>
-          <w:highlight w:val="yellow"/>
-        </w:rPr>
-        <w:t xml:space="preserve"> </w:t>
-      </w:r>
+    </w:p>
+    <w:p>
+      <w:pPr>
+        <w:pStyle w:val="Compact"/>
+        <w:numPr>
+          <w:ilvl w:val="0"/>
+          <w:numId w:val="1001"/>
+        </w:numPr>
+      </w:pPr>
       <w:r>
         <w:rPr>
           <w:b/>
           <w:bCs/>
-          <w:highlight w:val="yellow"/>
         </w:rPr>
         <w:t xml:space="preserve">An external reference comparison of attenuation-derived estimated organ mass against</w:t>
       </w:r>
@@ -1531,7 +944,6 @@
         <w:rPr>
           <w:b/>
           <w:bCs/>
-          <w:highlight w:val="yellow"/>
         </w:rPr>
         <w:t xml:space="preserve"> </w:t>
       </w:r>
@@ -1539,85 +951,48 @@
         <w:rPr>
           <w:b/>
           <w:bCs/>
-          <w:highlight w:val="yellow"/>
         </w:rPr>
         <w:t xml:space="preserve">ICRP 89 values [10].</w:t>
       </w:r>
       <w:r>
-        <w:rPr>
-          <w:highlight w:val="yellow"/>
-        </w:rPr>
-        <w:t xml:space="preserve"> </w:t>
-      </w:r>
-      <w:r>
-        <w:rPr>
-          <w:highlight w:val="yellow"/>
-        </w:rPr>
+        <w:t xml:space="preserve"> </w:t>
+      </w:r>
+      <w:r>
         <w:t xml:space="preserve">This is not a separate study but the only external check</w:t>
       </w:r>
       <w:r>
-        <w:rPr>
-          <w:highlight w:val="yellow"/>
-        </w:rPr>
-        <w:t xml:space="preserve"> </w:t>
-      </w:r>
-      <w:r>
-        <w:rPr>
-          <w:highlight w:val="yellow"/>
-        </w:rPr>
+        <w:t xml:space="preserve"> </w:t>
+      </w:r>
+      <w:r>
         <w:t xml:space="preserve">available to the pipeline: no ground-truth organ mass exists for archived series, and</w:t>
       </w:r>
       <w:r>
-        <w:rPr>
-          <w:highlight w:val="yellow"/>
-        </w:rPr>
-        <w:t xml:space="preserve"> </w:t>
-      </w:r>
-      <w:r>
-        <w:rPr>
-          <w:highlight w:val="yellow"/>
-        </w:rPr>
+        <w:t xml:space="preserve"> </w:t>
+      </w:r>
+      <w:r>
         <w:t xml:space="preserve">organ mass is the one intermediate quantity the pipeline produces that can be compared</w:t>
       </w:r>
       <w:r>
-        <w:rPr>
-          <w:highlight w:val="yellow"/>
-        </w:rPr>
-        <w:t xml:space="preserve"> </w:t>
-      </w:r>
-      <w:r>
-        <w:rPr>
-          <w:highlight w:val="yellow"/>
-        </w:rPr>
+        <w:t xml:space="preserve"> </w:t>
+      </w:r>
+      <w:r>
         <w:t xml:space="preserve">with a published reference at all. Agreement bounds how far the segmentation and the</w:t>
       </w:r>
       <w:r>
-        <w:rPr>
-          <w:highlight w:val="yellow"/>
-        </w:rPr>
-        <w:t xml:space="preserve"> </w:t>
-      </w:r>
-      <w:r>
-        <w:rPr>
-          <w:highlight w:val="yellow"/>
-        </w:rPr>
+        <w:t xml:space="preserve"> </w:t>
+      </w:r>
+      <w:r>
         <w:t xml:space="preserve">Hounsfield-to-density mapping can jointly be wrong, which is what makes the weights</w:t>
       </w:r>
       <w:r>
-        <w:rPr>
-          <w:highlight w:val="yellow"/>
-        </w:rPr>
-        <w:t xml:space="preserve"> </w:t>
-      </w:r>
-      <w:r>
-        <w:rPr>
-          <w:highlight w:val="yellow"/>
-        </w:rPr>
+        <w:t xml:space="preserve"> </w:t>
+      </w:r>
+      <w:r>
         <w:t xml:space="preserve">downstream of them worth reporting.</w:t>
       </w:r>
     </w:p>
     <w:bookmarkEnd w:id="11"/>
-    <w:bookmarkStart w:id="27" w:name="materials-and-methods"/>
+    <w:bookmarkStart w:id="28" w:name="materials-and-methods"/>
     <w:p>
       <w:pPr>
         <w:pStyle w:val="Heading2"/>
@@ -1640,81 +1015,42 @@
         <w:pStyle w:val="FirstParagraph"/>
       </w:pPr>
       <w:r>
-        <w:rPr>
-          <w:highlight w:val="yellow"/>
-        </w:rPr>
         <w:t xml:space="preserve">Handing a collection manifest to a bulk downloader fetches an entire collection, which for</w:t>
       </w:r>
       <w:r>
-        <w:rPr>
-          <w:highlight w:val="yellow"/>
-        </w:rPr>
-        <w:t xml:space="preserve"> </w:t>
-      </w:r>
-      <w:r>
-        <w:rPr>
-          <w:highlight w:val="yellow"/>
-        </w:rPr>
+        <w:t xml:space="preserve"> </w:t>
+      </w:r>
+      <w:r>
         <w:t xml:space="preserve">the low-dose CT collection is of the order of 600 GB, most of it raw projection data</w:t>
       </w:r>
       <w:r>
-        <w:rPr>
-          <w:highlight w:val="yellow"/>
-        </w:rPr>
-        <w:t xml:space="preserve"> </w:t>
-      </w:r>
-      <w:r>
-        <w:rPr>
-          <w:highlight w:val="yellow"/>
-        </w:rPr>
+        <w:t xml:space="preserve"> </w:t>
+      </w:r>
+      <w:r>
         <w:t xml:space="preserve">irrelevant to this work. We therefore used a metadata-first procedure over the public NBIA</w:t>
       </w:r>
       <w:r>
-        <w:rPr>
-          <w:highlight w:val="yellow"/>
-        </w:rPr>
-        <w:t xml:space="preserve"> </w:t>
-      </w:r>
-      <w:r>
-        <w:rPr>
-          <w:highlight w:val="yellow"/>
-        </w:rPr>
+        <w:t xml:space="preserve"> </w:t>
+      </w:r>
+      <w:r>
         <w:t xml:space="preserve">REST API with four stages — index, screen, probe, download — in which only the last</w:t>
       </w:r>
       <w:r>
-        <w:rPr>
-          <w:highlight w:val="yellow"/>
-        </w:rPr>
-        <w:t xml:space="preserve"> </w:t>
-      </w:r>
-      <w:r>
-        <w:rPr>
-          <w:highlight w:val="yellow"/>
-        </w:rPr>
+        <w:t xml:space="preserve"> </w:t>
+      </w:r>
+      <w:r>
         <w:t xml:space="preserve">transfers a series. Figure 1 sets out the whole pipeline: the stages of data formation,</w:t>
       </w:r>
       <w:r>
-        <w:rPr>
-          <w:highlight w:val="yellow"/>
-        </w:rPr>
-        <w:t xml:space="preserve"> </w:t>
-      </w:r>
-      <w:r>
-        <w:rPr>
-          <w:highlight w:val="yellow"/>
-        </w:rPr>
+        <w:t xml:space="preserve"> </w:t>
+      </w:r>
+      <w:r>
         <w:t xml:space="preserve">the number of series surviving each, and the verification attached to each stage together</w:t>
       </w:r>
       <w:r>
-        <w:rPr>
-          <w:highlight w:val="yellow"/>
-        </w:rPr>
-        <w:t xml:space="preserve"> </w:t>
-      </w:r>
-      <w:r>
-        <w:rPr>
-          <w:highlight w:val="yellow"/>
-        </w:rPr>
+        <w:t xml:space="preserve"> </w:t>
+      </w:r>
+      <w:r>
         <w:t xml:space="preserve">with what it rejects.</w:t>
       </w:r>
     </w:p>
@@ -1773,56 +1109,31 @@
         <w:rPr>
           <w:b/>
           <w:bCs/>
-          <w:highlight w:val="yellow"/>
         </w:rPr>
         <w:t xml:space="preserve">Figure 1.</w:t>
       </w:r>
       <w:r>
-        <w:rPr>
-          <w:highlight w:val="yellow"/>
-        </w:rPr>
-        <w:t xml:space="preserve"> </w:t>
-      </w:r>
-      <w:r>
-        <w:rPr>
-          <w:highlight w:val="yellow"/>
-        </w:rPr>
+        <w:t xml:space="preserve"> </w:t>
+      </w:r>
+      <w:r>
         <w:t xml:space="preserve">Data formation and verification. Blue: stages that produce or transform</w:t>
       </w:r>
       <w:r>
-        <w:rPr>
-          <w:highlight w:val="yellow"/>
-        </w:rPr>
-        <w:t xml:space="preserve"> </w:t>
-      </w:r>
-      <w:r>
-        <w:rPr>
-          <w:highlight w:val="yellow"/>
-        </w:rPr>
+        <w:t xml:space="preserve"> </w:t>
+      </w:r>
+      <w:r>
         <w:t xml:space="preserve">data, with the number of series or records carried forward. Orange: verification, each</w:t>
       </w:r>
       <w:r>
-        <w:rPr>
-          <w:highlight w:val="yellow"/>
-        </w:rPr>
-        <w:t xml:space="preserve"> </w:t>
-      </w:r>
-      <w:r>
-        <w:rPr>
-          <w:highlight w:val="yellow"/>
-        </w:rPr>
+        <w:t xml:space="preserve"> </w:t>
+      </w:r>
+      <w:r>
         <w:t xml:space="preserve">box naming what its stage rejects or flags. Green: the reported quantity. Every count is</w:t>
       </w:r>
       <w:r>
-        <w:rPr>
-          <w:highlight w:val="yellow"/>
-        </w:rPr>
-        <w:t xml:space="preserve"> </w:t>
-      </w:r>
-      <w:r>
-        <w:rPr>
-          <w:highlight w:val="yellow"/>
-        </w:rPr>
+        <w:t xml:space="preserve"> </w:t>
+      </w:r>
+      <w:r>
         <w:t xml:space="preserve">read from the shipped result files.</w:t>
       </w:r>
     </w:p>
@@ -1831,93 +1142,48 @@
         <w:pStyle w:val="BodyText"/>
       </w:pPr>
       <w:r>
-        <w:rPr>
-          <w:highlight w:val="yellow"/>
-        </w:rPr>
         <w:t xml:space="preserve">All series in this study are public, de-identified data from The Cancer Imaging Archive,</w:t>
       </w:r>
       <w:r>
-        <w:rPr>
-          <w:highlight w:val="yellow"/>
-        </w:rPr>
-        <w:t xml:space="preserve"> </w:t>
-      </w:r>
-      <w:r>
-        <w:rPr>
-          <w:highlight w:val="yellow"/>
-        </w:rPr>
+        <w:t xml:space="preserve"> </w:t>
+      </w:r>
+      <w:r>
         <w:t xml:space="preserve">used under the individual collection licences recorded in the provenance file that</w:t>
       </w:r>
       <w:r>
-        <w:rPr>
-          <w:highlight w:val="yellow"/>
-        </w:rPr>
-        <w:t xml:space="preserve"> </w:t>
-      </w:r>
-      <w:r>
-        <w:rPr>
-          <w:highlight w:val="yellow"/>
-        </w:rPr>
+        <w:t xml:space="preserve"> </w:t>
+      </w:r>
+      <w:r>
         <w:t xml:space="preserve">accompanies the software. The archive’s submission process removes protected health</w:t>
       </w:r>
       <w:r>
-        <w:rPr>
-          <w:highlight w:val="yellow"/>
-        </w:rPr>
-        <w:t xml:space="preserve"> </w:t>
-      </w:r>
-      <w:r>
-        <w:rPr>
-          <w:highlight w:val="yellow"/>
-        </w:rPr>
+        <w:t xml:space="preserve"> </w:t>
+      </w:r>
+      <w:r>
         <w:t xml:space="preserve">information from both headers and pixel data before publication while retaining the</w:t>
       </w:r>
       <w:r>
-        <w:rPr>
-          <w:highlight w:val="yellow"/>
-        </w:rPr>
-        <w:t xml:space="preserve"> </w:t>
-      </w:r>
-      <w:r>
-        <w:rPr>
-          <w:highlight w:val="yellow"/>
-        </w:rPr>
+        <w:t xml:space="preserve"> </w:t>
+      </w:r>
+      <w:r>
         <w:t xml:space="preserve">attributes research requires [11], and no imaging is redistributed by this work: series</w:t>
       </w:r>
       <w:r>
-        <w:rPr>
-          <w:highlight w:val="yellow"/>
-        </w:rPr>
-        <w:t xml:space="preserve"> </w:t>
-      </w:r>
-      <w:r>
-        <w:rPr>
-          <w:highlight w:val="yellow"/>
-        </w:rPr>
+        <w:t xml:space="preserve"> </w:t>
+      </w:r>
+      <w:r>
         <w:t xml:space="preserve">are identified by Series Instance UID, collection and licence so that any of them can be</w:t>
       </w:r>
       <w:r>
-        <w:rPr>
-          <w:highlight w:val="yellow"/>
-        </w:rPr>
-        <w:t xml:space="preserve"> </w:t>
-      </w:r>
-      <w:r>
-        <w:rPr>
-          <w:highlight w:val="yellow"/>
-        </w:rPr>
+        <w:t xml:space="preserve"> </w:t>
+      </w:r>
+      <w:r>
         <w:t xml:space="preserve">re-fetched. The study required no ethical approval, since it uses only such data and</w:t>
       </w:r>
       <w:r>
-        <w:rPr>
-          <w:highlight w:val="yellow"/>
-        </w:rPr>
-        <w:t xml:space="preserve"> </w:t>
-      </w:r>
-      <w:r>
-        <w:rPr>
-          <w:highlight w:val="yellow"/>
-        </w:rPr>
+        <w:t xml:space="preserve"> </w:t>
+      </w:r>
+      <w:r>
         <w:t xml:space="preserve">enrols no participants.</w:t>
       </w:r>
     </w:p>
@@ -1926,129 +1192,66 @@
         <w:pStyle w:val="BodyText"/>
       </w:pPr>
       <w:r>
-        <w:rPr>
-          <w:highlight w:val="yellow"/>
-        </w:rPr>
         <w:t xml:space="preserve">All imaging was drawn from The Cancer Imaging Archive [12]. The candidate index was built</w:t>
       </w:r>
       <w:r>
-        <w:rPr>
-          <w:highlight w:val="yellow"/>
-        </w:rPr>
-        <w:t xml:space="preserve"> </w:t>
-      </w:r>
-      <w:r>
-        <w:rPr>
-          <w:highlight w:val="yellow"/>
-        </w:rPr>
+        <w:t xml:space="preserve"> </w:t>
+      </w:r>
+      <w:r>
         <w:t xml:space="preserve">from 47,181 CT series across 21 abdominal collections, read as series-level JSON with no</w:t>
       </w:r>
       <w:r>
-        <w:rPr>
-          <w:highlight w:val="yellow"/>
-        </w:rPr>
-        <w:t xml:space="preserve"> </w:t>
-      </w:r>
-      <w:r>
-        <w:rPr>
-          <w:highlight w:val="yellow"/>
-        </w:rPr>
+        <w:t xml:space="preserve"> </w:t>
+      </w:r>
+      <w:r>
         <w:t xml:space="preserve">pixel data. Candidates were seeded from the public-archive</w:t>
       </w:r>
       <w:r>
-        <w:rPr>
-          <w:highlight w:val="yellow"/>
-        </w:rPr>
-        <w:t xml:space="preserve"> </w:t>
-      </w:r>
-      <w:r>
-        <w:rPr>
-          <w:highlight w:val="yellow"/>
-        </w:rPr>
+        <w:t xml:space="preserve"> </w:t>
+      </w:r>
+      <w:r>
         <w:t xml:space="preserve">survey distributed with the companion software release [13] — a software record, not a</w:t>
       </w:r>
       <w:r>
-        <w:rPr>
-          <w:highlight w:val="yellow"/>
-        </w:rPr>
-        <w:t xml:space="preserve"> </w:t>
-      </w:r>
-      <w:r>
-        <w:rPr>
-          <w:highlight w:val="yellow"/>
-        </w:rPr>
+        <w:t xml:space="preserve"> </w:t>
+      </w:r>
+      <w:r>
         <w:t xml:space="preserve">peer-reviewed study — and supplemented by direct collection queries. A metadata screen then rejected, in order and with each rejection</w:t>
       </w:r>
       <w:r>
-        <w:rPr>
-          <w:highlight w:val="yellow"/>
-        </w:rPr>
-        <w:t xml:space="preserve"> </w:t>
-      </w:r>
-      <w:r>
-        <w:rPr>
-          <w:highlight w:val="yellow"/>
-        </w:rPr>
+        <w:t xml:space="preserve"> </w:t>
+      </w:r>
+      <w:r>
         <w:t xml:space="preserve">counted: non-patient collections (imaging phantoms and de-identification benchmarks);</w:t>
       </w:r>
       <w:r>
-        <w:rPr>
-          <w:highlight w:val="yellow"/>
-        </w:rPr>
-        <w:t xml:space="preserve"> </w:t>
-      </w:r>
-      <w:r>
-        <w:rPr>
-          <w:highlight w:val="yellow"/>
-        </w:rPr>
+        <w:t xml:space="preserve"> </w:t>
+      </w:r>
+      <w:r>
         <w:t xml:space="preserve">projection and raw-data series, of which 398 were refused at this stage; non-diagnostic</w:t>
       </w:r>
       <w:r>
-        <w:rPr>
-          <w:highlight w:val="yellow"/>
-        </w:rPr>
-        <w:t xml:space="preserve"> </w:t>
-      </w:r>
-      <w:r>
-        <w:rPr>
-          <w:highlight w:val="yellow"/>
-        </w:rPr>
+        <w:t xml:space="preserve"> </w:t>
+      </w:r>
+      <w:r>
         <w:t xml:space="preserve">series (localisers, dose reports, screen captures); series shorter than 40 or longer than</w:t>
       </w:r>
       <w:r>
-        <w:rPr>
-          <w:highlight w:val="yellow"/>
-        </w:rPr>
-        <w:t xml:space="preserve"> </w:t>
-      </w:r>
-      <w:r>
-        <w:rPr>
-          <w:highlight w:val="yellow"/>
-        </w:rPr>
+        <w:t xml:space="preserve"> </w:t>
+      </w:r>
+      <w:r>
         <w:t xml:space="preserve">1200 images; and series outside the abdomen. One series was retained per patient per</w:t>
       </w:r>
       <w:r>
-        <w:rPr>
-          <w:highlight w:val="yellow"/>
-        </w:rPr>
-        <w:t xml:space="preserve"> </w:t>
-      </w:r>
-      <w:r>
-        <w:rPr>
-          <w:highlight w:val="yellow"/>
-        </w:rPr>
+        <w:t xml:space="preserve"> </w:t>
+      </w:r>
+      <w:r>
         <w:t xml:space="preserve">collection, and each manufacturer’s quota was drawn round-robin across its collections so</w:t>
       </w:r>
       <w:r>
-        <w:rPr>
-          <w:highlight w:val="yellow"/>
-        </w:rPr>
-        <w:t xml:space="preserve"> </w:t>
-      </w:r>
-      <w:r>
-        <w:rPr>
-          <w:highlight w:val="yellow"/>
-        </w:rPr>
+        <w:t xml:space="preserve"> </w:t>
+      </w:r>
+      <w:r>
         <w:t xml:space="preserve">that manufacturer was not confounded with a single collection.</w:t>
       </w:r>
     </w:p>
@@ -2057,93 +1260,48 @@
         <w:pStyle w:val="BodyText"/>
       </w:pPr>
       <w:r>
-        <w:rPr>
-          <w:highlight w:val="yellow"/>
-        </w:rPr>
         <w:t xml:space="preserve">Ten series per manufacturer was chosen for what the study measures. Every quantity</w:t>
       </w:r>
       <w:r>
-        <w:rPr>
-          <w:highlight w:val="yellow"/>
-        </w:rPr>
-        <w:t xml:space="preserve"> </w:t>
-      </w:r>
-      <w:r>
-        <w:rPr>
-          <w:highlight w:val="yellow"/>
-        </w:rPr>
+        <w:t xml:space="preserve"> </w:t>
+      </w:r>
+      <w:r>
         <w:t xml:space="preserve">reported here is a per-series or per-organ property computed by identical code, so the</w:t>
       </w:r>
       <w:r>
-        <w:rPr>
-          <w:highlight w:val="yellow"/>
-        </w:rPr>
-        <w:t xml:space="preserve"> </w:t>
-      </w:r>
-      <w:r>
-        <w:rPr>
-          <w:highlight w:val="yellow"/>
-        </w:rPr>
+        <w:t xml:space="preserve"> </w:t>
+      </w:r>
+      <w:r>
         <w:t xml:space="preserve">comparison that matters is between organs within a patient, where each series is its own</w:t>
       </w:r>
       <w:r>
-        <w:rPr>
-          <w:highlight w:val="yellow"/>
-        </w:rPr>
-        <w:t xml:space="preserve"> </w:t>
-      </w:r>
-      <w:r>
-        <w:rPr>
-          <w:highlight w:val="yellow"/>
-        </w:rPr>
+        <w:t xml:space="preserve"> </w:t>
+      </w:r>
+      <w:r>
         <w:t xml:space="preserve">control and 40 series yield 455 organ records. Ten per manufacturer supports a median and</w:t>
       </w:r>
       <w:r>
-        <w:rPr>
-          <w:highlight w:val="yellow"/>
-        </w:rPr>
-        <w:t xml:space="preserve"> </w:t>
-      </w:r>
-      <w:r>
-        <w:rPr>
-          <w:highlight w:val="yellow"/>
-        </w:rPr>
+        <w:t xml:space="preserve"> </w:t>
+      </w:r>
+      <w:r>
         <w:t xml:space="preserve">an interquartile range for a manufacturer, which is what is reported, and does not support</w:t>
       </w:r>
       <w:r>
-        <w:rPr>
-          <w:highlight w:val="yellow"/>
-        </w:rPr>
-        <w:t xml:space="preserve"> </w:t>
-      </w:r>
-      <w:r>
-        <w:rPr>
-          <w:highlight w:val="yellow"/>
-        </w:rPr>
+        <w:t xml:space="preserve"> </w:t>
+      </w:r>
+      <w:r>
         <w:t xml:space="preserve">a distributional claim about one, which is not. Nothing in the design is powered by adding</w:t>
       </w:r>
       <w:r>
-        <w:rPr>
-          <w:highlight w:val="yellow"/>
-        </w:rPr>
-        <w:t xml:space="preserve"> </w:t>
-      </w:r>
-      <w:r>
-        <w:rPr>
-          <w:highlight w:val="yellow"/>
-        </w:rPr>
+        <w:t xml:space="preserve"> </w:t>
+      </w:r>
+      <w:r>
         <w:t xml:space="preserve">series: a larger cohort would narrow those interquartile ranges without changing what the</w:t>
       </w:r>
       <w:r>
-        <w:rPr>
-          <w:highlight w:val="yellow"/>
-        </w:rPr>
-        <w:t xml:space="preserve"> </w:t>
-      </w:r>
-      <w:r>
-        <w:rPr>
-          <w:highlight w:val="yellow"/>
-        </w:rPr>
+        <w:t xml:space="preserve"> </w:t>
+      </w:r>
+      <w:r>
         <w:t xml:space="preserve">index is or whether its inputs survive archive curation.</w:t>
       </w:r>
     </w:p>
@@ -2152,141 +1310,72 @@
         <w:pStyle w:val="BodyText"/>
       </w:pPr>
       <w:r>
-        <w:rPr>
-          <w:highlight w:val="yellow"/>
-        </w:rPr>
         <w:t xml:space="preserve">The selection is not a random sample of clinical CT and cannot be treated as one. Three</w:t>
       </w:r>
       <w:r>
-        <w:rPr>
-          <w:highlight w:val="yellow"/>
-        </w:rPr>
-        <w:t xml:space="preserve"> </w:t>
-      </w:r>
-      <w:r>
-        <w:rPr>
-          <w:highlight w:val="yellow"/>
-        </w:rPr>
+        <w:t xml:space="preserve"> </w:t>
+      </w:r>
+      <w:r>
         <w:t xml:space="preserve">stages shape it. The metadata screen keeps abdominal, diagnostic, reconstructed series of</w:t>
       </w:r>
       <w:r>
-        <w:rPr>
-          <w:highlight w:val="yellow"/>
-        </w:rPr>
-        <w:t xml:space="preserve"> </w:t>
-      </w:r>
-      <w:r>
-        <w:rPr>
-          <w:highlight w:val="yellow"/>
-        </w:rPr>
+        <w:t xml:space="preserve"> </w:t>
+      </w:r>
+      <w:r>
         <w:t xml:space="preserve">moderate length, so unusual acquisitions are removed by construction. The probe requires</w:t>
       </w:r>
       <w:r>
-        <w:rPr>
-          <w:highlight w:val="yellow"/>
-        </w:rPr>
-        <w:t xml:space="preserve"> </w:t>
-      </w:r>
-      <w:r>
-        <w:rPr>
-          <w:highlight w:val="yellow"/>
-        </w:rPr>
+        <w:t xml:space="preserve"> </w:t>
+      </w:r>
+      <w:r>
         <w:t xml:space="preserve">per-slice tube current recorded on every probed image and genuine modulation, which</w:t>
       </w:r>
       <w:r>
-        <w:rPr>
-          <w:highlight w:val="yellow"/>
-        </w:rPr>
-        <w:t xml:space="preserve"> </w:t>
-      </w:r>
-      <w:r>
-        <w:rPr>
-          <w:highlight w:val="yellow"/>
-        </w:rPr>
+        <w:t xml:space="preserve"> </w:t>
+      </w:r>
+      <w:r>
         <w:t xml:space="preserve">excludes fixed-current protocols entirely and, as Section 3.3 shows, correlates with</w:t>
       </w:r>
       <w:r>
-        <w:rPr>
-          <w:highlight w:val="yellow"/>
-        </w:rPr>
-        <w:t xml:space="preserve"> </w:t>
-      </w:r>
-      <w:r>
-        <w:rPr>
-          <w:highlight w:val="yellow"/>
-        </w:rPr>
+        <w:t xml:space="preserve"> </w:t>
+      </w:r>
+      <w:r>
         <w:t xml:space="preserve">manufacturer through what the archive retained. The collections themselves are</w:t>
       </w:r>
       <w:r>
-        <w:rPr>
-          <w:highlight w:val="yellow"/>
-        </w:rPr>
-        <w:t xml:space="preserve"> </w:t>
-      </w:r>
-      <w:r>
-        <w:rPr>
-          <w:highlight w:val="yellow"/>
-        </w:rPr>
+        <w:t xml:space="preserve"> </w:t>
+      </w:r>
+      <w:r>
         <w:t xml:space="preserve">oncological, so body habitus and organ appearance are those of a cancer population rather</w:t>
       </w:r>
       <w:r>
-        <w:rPr>
-          <w:highlight w:val="yellow"/>
-        </w:rPr>
-        <w:t xml:space="preserve"> </w:t>
-      </w:r>
-      <w:r>
-        <w:rPr>
-          <w:highlight w:val="yellow"/>
-        </w:rPr>
+        <w:t xml:space="preserve"> </w:t>
+      </w:r>
+      <w:r>
         <w:t xml:space="preserve">than of a screening one. The direction of each effect can be stated even though its size</w:t>
       </w:r>
       <w:r>
-        <w:rPr>
-          <w:highlight w:val="yellow"/>
-        </w:rPr>
-        <w:t xml:space="preserve"> </w:t>
-      </w:r>
-      <w:r>
-        <w:rPr>
-          <w:highlight w:val="yellow"/>
-        </w:rPr>
+        <w:t xml:space="preserve"> </w:t>
+      </w:r>
+      <w:r>
         <w:t xml:space="preserve">cannot: the cohort is biased towards modern modulated abdominal protocols on scanners</w:t>
       </w:r>
       <w:r>
-        <w:rPr>
-          <w:highlight w:val="yellow"/>
-        </w:rPr>
-        <w:t xml:space="preserve"> </w:t>
-      </w:r>
-      <w:r>
-        <w:rPr>
-          <w:highlight w:val="yellow"/>
-        </w:rPr>
+        <w:t xml:space="preserve"> </w:t>
+      </w:r>
+      <w:r>
         <w:t xml:space="preserve">whose archived headers are complete, which is the population in which an</w:t>
       </w:r>
       <w:r>
-        <w:rPr>
-          <w:highlight w:val="yellow"/>
-        </w:rPr>
-        <w:t xml:space="preserve"> </w:t>
-      </w:r>
-      <w:r>
-        <w:rPr>
-          <w:highlight w:val="yellow"/>
-        </w:rPr>
+        <w:t xml:space="preserve"> </w:t>
+      </w:r>
+      <w:r>
         <w:t xml:space="preserve">anatomy-weighted index is computable at all, and the availability fractions in Section 3.3</w:t>
       </w:r>
       <w:r>
-        <w:rPr>
-          <w:highlight w:val="yellow"/>
-        </w:rPr>
-        <w:t xml:space="preserve"> </w:t>
-      </w:r>
-      <w:r>
-        <w:rPr>
-          <w:highlight w:val="yellow"/>
-        </w:rPr>
+        <w:t xml:space="preserve"> </w:t>
+      </w:r>
+      <w:r>
         <w:t xml:space="preserve">are therefore an upper bound on what a less selective cohort would yield.</w:t>
       </w:r>
     </w:p>
@@ -2646,58 +1735,33 @@
         <w:pStyle w:val="FirstParagraph"/>
       </w:pPr>
       <w:r>
-        <w:rPr>
-          <w:highlight w:val="yellow"/>
-        </w:rPr>
         <w:t xml:space="preserve">Twelve abdominal organs were segmented with TotalSegmentator v2.17 [8],</w:t>
       </w:r>
       <w:r>
-        <w:rPr>
-          <w:highlight w:val="yellow"/>
-        </w:rPr>
         <w:t xml:space="preserve"> </w:t>
       </w:r>
       <w:r>
         <w:rPr>
           <w:rStyle w:val="VerbatimChar"/>
-          <w:highlight w:val="yellow"/>
         </w:rPr>
         <w:t xml:space="preserve">total</w:t>
       </w:r>
       <w:r>
-        <w:rPr>
-          <w:highlight w:val="yellow"/>
-        </w:rPr>
-        <w:t xml:space="preserve"> </w:t>
-      </w:r>
-      <w:r>
-        <w:rPr>
-          <w:highlight w:val="yellow"/>
-        </w:rPr>
+        <w:t xml:space="preserve"> </w:t>
+      </w:r>
+      <w:r>
         <w:t xml:space="preserve">task, 1.5</w:t>
       </w:r>
       <w:r>
-        <w:rPr>
-          <w:highlight w:val="yellow"/>
-        </w:rPr>
-        <w:t xml:space="preserve"> </w:t>
-      </w:r>
-      <w:r>
-        <w:rPr>
-          <w:highlight w:val="yellow"/>
-        </w:rPr>
+        <w:t xml:space="preserve"> </w:t>
+      </w:r>
+      <w:r>
         <w:t xml:space="preserve">mm full-resolution model, at inference only; no weights were trained, modified or</w:t>
       </w:r>
       <w:r>
-        <w:rPr>
-          <w:highlight w:val="yellow"/>
-        </w:rPr>
-        <w:t xml:space="preserve"> </w:t>
-      </w:r>
-      <w:r>
-        <w:rPr>
-          <w:highlight w:val="yellow"/>
-        </w:rPr>
+        <w:t xml:space="preserve"> </w:t>
+      </w:r>
+      <w:r>
         <w:t xml:space="preserve">redistributed.</w:t>
       </w:r>
     </w:p>
@@ -2706,153 +1770,78 @@
         <w:pStyle w:val="BodyText"/>
       </w:pPr>
       <w:r>
-        <w:rPr>
-          <w:highlight w:val="yellow"/>
-        </w:rPr>
         <w:t xml:space="preserve">TotalSegmentator is an nnU-Net model [9]. nnU-Net is not a fixed architecture but a</w:t>
       </w:r>
       <w:r>
-        <w:rPr>
-          <w:highlight w:val="yellow"/>
-        </w:rPr>
-        <w:t xml:space="preserve"> </w:t>
-      </w:r>
-      <w:r>
-        <w:rPr>
-          <w:highlight w:val="yellow"/>
-        </w:rPr>
+        <w:t xml:space="preserve"> </w:t>
+      </w:r>
+      <w:r>
         <w:t xml:space="preserve">self-configuring pipeline: from the spacing, size and intensity distribution of a training</w:t>
       </w:r>
       <w:r>
-        <w:rPr>
-          <w:highlight w:val="yellow"/>
-        </w:rPr>
-        <w:t xml:space="preserve"> </w:t>
-      </w:r>
-      <w:r>
-        <w:rPr>
-          <w:highlight w:val="yellow"/>
-        </w:rPr>
+        <w:t xml:space="preserve"> </w:t>
+      </w:r>
+      <w:r>
         <w:t xml:space="preserve">set it derives the patch size, the batch size, the pooling depth and the normalisation</w:t>
       </w:r>
       <w:r>
-        <w:rPr>
-          <w:highlight w:val="yellow"/>
-        </w:rPr>
-        <w:t xml:space="preserve"> </w:t>
-      </w:r>
-      <w:r>
-        <w:rPr>
-          <w:highlight w:val="yellow"/>
-        </w:rPr>
+        <w:t xml:space="preserve"> </w:t>
+      </w:r>
+      <w:r>
         <w:t xml:space="preserve">scheme, and instantiates an encoder–decoder convolutional network of the U-Net family with</w:t>
       </w:r>
       <w:r>
-        <w:rPr>
-          <w:highlight w:val="yellow"/>
-        </w:rPr>
-        <w:t xml:space="preserve"> </w:t>
-      </w:r>
-      <w:r>
-        <w:rPr>
-          <w:highlight w:val="yellow"/>
-        </w:rPr>
+        <w:t xml:space="preserve"> </w:t>
+      </w:r>
+      <w:r>
         <w:t xml:space="preserve">those settings. The self-configuration and its validation are examined further in [14]. The network used here is the three-dimensional full-resolution variant,</w:t>
       </w:r>
       <w:r>
-        <w:rPr>
-          <w:highlight w:val="yellow"/>
-        </w:rPr>
-        <w:t xml:space="preserve"> </w:t>
-      </w:r>
-      <w:r>
-        <w:rPr>
-          <w:highlight w:val="yellow"/>
-        </w:rPr>
+        <w:t xml:space="preserve"> </w:t>
+      </w:r>
+      <w:r>
         <w:t xml:space="preserve">which processes overlapping patches of the volume and aggregates them with Gaussian</w:t>
       </w:r>
       <w:r>
-        <w:rPr>
-          <w:highlight w:val="yellow"/>
-        </w:rPr>
-        <w:t xml:space="preserve"> </w:t>
-      </w:r>
-      <w:r>
-        <w:rPr>
-          <w:highlight w:val="yellow"/>
-        </w:rPr>
+        <w:t xml:space="preserve"> </w:t>
+      </w:r>
+      <w:r>
         <w:t xml:space="preserve">weighting, so that a voxel near a patch border is decided mainly by the patch in which it</w:t>
       </w:r>
       <w:r>
-        <w:rPr>
-          <w:highlight w:val="yellow"/>
-        </w:rPr>
-        <w:t xml:space="preserve"> </w:t>
-      </w:r>
-      <w:r>
-        <w:rPr>
-          <w:highlight w:val="yellow"/>
-        </w:rPr>
+        <w:t xml:space="preserve"> </w:t>
+      </w:r>
+      <w:r>
         <w:t xml:space="preserve">sits centrally. The published model was trained on a corpus of computed tomography</w:t>
       </w:r>
       <w:r>
-        <w:rPr>
-          <w:highlight w:val="yellow"/>
-        </w:rPr>
-        <w:t xml:space="preserve"> </w:t>
-      </w:r>
-      <w:r>
-        <w:rPr>
-          <w:highlight w:val="yellow"/>
-        </w:rPr>
+        <w:t xml:space="preserve"> </w:t>
+      </w:r>
+      <w:r>
         <w:t xml:space="preserve">covering 104 anatomical structures across a wide range of scanners, protocols and body</w:t>
       </w:r>
       <w:r>
-        <w:rPr>
-          <w:highlight w:val="yellow"/>
-        </w:rPr>
-        <w:t xml:space="preserve"> </w:t>
-      </w:r>
-      <w:r>
-        <w:rPr>
-          <w:highlight w:val="yellow"/>
-        </w:rPr>
+        <w:t xml:space="preserve"> </w:t>
+      </w:r>
+      <w:r>
         <w:t xml:space="preserve">regions [8]; the twelve abdominal structures used here are a subset of its output classes.</w:t>
       </w:r>
       <w:r>
-        <w:rPr>
-          <w:highlight w:val="yellow"/>
-        </w:rPr>
-        <w:t xml:space="preserve"> </w:t>
-      </w:r>
-      <w:r>
-        <w:rPr>
-          <w:highlight w:val="yellow"/>
-        </w:rPr>
+        <w:t xml:space="preserve"> </w:t>
+      </w:r>
+      <w:r>
         <w:t xml:space="preserve">Inference used the released weights with the default configuration, on one GPU, in a</w:t>
       </w:r>
       <w:r>
-        <w:rPr>
-          <w:highlight w:val="yellow"/>
-        </w:rPr>
-        <w:t xml:space="preserve"> </w:t>
-      </w:r>
-      <w:r>
-        <w:rPr>
-          <w:highlight w:val="yellow"/>
-        </w:rPr>
+        <w:t xml:space="preserve"> </w:t>
+      </w:r>
+      <w:r>
         <w:t xml:space="preserve">separate child process, because nnU-Net spawns its own worker processes and doing so from</w:t>
       </w:r>
       <w:r>
-        <w:rPr>
-          <w:highlight w:val="yellow"/>
-        </w:rPr>
-        <w:t xml:space="preserve"> </w:t>
-      </w:r>
-      <w:r>
-        <w:rPr>
-          <w:highlight w:val="yellow"/>
-        </w:rPr>
+        <w:t xml:space="preserve"> </w:t>
+      </w:r>
+      <w:r>
         <w:t xml:space="preserve">a long-lived parent leaks them on Windows.</w:t>
       </w:r>
     </w:p>
@@ -2893,45 +1882,24 @@
         <w:pStyle w:val="BodyText"/>
       </w:pPr>
       <w:r>
-        <w:rPr>
-          <w:highlight w:val="yellow"/>
-        </w:rPr>
         <w:t xml:space="preserve">The patient outline, used for the water-equivalent diameter, was taken from a</w:t>
       </w:r>
       <w:r>
-        <w:rPr>
-          <w:highlight w:val="yellow"/>
-        </w:rPr>
-        <w:t xml:space="preserve"> </w:t>
-      </w:r>
-      <w:r>
-        <w:rPr>
-          <w:highlight w:val="yellow"/>
-        </w:rPr>
+        <w:t xml:space="preserve"> </w:t>
+      </w:r>
+      <w:r>
         <w:t xml:space="preserve">deterministic threshold contour following AAPM Report 220 [15]. Figure 2 illustrates the</w:t>
       </w:r>
       <w:r>
-        <w:rPr>
-          <w:highlight w:val="yellow"/>
-        </w:rPr>
-        <w:t xml:space="preserve"> </w:t>
-      </w:r>
-      <w:r>
-        <w:rPr>
-          <w:highlight w:val="yellow"/>
-        </w:rPr>
+        <w:t xml:space="preserve"> </w:t>
+      </w:r>
+      <w:r>
         <w:t xml:space="preserve">segmentation output and its correspondence with the CT anatomy in the representative</w:t>
       </w:r>
       <w:r>
-        <w:rPr>
-          <w:highlight w:val="yellow"/>
-        </w:rPr>
-        <w:t xml:space="preserve"> </w:t>
-      </w:r>
-      <w:r>
-        <w:rPr>
-          <w:highlight w:val="yellow"/>
-        </w:rPr>
+        <w:t xml:space="preserve"> </w:t>
+      </w:r>
+      <w:r>
         <w:t xml:space="preserve">acquisition used for the end-to-end example.</w:t>
       </w:r>
     </w:p>
@@ -2950,33 +1918,18 @@
         <w:pStyle w:val="FirstParagraph"/>
       </w:pPr>
       <w:r>
-        <w:rPr>
-          <w:highlight w:val="yellow"/>
-        </w:rPr>
         <w:t xml:space="preserve">No mask was manually corrected, and none was used without being checked. Two procedures</w:t>
       </w:r>
       <w:r>
-        <w:rPr>
-          <w:highlight w:val="yellow"/>
-        </w:rPr>
-        <w:t xml:space="preserve"> </w:t>
-      </w:r>
-      <w:r>
-        <w:rPr>
-          <w:highlight w:val="yellow"/>
-        </w:rPr>
+        <w:t xml:space="preserve"> </w:t>
+      </w:r>
+      <w:r>
         <w:t xml:space="preserve">were applied to every series, both automated in the first instance and one of them</w:t>
       </w:r>
       <w:r>
-        <w:rPr>
-          <w:highlight w:val="yellow"/>
-        </w:rPr>
-        <w:t xml:space="preserve"> </w:t>
-      </w:r>
-      <w:r>
-        <w:rPr>
-          <w:highlight w:val="yellow"/>
-        </w:rPr>
+        <w:t xml:space="preserve"> </w:t>
+      </w:r>
+      <w:r>
         <w:t xml:space="preserve">followed by direct inspection of the images.</w:t>
       </w:r>
     </w:p>
@@ -2985,117 +1938,60 @@
         <w:pStyle w:val="BodyText"/>
       </w:pPr>
       <w:r>
-        <w:rPr>
-          <w:highlight w:val="yellow"/>
-        </w:rPr>
         <w:t xml:space="preserve">The first is a set of anatomical assertions run over the completed record of all 40</w:t>
       </w:r>
       <w:r>
-        <w:rPr>
-          <w:highlight w:val="yellow"/>
-        </w:rPr>
-        <w:t xml:space="preserve"> </w:t>
-      </w:r>
-      <w:r>
-        <w:rPr>
-          <w:highlight w:val="yellow"/>
-        </w:rPr>
+        <w:t xml:space="preserve"> </w:t>
+      </w:r>
+      <w:r>
         <w:t xml:space="preserve">series. They test properties that a correct segmentation cannot violate and an incorrect</w:t>
       </w:r>
       <w:r>
-        <w:rPr>
-          <w:highlight w:val="yellow"/>
-        </w:rPr>
-        <w:t xml:space="preserve"> </w:t>
-      </w:r>
-      <w:r>
-        <w:rPr>
-          <w:highlight w:val="yellow"/>
-        </w:rPr>
+        <w:t xml:space="preserve"> </w:t>
+      </w:r>
+      <w:r>
         <w:t xml:space="preserve">one violates conspicuously: that the left-sided organ of each pair lies on the patient’s</w:t>
       </w:r>
       <w:r>
-        <w:rPr>
-          <w:highlight w:val="yellow"/>
-        </w:rPr>
-        <w:t xml:space="preserve"> </w:t>
-      </w:r>
-      <w:r>
-        <w:rPr>
-          <w:highlight w:val="yellow"/>
-        </w:rPr>
+        <w:t xml:space="preserve"> </w:t>
+      </w:r>
+      <w:r>
         <w:t xml:space="preserve">left; that the adrenal gland lies superior to the kidney on the same side; that each</w:t>
       </w:r>
       <w:r>
-        <w:rPr>
-          <w:highlight w:val="yellow"/>
-        </w:rPr>
-        <w:t xml:space="preserve"> </w:t>
-      </w:r>
-      <w:r>
-        <w:rPr>
-          <w:highlight w:val="yellow"/>
-        </w:rPr>
+        <w:t xml:space="preserve"> </w:t>
+      </w:r>
+      <w:r>
         <w:t xml:space="preserve">organ’s attenuation-derived mass falls inside a plausibility band around its ICRP 89</w:t>
       </w:r>
       <w:r>
-        <w:rPr>
-          <w:highlight w:val="yellow"/>
-        </w:rPr>
-        <w:t xml:space="preserve"> </w:t>
-      </w:r>
-      <w:r>
-        <w:rPr>
-          <w:highlight w:val="yellow"/>
-        </w:rPr>
+        <w:t xml:space="preserve"> </w:t>
+      </w:r>
+      <w:r>
         <w:t xml:space="preserve">reference value [10]; and that the organ modulation weights vary between organs and</w:t>
       </w:r>
       <w:r>
-        <w:rPr>
-          <w:highlight w:val="yellow"/>
-        </w:rPr>
-        <w:t xml:space="preserve"> </w:t>
-      </w:r>
-      <w:r>
-        <w:rPr>
-          <w:highlight w:val="yellow"/>
-        </w:rPr>
+        <w:t xml:space="preserve"> </w:t>
+      </w:r>
+      <w:r>
         <w:t xml:space="preserve">bracket the scan mean, which they must if the weighting is being applied at all to a</w:t>
       </w:r>
       <w:r>
-        <w:rPr>
-          <w:highlight w:val="yellow"/>
-        </w:rPr>
-        <w:t xml:space="preserve"> </w:t>
-      </w:r>
-      <w:r>
-        <w:rPr>
-          <w:highlight w:val="yellow"/>
-        </w:rPr>
+        <w:t xml:space="preserve"> </w:t>
+      </w:r>
+      <w:r>
         <w:t xml:space="preserve">modulated acquisition. The first two are tripwires for the failure modes that leave no</w:t>
       </w:r>
       <w:r>
-        <w:rPr>
-          <w:highlight w:val="yellow"/>
-        </w:rPr>
-        <w:t xml:space="preserve"> </w:t>
-      </w:r>
-      <w:r>
-        <w:rPr>
-          <w:highlight w:val="yellow"/>
-        </w:rPr>
+        <w:t xml:space="preserve"> </w:t>
+      </w:r>
+      <w:r>
         <w:t xml:space="preserve">other trace — a mirrored volume, or an inverted head–foot ordering — because both produce</w:t>
       </w:r>
       <w:r>
-        <w:rPr>
-          <w:highlight w:val="yellow"/>
-        </w:rPr>
-        <w:t xml:space="preserve"> </w:t>
-      </w:r>
-      <w:r>
-        <w:rPr>
-          <w:highlight w:val="yellow"/>
-        </w:rPr>
+        <w:t xml:space="preserve"> </w:t>
+      </w:r>
+      <w:r>
         <w:t xml:space="preserve">masks whose volumes and Hounsfield statistics look entirely ordinary.</w:t>
       </w:r>
     </w:p>
@@ -3104,129 +2000,66 @@
         <w:pStyle w:val="BodyText"/>
       </w:pPr>
       <w:r>
-        <w:rPr>
-          <w:highlight w:val="yellow"/>
-        </w:rPr>
         <w:t xml:space="preserve">14 of the 40 series raised at least one flag, 28 flags in all. None was a laterality</w:t>
       </w:r>
       <w:r>
-        <w:rPr>
-          <w:highlight w:val="yellow"/>
-        </w:rPr>
-        <w:t xml:space="preserve"> </w:t>
-      </w:r>
-      <w:r>
-        <w:rPr>
-          <w:highlight w:val="yellow"/>
-        </w:rPr>
+        <w:t xml:space="preserve"> </w:t>
+      </w:r>
+      <w:r>
         <w:t xml:space="preserve">failure and none was an inversion. The flags divide into four kinds. 10 were the weights</w:t>
       </w:r>
       <w:r>
-        <w:rPr>
-          <w:highlight w:val="yellow"/>
-        </w:rPr>
-        <w:t xml:space="preserve"> </w:t>
-      </w:r>
-      <w:r>
-        <w:rPr>
-          <w:highlight w:val="yellow"/>
-        </w:rPr>
+        <w:t xml:space="preserve"> </w:t>
+      </w:r>
+      <w:r>
         <w:t xml:space="preserve">failing to bracket the scan mean, which the check itself reports as expected when the</w:t>
       </w:r>
       <w:r>
-        <w:rPr>
-          <w:highlight w:val="yellow"/>
-        </w:rPr>
-        <w:t xml:space="preserve"> </w:t>
-      </w:r>
-      <w:r>
-        <w:rPr>
-          <w:highlight w:val="yellow"/>
-        </w:rPr>
+        <w:t xml:space="preserve"> </w:t>
+      </w:r>
+      <w:r>
         <w:t xml:space="preserve">acquisition extends beyond the abdomen: in a chest–abdomen–pelvis series the scan mean</w:t>
       </w:r>
       <w:r>
-        <w:rPr>
-          <w:highlight w:val="yellow"/>
-        </w:rPr>
-        <w:t xml:space="preserve"> </w:t>
-      </w:r>
-      <w:r>
-        <w:rPr>
-          <w:highlight w:val="yellow"/>
-        </w:rPr>
+        <w:t xml:space="preserve"> </w:t>
+      </w:r>
+      <w:r>
         <w:t xml:space="preserve">includes regions no abdominal organ occupies, and the abdominal weights then sit to one</w:t>
       </w:r>
       <w:r>
-        <w:rPr>
-          <w:highlight w:val="yellow"/>
-        </w:rPr>
-        <w:t xml:space="preserve"> </w:t>
-      </w:r>
-      <w:r>
-        <w:rPr>
-          <w:highlight w:val="yellow"/>
-        </w:rPr>
+        <w:t xml:space="preserve"> </w:t>
+      </w:r>
+      <w:r>
         <w:t xml:space="preserve">side of it. 15 were organ masses outside the plausibility band. Two were the organ</w:t>
       </w:r>
       <w:r>
-        <w:rPr>
-          <w:highlight w:val="yellow"/>
-        </w:rPr>
-        <w:t xml:space="preserve"> </w:t>
-      </w:r>
-      <w:r>
-        <w:rPr>
-          <w:highlight w:val="yellow"/>
-        </w:rPr>
+        <w:t xml:space="preserve"> </w:t>
+      </w:r>
+      <w:r>
         <w:t xml:space="preserve">weights not varying between organs, which occurs when the tube current is effectively</w:t>
       </w:r>
       <w:r>
-        <w:rPr>
-          <w:highlight w:val="yellow"/>
-        </w:rPr>
-        <w:t xml:space="preserve"> </w:t>
-      </w:r>
-      <w:r>
-        <w:rPr>
-          <w:highlight w:val="yellow"/>
-        </w:rPr>
+        <w:t xml:space="preserve"> </w:t>
+      </w:r>
+      <w:r>
         <w:t xml:space="preserve">constant over the abdominal extent rather than when the weighting has failed; those series</w:t>
       </w:r>
       <w:r>
-        <w:rPr>
-          <w:highlight w:val="yellow"/>
-        </w:rPr>
-        <w:t xml:space="preserve"> </w:t>
-      </w:r>
-      <w:r>
-        <w:rPr>
-          <w:highlight w:val="yellow"/>
-        </w:rPr>
+        <w:t xml:space="preserve"> </w:t>
+      </w:r>
+      <w:r>
         <w:t xml:space="preserve">are separately excluded from the quantitative analysis by the acquisition-constancy</w:t>
       </w:r>
       <w:r>
-        <w:rPr>
-          <w:highlight w:val="yellow"/>
-        </w:rPr>
-        <w:t xml:space="preserve"> </w:t>
-      </w:r>
-      <w:r>
-        <w:rPr>
-          <w:highlight w:val="yellow"/>
-        </w:rPr>
+        <w:t xml:space="preserve"> </w:t>
+      </w:r>
+      <w:r>
         <w:t xml:space="preserve">criterion of Section 2.10. One was a borderline superior–inferior ordering, an adrenal and</w:t>
       </w:r>
       <w:r>
-        <w:rPr>
-          <w:highlight w:val="yellow"/>
-        </w:rPr>
-        <w:t xml:space="preserve"> </w:t>
-      </w:r>
-      <w:r>
-        <w:rPr>
-          <w:highlight w:val="yellow"/>
-        </w:rPr>
+        <w:t xml:space="preserve"> </w:t>
+      </w:r>
+      <w:r>
         <w:t xml:space="preserve">kidney centroid separated by five voxels on a series where the two structures abut.</w:t>
       </w:r>
     </w:p>
@@ -3235,129 +2068,66 @@
         <w:pStyle w:val="BodyText"/>
       </w:pPr>
       <w:r>
-        <w:rPr>
-          <w:highlight w:val="yellow"/>
-        </w:rPr>
         <w:t xml:space="preserve">The second procedure addresses the mass flags, because an organ mass far from its</w:t>
       </w:r>
       <w:r>
-        <w:rPr>
-          <w:highlight w:val="yellow"/>
-        </w:rPr>
-        <w:t xml:space="preserve"> </w:t>
-      </w:r>
-      <w:r>
-        <w:rPr>
-          <w:highlight w:val="yellow"/>
-        </w:rPr>
+        <w:t xml:space="preserve"> </w:t>
+      </w:r>
+      <w:r>
         <w:t xml:space="preserve">reference value has two explanations that are indistinguishable in a table: a patient</w:t>
       </w:r>
       <w:r>
-        <w:rPr>
-          <w:highlight w:val="yellow"/>
-        </w:rPr>
-        <w:t xml:space="preserve"> </w:t>
-      </w:r>
-      <w:r>
-        <w:rPr>
-          <w:highlight w:val="yellow"/>
-        </w:rPr>
+        <w:t xml:space="preserve"> </w:t>
+      </w:r>
+      <w:r>
         <w:t xml:space="preserve">whose organ really is that size, and a mask that has leaked into neighbouring tissue. Only</w:t>
       </w:r>
       <w:r>
-        <w:rPr>
-          <w:highlight w:val="yellow"/>
-        </w:rPr>
-        <w:t xml:space="preserve"> </w:t>
-      </w:r>
-      <w:r>
-        <w:rPr>
-          <w:highlight w:val="yellow"/>
-        </w:rPr>
+        <w:t xml:space="preserve"> </w:t>
+      </w:r>
+      <w:r>
         <w:t xml:space="preserve">the image separates them. The organs furthest from their reference mass were rendered as</w:t>
       </w:r>
       <w:r>
-        <w:rPr>
-          <w:highlight w:val="yellow"/>
-        </w:rPr>
-        <w:t xml:space="preserve"> </w:t>
-      </w:r>
-      <w:r>
-        <w:rPr>
-          <w:highlight w:val="yellow"/>
-        </w:rPr>
+        <w:t xml:space="preserve"> </w:t>
+      </w:r>
+      <w:r>
         <w:t xml:space="preserve">contours over their own CT at three levels each, with laterality and slice index annotated</w:t>
       </w:r>
       <w:r>
-        <w:rPr>
-          <w:highlight w:val="yellow"/>
-        </w:rPr>
-        <w:t xml:space="preserve"> </w:t>
-      </w:r>
-      <w:r>
-        <w:rPr>
-          <w:highlight w:val="yellow"/>
-        </w:rPr>
+        <w:t xml:space="preserve"> </w:t>
+      </w:r>
+      <w:r>
         <w:t xml:space="preserve">on every panel, and inspected. The most extreme case in the cohort — a spleen of 671 g,</w:t>
       </w:r>
       <w:r>
-        <w:rPr>
-          <w:highlight w:val="yellow"/>
-        </w:rPr>
-        <w:t xml:space="preserve"> </w:t>
-      </w:r>
-      <w:r>
-        <w:rPr>
-          <w:highlight w:val="yellow"/>
-        </w:rPr>
+        <w:t xml:space="preserve"> </w:t>
+      </w:r>
+      <w:r>
         <w:t xml:space="preserve">4.5 times the ICRP 89 reference — is a clean segmentation of a genuinely enlarged spleen</w:t>
       </w:r>
       <w:r>
-        <w:rPr>
-          <w:highlight w:val="yellow"/>
-        </w:rPr>
-        <w:t xml:space="preserve"> </w:t>
-      </w:r>
-      <w:r>
-        <w:rPr>
-          <w:highlight w:val="yellow"/>
-        </w:rPr>
+        <w:t xml:space="preserve"> </w:t>
+      </w:r>
+      <w:r>
         <w:t xml:space="preserve">in a renal-carcinoma patient, the contour following the organ boundary at every level over</w:t>
       </w:r>
       <w:r>
-        <w:rPr>
-          <w:highlight w:val="yellow"/>
-        </w:rPr>
-        <w:t xml:space="preserve"> </w:t>
-      </w:r>
-      <w:r>
-        <w:rPr>
-          <w:highlight w:val="yellow"/>
-        </w:rPr>
+        <w:t xml:space="preserve"> </w:t>
+      </w:r>
+      <w:r>
         <w:t xml:space="preserve">homogeneous parenchyma. The cohort is drawn from oncological collections, in which organ</w:t>
       </w:r>
       <w:r>
-        <w:rPr>
-          <w:highlight w:val="yellow"/>
-        </w:rPr>
-        <w:t xml:space="preserve"> </w:t>
-      </w:r>
-      <w:r>
-        <w:rPr>
-          <w:highlight w:val="yellow"/>
-        </w:rPr>
+        <w:t xml:space="preserve"> </w:t>
+      </w:r>
+      <w:r>
         <w:t xml:space="preserve">enlargement is common; a plausibility band built on reference values for a healthy adult</w:t>
       </w:r>
       <w:r>
-        <w:rPr>
-          <w:highlight w:val="yellow"/>
-        </w:rPr>
-        <w:t xml:space="preserve"> </w:t>
-      </w:r>
-      <w:r>
-        <w:rPr>
-          <w:highlight w:val="yellow"/>
-        </w:rPr>
+        <w:t xml:space="preserve"> </w:t>
+      </w:r>
+      <w:r>
         <w:t xml:space="preserve">is therefore expected to flag real anatomy, and does.</w:t>
       </w:r>
     </w:p>
@@ -3369,114 +2139,295 @@
         <w:rPr>
           <w:highlight w:val="yellow"/>
         </w:rPr>
+        <w:t xml:space="preserve">The opposite tail does not admit that explanation. The smallest mass in the cohort is a</w:t>
+      </w:r>
+      <w:r>
+        <w:rPr>
+          <w:highlight w:val="yellow"/>
+        </w:rPr>
+        <w:t xml:space="preserve"> </w:t>
+      </w:r>
+      <w:r>
+        <w:rPr>
+          <w:highlight w:val="yellow"/>
+        </w:rPr>
+        <w:t xml:space="preserve">left kidney of 4.3 g on a Philips Brilliance 64 series, segmented at 4.0 cm³ and not</w:t>
+      </w:r>
+      <w:r>
+        <w:rPr>
+          <w:highlight w:val="yellow"/>
+        </w:rPr>
+        <w:t xml:space="preserve"> </w:t>
+      </w:r>
+      <w:r>
+        <w:rPr>
+          <w:highlight w:val="yellow"/>
+        </w:rPr>
+        <w:t xml:space="preserve">truncated by the scan boundary. No adult kidney is that size, so this is a failed mask</w:t>
+      </w:r>
+      <w:r>
+        <w:rPr>
+          <w:highlight w:val="yellow"/>
+        </w:rPr>
+        <w:t xml:space="preserve"> </w:t>
+      </w:r>
+      <w:r>
+        <w:rPr>
+          <w:highlight w:val="yellow"/>
+        </w:rPr>
+        <w:t xml:space="preserve">rather than unusual anatomy: the mass plausibility check flagged it, and it is the one</w:t>
+      </w:r>
+      <w:r>
+        <w:rPr>
+          <w:highlight w:val="yellow"/>
+        </w:rPr>
+        <w:t xml:space="preserve"> </w:t>
+      </w:r>
+      <w:r>
+        <w:rPr>
+          <w:highlight w:val="yellow"/>
+        </w:rPr>
+        <w:t xml:space="preserve">segmentation failure the cohort contains. It is reported here and retained in the</w:t>
+      </w:r>
+      <w:r>
+        <w:rPr>
+          <w:highlight w:val="yellow"/>
+        </w:rPr>
+        <w:t xml:space="preserve"> </w:t>
+      </w:r>
+      <w:r>
+        <w:rPr>
+          <w:highlight w:val="yellow"/>
+        </w:rPr>
+        <w:t xml:space="preserve">analysis rather than removed, because a cohort with its failures deleted cannot be</w:t>
+      </w:r>
+      <w:r>
+        <w:rPr>
+          <w:highlight w:val="yellow"/>
+        </w:rPr>
+        <w:t xml:space="preserve"> </w:t>
+      </w:r>
+      <w:r>
+        <w:rPr>
+          <w:highlight w:val="yellow"/>
+        </w:rPr>
+        <w:t xml:space="preserve">audited. Its effect is small and is stated so that the reader does not have to take that</w:t>
+      </w:r>
+      <w:r>
+        <w:rPr>
+          <w:highlight w:val="yellow"/>
+        </w:rPr>
+        <w:t xml:space="preserve"> </w:t>
+      </w:r>
+      <w:r>
+        <w:rPr>
+          <w:highlight w:val="yellow"/>
+        </w:rPr>
+        <w:t xml:space="preserve">on trust: excluding it moves the published median left-kidney modulation weight from 1.036 to</w:t>
+      </w:r>
+      <w:r>
+        <w:rPr>
+          <w:highlight w:val="yellow"/>
+        </w:rPr>
+        <w:t xml:space="preserve"> </w:t>
+      </w:r>
+      <w:r>
+        <w:rPr>
+          <w:highlight w:val="yellow"/>
+        </w:rPr>
+        <w:t xml:space="preserve">1.035.</w:t>
+      </w:r>
+      <w:r>
+        <w:rPr>
+          <w:highlight w:val="yellow"/>
+        </w:rPr>
+        <w:t xml:space="preserve"> </w:t>
+      </w:r>
+      <w:r>
+        <w:rPr>
+          <w:highlight w:val="yellow"/>
+        </w:rPr>
+        <w:t xml:space="preserve">It is annotated in the mass comparison of Section 3.5.</w:t>
+      </w:r>
+    </w:p>
+    <w:p>
+      <w:pPr>
+        <w:pStyle w:val="BodyText"/>
+      </w:pPr>
+      <w:r>
+        <w:rPr>
+          <w:highlight w:val="yellow"/>
+        </w:rPr>
+        <w:t xml:space="preserve">That case also marks the boundary of what these checks can do. They are automated</w:t>
+      </w:r>
+      <w:r>
+        <w:rPr>
+          <w:highlight w:val="yellow"/>
+        </w:rPr>
+        <w:t xml:space="preserve"> </w:t>
+      </w:r>
+      <w:r>
+        <w:rPr>
+          <w:highlight w:val="yellow"/>
+        </w:rPr>
+        <w:t xml:space="preserve">assertions about laterality, ordering and mass, applied without a reference segmentation,</w:t>
+      </w:r>
+      <w:r>
+        <w:rPr>
+          <w:highlight w:val="yellow"/>
+        </w:rPr>
+        <w:t xml:space="preserve"> </w:t>
+      </w:r>
+      <w:r>
+        <w:rPr>
+          <w:highlight w:val="yellow"/>
+        </w:rPr>
+        <w:t xml:space="preserve">because none exists for this cohort — the images are public and de-identified, and no</w:t>
+      </w:r>
+      <w:r>
+        <w:rPr>
+          <w:highlight w:val="yellow"/>
+        </w:rPr>
+        <w:t xml:space="preserve"> </w:t>
+      </w:r>
+      <w:r>
+        <w:rPr>
+          <w:highlight w:val="yellow"/>
+        </w:rPr>
+        <w:t xml:space="preserve">manually corrected masks accompany them. Checks of that kind detect gross failure</w:t>
+      </w:r>
+      <w:r>
+        <w:rPr>
+          <w:highlight w:val="yellow"/>
+        </w:rPr>
+        <w:t xml:space="preserve"> </w:t>
+      </w:r>
+      <w:r>
+        <w:rPr>
+          <w:highlight w:val="yellow"/>
+        </w:rPr>
+        <w:t xml:space="preserve">reliably: a mirrored volume, an inverted ordering, a mask that has collapsed or leaked far</w:t>
+      </w:r>
+      <w:r>
+        <w:rPr>
+          <w:highlight w:val="yellow"/>
+        </w:rPr>
+        <w:t xml:space="preserve"> </w:t>
+      </w:r>
+      <w:r>
+        <w:rPr>
+          <w:highlight w:val="yellow"/>
+        </w:rPr>
+        <w:t xml:space="preserve">enough to move the organ’s mass outside a wide band. They cannot detect a mask that is</w:t>
+      </w:r>
+      <w:r>
+        <w:rPr>
+          <w:highlight w:val="yellow"/>
+        </w:rPr>
+        <w:t xml:space="preserve"> </w:t>
+      </w:r>
+      <w:r>
+        <w:rPr>
+          <w:highlight w:val="yellow"/>
+        </w:rPr>
+        <w:t xml:space="preserve">systematically displaced yet plausible — a boundary drawn a few millimetres into</w:t>
+      </w:r>
+      <w:r>
+        <w:rPr>
+          <w:highlight w:val="yellow"/>
+        </w:rPr>
+        <w:t xml:space="preserve"> </w:t>
+      </w:r>
+      <w:r>
+        <w:rPr>
+          <w:highlight w:val="yellow"/>
+        </w:rPr>
+        <w:t xml:space="preserve">neighbouring tissue throughout, which leaves laterality, ordering and mass all within</w:t>
+      </w:r>
+      <w:r>
+        <w:rPr>
+          <w:highlight w:val="yellow"/>
+        </w:rPr>
+        <w:t xml:space="preserve"> </w:t>
+      </w:r>
+      <w:r>
+        <w:rPr>
+          <w:highlight w:val="yellow"/>
+        </w:rPr>
+        <w:t xml:space="preserve">range. Quantifying that residual error would require a manually corrected reference</w:t>
+      </w:r>
+      <w:r>
+        <w:rPr>
+          <w:highlight w:val="yellow"/>
+        </w:rPr>
+        <w:t xml:space="preserve"> </w:t>
+      </w:r>
+      <w:r>
+        <w:rPr>
+          <w:highlight w:val="yellow"/>
+        </w:rPr>
+        <w:t xml:space="preserve">standard, which this study does not have and does not claim.</w:t>
+      </w:r>
+    </w:p>
+    <w:p>
+      <w:pPr>
+        <w:pStyle w:val="BodyText"/>
+      </w:pPr>
+      <w:r>
         <w:t xml:space="preserve">Segmentation error enters the index through one channel only, and it is not the channel</w:t>
       </w:r>
       <w:r>
-        <w:rPr>
-          <w:highlight w:val="yellow"/>
-        </w:rPr>
-        <w:t xml:space="preserve"> </w:t>
-      </w:r>
-      <w:r>
-        <w:rPr>
-          <w:highlight w:val="yellow"/>
-        </w:rPr>
+        <w:t xml:space="preserve"> </w:t>
+      </w:r>
+      <w:r>
         <w:t xml:space="preserve">intuition suggests. The weight is the mean tube current over the organ’s longitudinal</w:t>
       </w:r>
       <w:r>
-        <w:rPr>
-          <w:highlight w:val="yellow"/>
-        </w:rPr>
-        <w:t xml:space="preserve"> </w:t>
-      </w:r>
-      <w:r>
-        <w:rPr>
-          <w:highlight w:val="yellow"/>
-        </w:rPr>
+        <w:t xml:space="preserve"> </w:t>
+      </w:r>
+      <w:r>
         <w:t xml:space="preserve">extent, relative to the scan mean, so an error that moves the superior or inferior</w:t>
       </w:r>
       <w:r>
-        <w:rPr>
-          <w:highlight w:val="yellow"/>
-        </w:rPr>
-        <w:t xml:space="preserve"> </w:t>
-      </w:r>
-      <w:r>
-        <w:rPr>
-          <w:highlight w:val="yellow"/>
-        </w:rPr>
+        <w:t xml:space="preserve"> </w:t>
+      </w:r>
+      <w:r>
         <w:t xml:space="preserve">boundary of an organ changes which slices contribute and moves the weight. An error in</w:t>
       </w:r>
       <w:r>
-        <w:rPr>
-          <w:highlight w:val="yellow"/>
-        </w:rPr>
-        <w:t xml:space="preserve"> </w:t>
-      </w:r>
-      <w:r>
-        <w:rPr>
-          <w:highlight w:val="yellow"/>
-        </w:rPr>
+        <w:t xml:space="preserve"> </w:t>
+      </w:r>
+      <w:r>
         <w:t xml:space="preserve">the in-plane boundary at unchanged longitudinal extent does not: the same slices are</w:t>
       </w:r>
       <w:r>
-        <w:rPr>
-          <w:highlight w:val="yellow"/>
-        </w:rPr>
-        <w:t xml:space="preserve"> </w:t>
-      </w:r>
-      <w:r>
-        <w:rPr>
-          <w:highlight w:val="yellow"/>
-        </w:rPr>
+        <w:t xml:space="preserve"> </w:t>
+      </w:r>
+      <w:r>
         <w:t xml:space="preserve">averaged, with the same tube current on each. The quantity is therefore insensitive to the</w:t>
       </w:r>
       <w:r>
-        <w:rPr>
-          <w:highlight w:val="yellow"/>
-        </w:rPr>
-        <w:t xml:space="preserve"> </w:t>
-      </w:r>
-      <w:r>
-        <w:rPr>
-          <w:highlight w:val="yellow"/>
-        </w:rPr>
+        <w:t xml:space="preserve"> </w:t>
+      </w:r>
+      <w:r>
         <w:t xml:space="preserve">kind of boundary error that dominates segmentation metrics such as the Dice coefficient,</w:t>
       </w:r>
       <w:r>
-        <w:rPr>
-          <w:highlight w:val="yellow"/>
-        </w:rPr>
-        <w:t xml:space="preserve"> </w:t>
-      </w:r>
-      <w:r>
-        <w:rPr>
-          <w:highlight w:val="yellow"/>
-        </w:rPr>
+        <w:t xml:space="preserve"> </w:t>
+      </w:r>
+      <w:r>
         <w:t xml:space="preserve">and sensitive to a kind those metrics weight lightly. This is stated as a property of the</w:t>
       </w:r>
       <w:r>
-        <w:rPr>
-          <w:highlight w:val="yellow"/>
-        </w:rPr>
-        <w:t xml:space="preserve"> </w:t>
-      </w:r>
-      <w:r>
-        <w:rPr>
-          <w:highlight w:val="yellow"/>
-        </w:rPr>
+        <w:t xml:space="preserve"> </w:t>
+      </w:r>
+      <w:r>
         <w:t xml:space="preserve">construction rather than as a measured sensitivity, which the present cohort — with no</w:t>
       </w:r>
       <w:r>
-        <w:rPr>
-          <w:highlight w:val="yellow"/>
-        </w:rPr>
-        <w:t xml:space="preserve"> </w:t>
-      </w:r>
-      <w:r>
-        <w:rPr>
-          <w:highlight w:val="yellow"/>
-        </w:rPr>
+        <w:t xml:space="preserve"> </w:t>
+      </w:r>
+      <w:r>
         <w:t xml:space="preserve">manually corrected reference — cannot supply.</w:t>
       </w:r>
     </w:p>
@@ -3495,45 +2446,24 @@
         <w:pStyle w:val="FirstParagraph"/>
       </w:pPr>
       <w:r>
-        <w:rPr>
-          <w:highlight w:val="yellow"/>
-        </w:rPr>
         <w:t xml:space="preserve">Hounsfield units were converted to mass density by piecewise-linear interpolation through</w:t>
       </w:r>
       <w:r>
-        <w:rPr>
-          <w:highlight w:val="yellow"/>
-        </w:rPr>
-        <w:t xml:space="preserve"> </w:t>
-      </w:r>
-      <w:r>
-        <w:rPr>
-          <w:highlight w:val="yellow"/>
-        </w:rPr>
+        <w:t xml:space="preserve"> </w:t>
+      </w:r>
+      <w:r>
         <w:t xml:space="preserve">reference tissue anchor points, taking the densities from ICRU Report 44 [16] and the</w:t>
       </w:r>
       <w:r>
-        <w:rPr>
-          <w:highlight w:val="yellow"/>
-        </w:rPr>
-        <w:t xml:space="preserve"> </w:t>
-      </w:r>
-      <w:r>
-        <w:rPr>
-          <w:highlight w:val="yellow"/>
-        </w:rPr>
+        <w:t xml:space="preserve"> </w:t>
+      </w:r>
+      <w:r>
         <w:t xml:space="preserve">construction from Schneider et al. [17]. Estimated organ mass is the sum of local density</w:t>
       </w:r>
       <w:r>
-        <w:rPr>
-          <w:highlight w:val="yellow"/>
-        </w:rPr>
-        <w:t xml:space="preserve"> </w:t>
-      </w:r>
-      <w:r>
-        <w:rPr>
-          <w:highlight w:val="yellow"/>
-        </w:rPr>
+        <w:t xml:space="preserve"> </w:t>
+      </w:r>
+      <w:r>
         <w:t xml:space="preserve">over mask voxels multiplied by the voxel volume.</w:t>
       </w:r>
     </w:p>
@@ -3621,15 +2551,9 @@
         <w:pStyle w:val="FirstParagraph"/>
       </w:pPr>
       <w:r>
-        <w:rPr>
-          <w:highlight w:val="yellow"/>
-        </w:rPr>
         <w:t xml:space="preserve">Let an organ</w:t>
       </w:r>
       <w:r>
-        <w:rPr>
-          <w:highlight w:val="yellow"/>
-        </w:rPr>
         <w:t xml:space="preserve"> </w:t>
       </w:r>
       <m:oMath>
@@ -3638,21 +2562,12 @@
         </m:r>
       </m:oMath>
       <w:r>
-        <w:rPr>
-          <w:highlight w:val="yellow"/>
-        </w:rPr>
-        <w:t xml:space="preserve"> </w:t>
-      </w:r>
-      <w:r>
-        <w:rPr>
-          <w:highlight w:val="yellow"/>
-        </w:rPr>
+        <w:t xml:space="preserve"> </w:t>
+      </w:r>
+      <w:r>
         <w:t xml:space="preserve">occupy slices</w:t>
       </w:r>
       <w:r>
-        <w:rPr>
-          <w:highlight w:val="yellow"/>
-        </w:rPr>
         <w:t xml:space="preserve"> </w:t>
       </w:r>
       <m:oMath>
@@ -3661,21 +2576,12 @@
         </m:r>
       </m:oMath>
       <w:r>
-        <w:rPr>
-          <w:highlight w:val="yellow"/>
-        </w:rPr>
-        <w:t xml:space="preserve"> </w:t>
-      </w:r>
-      <w:r>
-        <w:rPr>
-          <w:highlight w:val="yellow"/>
-        </w:rPr>
+        <w:t xml:space="preserve"> </w:t>
+      </w:r>
+      <w:r>
         <w:t xml:space="preserve">with per-slice voxel counts</w:t>
       </w:r>
       <w:r>
-        <w:rPr>
-          <w:highlight w:val="yellow"/>
-        </w:rPr>
         <w:t xml:space="preserve"> </w:t>
       </w:r>
       <m:oMath>
@@ -3708,27 +2614,15 @@
         </m:r>
       </m:oMath>
       <w:r>
-        <w:rPr>
-          <w:highlight w:val="yellow"/>
-        </w:rPr>
         <w:t xml:space="preserve">, and let the</w:t>
       </w:r>
       <w:r>
-        <w:rPr>
-          <w:highlight w:val="yellow"/>
-        </w:rPr>
-        <w:t xml:space="preserve"> </w:t>
-      </w:r>
-      <w:r>
-        <w:rPr>
-          <w:highlight w:val="yellow"/>
-        </w:rPr>
+        <w:t xml:space="preserve"> </w:t>
+      </w:r>
+      <w:r>
         <w:t xml:space="preserve">series carry per-slice tube current</w:t>
       </w:r>
       <w:r>
-        <w:rPr>
-          <w:highlight w:val="yellow"/>
-        </w:rPr>
         <w:t xml:space="preserve"> </w:t>
       </w:r>
       <m:oMath>
@@ -3752,21 +2646,12 @@
         </m:r>
       </m:oMath>
       <w:r>
-        <w:rPr>
-          <w:highlight w:val="yellow"/>
-        </w:rPr>
-        <w:t xml:space="preserve"> </w:t>
-      </w:r>
-      <w:r>
-        <w:rPr>
-          <w:highlight w:val="yellow"/>
-        </w:rPr>
+        <w:t xml:space="preserve"> </w:t>
+      </w:r>
+      <w:r>
         <w:t xml:space="preserve">over its</w:t>
       </w:r>
       <w:r>
-        <w:rPr>
-          <w:highlight w:val="yellow"/>
-        </w:rPr>
         <w:t xml:space="preserve"> </w:t>
       </w:r>
       <m:oMath>
@@ -3775,39 +2660,21 @@
         </m:r>
       </m:oMath>
       <w:r>
-        <w:rPr>
-          <w:highlight w:val="yellow"/>
-        </w:rPr>
-        <w:t xml:space="preserve"> </w:t>
-      </w:r>
-      <w:r>
-        <w:rPr>
-          <w:highlight w:val="yellow"/>
-        </w:rPr>
+        <w:t xml:space="preserve"> </w:t>
+      </w:r>
+      <w:r>
         <w:t xml:space="preserve">images. The numerator of the</w:t>
       </w:r>
       <w:r>
-        <w:rPr>
-          <w:highlight w:val="yellow"/>
-        </w:rPr>
-        <w:t xml:space="preserve"> </w:t>
-      </w:r>
-      <w:r>
-        <w:rPr>
-          <w:highlight w:val="yellow"/>
-        </w:rPr>
+        <w:t xml:space="preserve"> </w:t>
+      </w:r>
+      <w:r>
         <w:t xml:space="preserve">organ-specific modulation weight is the voxel-weighted mean tube current over the organ’s</w:t>
       </w:r>
       <w:r>
-        <w:rPr>
-          <w:highlight w:val="yellow"/>
-        </w:rPr>
-        <w:t xml:space="preserve"> </w:t>
-      </w:r>
-      <w:r>
-        <w:rPr>
-          <w:highlight w:val="yellow"/>
-        </w:rPr>
+        <w:t xml:space="preserve"> </w:t>
+      </w:r>
+      <w:r>
         <w:t xml:space="preserve">own longitudinal extent,</w:t>
       </w:r>
     </w:p>
@@ -3983,33 +2850,18 @@
         <w:pStyle w:val="FirstParagraph"/>
       </w:pPr>
       <w:r>
-        <w:rPr>
-          <w:highlight w:val="yellow"/>
-        </w:rPr>
         <w:t xml:space="preserve">which weights each slice by how much of the organ it contains, so a slice through the</w:t>
       </w:r>
       <w:r>
-        <w:rPr>
-          <w:highlight w:val="yellow"/>
-        </w:rPr>
-        <w:t xml:space="preserve"> </w:t>
-      </w:r>
-      <w:r>
-        <w:rPr>
-          <w:highlight w:val="yellow"/>
-        </w:rPr>
+        <w:t xml:space="preserve"> </w:t>
+      </w:r>
+      <w:r>
         <w:t xml:space="preserve">widest part of the liver counts for more than one clipping its dome. The denominator is</w:t>
       </w:r>
       <w:r>
-        <w:rPr>
-          <w:highlight w:val="yellow"/>
-        </w:rPr>
-        <w:t xml:space="preserve"> </w:t>
-      </w:r>
-      <w:r>
-        <w:rPr>
-          <w:highlight w:val="yellow"/>
-        </w:rPr>
+        <w:t xml:space="preserve"> </w:t>
+      </w:r>
+      <w:r>
         <w:t xml:space="preserve">the mean over the whole series,</w:t>
       </w:r>
     </w:p>
@@ -4105,9 +2957,6 @@
         <w:pStyle w:val="FirstParagraph"/>
       </w:pPr>
       <w:r>
-        <w:rPr>
-          <w:highlight w:val="yellow"/>
-        </w:rPr>
         <w:t xml:space="preserve">and the weight and the index are</w:t>
       </w:r>
     </w:p>
@@ -4316,57 +3165,30 @@
         <w:pStyle w:val="FirstParagraph"/>
       </w:pPr>
       <w:r>
-        <w:rPr>
-          <w:highlight w:val="yellow"/>
-        </w:rPr>
         <w:t xml:space="preserve">The weight is dimensionless and is the transferable quantity: it expresses the recorded</w:t>
       </w:r>
       <w:r>
-        <w:rPr>
-          <w:highlight w:val="yellow"/>
-        </w:rPr>
-        <w:t xml:space="preserve"> </w:t>
-      </w:r>
-      <w:r>
-        <w:rPr>
-          <w:highlight w:val="yellow"/>
-        </w:rPr>
+        <w:t xml:space="preserve"> </w:t>
+      </w:r>
+      <w:r>
         <w:t xml:space="preserve">longitudinal tube-current conditions over the organ relative to the scan mean,</w:t>
       </w:r>
       <w:r>
-        <w:rPr>
-          <w:highlight w:val="yellow"/>
-        </w:rPr>
-        <w:t xml:space="preserve"> </w:t>
-      </w:r>
-      <w:r>
-        <w:rPr>
-          <w:highlight w:val="yellow"/>
-        </w:rPr>
+        <w:t xml:space="preserve"> </w:t>
+      </w:r>
+      <w:r>
         <w:t xml:space="preserve">independently of the scanner’s own output. A weight of unity means the organ lay where</w:t>
       </w:r>
       <w:r>
-        <w:rPr>
-          <w:highlight w:val="yellow"/>
-        </w:rPr>
-        <w:t xml:space="preserve"> </w:t>
-      </w:r>
-      <w:r>
-        <w:rPr>
-          <w:highlight w:val="yellow"/>
-        </w:rPr>
+        <w:t xml:space="preserve"> </w:t>
+      </w:r>
+      <w:r>
         <w:t xml:space="preserve">the tube current happened to equal the scan average; the departure from unity is what a</w:t>
       </w:r>
       <w:r>
-        <w:rPr>
-          <w:highlight w:val="yellow"/>
-        </w:rPr>
-        <w:t xml:space="preserve"> </w:t>
-      </w:r>
-      <w:r>
-        <w:rPr>
-          <w:highlight w:val="yellow"/>
-        </w:rPr>
+        <w:t xml:space="preserve"> </w:t>
+      </w:r>
+      <w:r>
         <w:t xml:space="preserve">single whole-scan value cannot carry.</w:t>
       </w:r>
     </w:p>
@@ -4445,197 +3267,112 @@
         <w:pStyle w:val="FirstParagraph"/>
       </w:pPr>
       <w:r>
-        <w:rPr>
-          <w:highlight w:val="yellow"/>
-        </w:rPr>
         <w:t xml:space="preserve">Every slice header of every series was read and each output-governing attribute — tube</w:t>
       </w:r>
       <w:r>
-        <w:rPr>
-          <w:highlight w:val="yellow"/>
-        </w:rPr>
-        <w:t xml:space="preserve"> </w:t>
-      </w:r>
-      <w:r>
-        <w:rPr>
-          <w:highlight w:val="yellow"/>
-        </w:rPr>
+        <w:t xml:space="preserve"> </w:t>
+      </w:r>
+      <w:r>
         <w:t xml:space="preserve">voltage, exposure time, rotation time, pitch and total collimation width — classified into</w:t>
       </w:r>
       <w:r>
-        <w:rPr>
-          <w:highlight w:val="yellow"/>
-        </w:rPr>
-        <w:t xml:space="preserve"> </w:t>
-      </w:r>
-      <w:r>
-        <w:rPr>
-          <w:highlight w:val="yellow"/>
-        </w:rPr>
+        <w:t xml:space="preserve"> </w:t>
+      </w:r>
+      <w:r>
         <w:t xml:space="preserve">one of four states.</w:t>
       </w:r>
       <w:r>
-        <w:rPr>
-          <w:highlight w:val="yellow"/>
-        </w:rPr>
         <w:t xml:space="preserve"> </w:t>
       </w:r>
       <w:r>
         <w:rPr>
           <w:i/>
           <w:iCs/>
-          <w:highlight w:val="yellow"/>
         </w:rPr>
         <w:t xml:space="preserve">Verified constant</w:t>
       </w:r>
       <w:r>
-        <w:rPr>
-          <w:highlight w:val="yellow"/>
-        </w:rPr>
         <w:t xml:space="preserve">: one value throughout.</w:t>
       </w:r>
       <w:r>
-        <w:rPr>
-          <w:highlight w:val="yellow"/>
-        </w:rPr>
         <w:t xml:space="preserve"> </w:t>
       </w:r>
       <w:r>
         <w:rPr>
           <w:i/>
           <w:iCs/>
-          <w:highlight w:val="yellow"/>
         </w:rPr>
         <w:t xml:space="preserve">Absent</w:t>
       </w:r>
       <w:r>
-        <w:rPr>
-          <w:highlight w:val="yellow"/>
-        </w:rPr>
         <w:t xml:space="preserve">: never written to</w:t>
       </w:r>
       <w:r>
-        <w:rPr>
-          <w:highlight w:val="yellow"/>
-        </w:rPr>
-        <w:t xml:space="preserve"> </w:t>
-      </w:r>
-      <w:r>
-        <w:rPr>
-          <w:highlight w:val="yellow"/>
-        </w:rPr>
+        <w:t xml:space="preserve"> </w:t>
+      </w:r>
+      <w:r>
         <w:t xml:space="preserve">the archived headers, so constancy can be neither confirmed nor refuted; absence alone</w:t>
       </w:r>
       <w:r>
-        <w:rPr>
-          <w:highlight w:val="yellow"/>
-        </w:rPr>
-        <w:t xml:space="preserve"> </w:t>
-      </w:r>
-      <w:r>
-        <w:rPr>
-          <w:highlight w:val="yellow"/>
-        </w:rPr>
+        <w:t xml:space="preserve"> </w:t>
+      </w:r>
+      <w:r>
         <w:t xml:space="preserve">does not disqualify a series, since excluding on it would remove series for a property of</w:t>
       </w:r>
       <w:r>
-        <w:rPr>
-          <w:highlight w:val="yellow"/>
-        </w:rPr>
-        <w:t xml:space="preserve"> </w:t>
-      </w:r>
-      <w:r>
-        <w:rPr>
-          <w:highlight w:val="yellow"/>
-        </w:rPr>
+        <w:t xml:space="preserve"> </w:t>
+      </w:r>
+      <w:r>
         <w:t xml:space="preserve">the de-identified export rather than of the acquisition.</w:t>
       </w:r>
       <w:r>
-        <w:rPr>
-          <w:highlight w:val="yellow"/>
-        </w:rPr>
         <w:t xml:space="preserve"> </w:t>
       </w:r>
       <w:r>
         <w:rPr>
           <w:i/>
           <w:iCs/>
-          <w:highlight w:val="yellow"/>
         </w:rPr>
         <w:t xml:space="preserve">Negligible variation</w:t>
       </w:r>
       <w:r>
-        <w:rPr>
-          <w:highlight w:val="yellow"/>
-        </w:rPr>
         <w:t xml:space="preserve">: varying</w:t>
       </w:r>
       <w:r>
-        <w:rPr>
-          <w:highlight w:val="yellow"/>
-        </w:rPr>
-        <w:t xml:space="preserve"> </w:t>
-      </w:r>
-      <w:r>
-        <w:rPr>
-          <w:highlight w:val="yellow"/>
-        </w:rPr>
+        <w:t xml:space="preserve"> </w:t>
+      </w:r>
+      <w:r>
         <w:t xml:space="preserve">by less than a relative tolerance of 0.02, attributable to the numeric representation —</w:t>
       </w:r>
       <w:r>
-        <w:rPr>
-          <w:highlight w:val="yellow"/>
-        </w:rPr>
-        <w:t xml:space="preserve"> </w:t>
-      </w:r>
-      <w:r>
-        <w:rPr>
-          <w:highlight w:val="yellow"/>
-        </w:rPr>
+        <w:t xml:space="preserve"> </w:t>
+      </w:r>
+      <w:r>
         <w:t xml:space="preserve">exposure time is written as an integer number of milliseconds, so a one-unit step on a</w:t>
       </w:r>
       <w:r>
-        <w:rPr>
-          <w:highlight w:val="yellow"/>
-        </w:rPr>
-        <w:t xml:space="preserve"> </w:t>
-      </w:r>
-      <w:r>
-        <w:rPr>
-          <w:highlight w:val="yellow"/>
-        </w:rPr>
+        <w:t xml:space="preserve"> </w:t>
+      </w:r>
+      <w:r>
         <w:t xml:space="preserve">value of a few hundred is a rounding artefact.</w:t>
       </w:r>
       <w:r>
-        <w:rPr>
-          <w:highlight w:val="yellow"/>
-        </w:rPr>
         <w:t xml:space="preserve"> </w:t>
       </w:r>
       <w:r>
         <w:rPr>
           <w:i/>
           <w:iCs/>
-          <w:highlight w:val="yellow"/>
         </w:rPr>
         <w:t xml:space="preserve">Materially variable</w:t>
       </w:r>
       <w:r>
-        <w:rPr>
-          <w:highlight w:val="yellow"/>
-        </w:rPr>
         <w:t xml:space="preserve">: varying by at least</w:t>
       </w:r>
       <w:r>
-        <w:rPr>
-          <w:highlight w:val="yellow"/>
-        </w:rPr>
-        <w:t xml:space="preserve"> </w:t>
-      </w:r>
-      <w:r>
-        <w:rPr>
-          <w:highlight w:val="yellow"/>
-        </w:rPr>
+        <w:t xml:space="preserve"> </w:t>
+      </w:r>
+      <w:r>
         <w:t xml:space="preserve">that tolerance, which disqualifies the series.</w:t>
       </w:r>
     </w:p>
@@ -4644,105 +3381,54 @@
         <w:pStyle w:val="BodyText"/>
       </w:pPr>
       <w:r>
-        <w:rPr>
-          <w:highlight w:val="yellow"/>
-        </w:rPr>
         <w:t xml:space="preserve">The value of 2% follows from those two scales rather than from the data. Below it lies</w:t>
       </w:r>
       <w:r>
-        <w:rPr>
-          <w:highlight w:val="yellow"/>
-        </w:rPr>
-        <w:t xml:space="preserve"> </w:t>
-      </w:r>
-      <w:r>
-        <w:rPr>
-          <w:highlight w:val="yellow"/>
-        </w:rPr>
+        <w:t xml:space="preserve"> </w:t>
+      </w:r>
+      <w:r>
         <w:t xml:space="preserve">the representation: at the 400–700 ms exposure times these acquisitions use, the integer</w:t>
       </w:r>
       <w:r>
-        <w:rPr>
-          <w:highlight w:val="yellow"/>
-        </w:rPr>
-        <w:t xml:space="preserve"> </w:t>
-      </w:r>
-      <w:r>
-        <w:rPr>
-          <w:highlight w:val="yellow"/>
-        </w:rPr>
+        <w:t xml:space="preserve"> </w:t>
+      </w:r>
+      <w:r>
         <w:t xml:space="preserve">millisecond step alone moves a value by up to about 0.25%, and 2% sits an order of</w:t>
       </w:r>
       <w:r>
-        <w:rPr>
-          <w:highlight w:val="yellow"/>
-        </w:rPr>
-        <w:t xml:space="preserve"> </w:t>
-      </w:r>
-      <w:r>
-        <w:rPr>
-          <w:highlight w:val="yellow"/>
-        </w:rPr>
+        <w:t xml:space="preserve"> </w:t>
+      </w:r>
+      <w:r>
         <w:t xml:space="preserve">magnitude above that. Above it lies the smallest change of technique that can actually</w:t>
       </w:r>
       <w:r>
-        <w:rPr>
-          <w:highlight w:val="yellow"/>
-        </w:rPr>
-        <w:t xml:space="preserve"> </w:t>
-      </w:r>
-      <w:r>
-        <w:rPr>
-          <w:highlight w:val="yellow"/>
-        </w:rPr>
+        <w:t xml:space="preserve"> </w:t>
+      </w:r>
+      <w:r>
         <w:t xml:space="preserve">occur, since rotation time is switched in discrete steps and the smallest of those halves</w:t>
       </w:r>
       <w:r>
-        <w:rPr>
-          <w:highlight w:val="yellow"/>
-        </w:rPr>
-        <w:t xml:space="preserve"> </w:t>
-      </w:r>
-      <w:r>
-        <w:rPr>
-          <w:highlight w:val="yellow"/>
-        </w:rPr>
+        <w:t xml:space="preserve"> </w:t>
+      </w:r>
+      <w:r>
         <w:t xml:space="preserve">or doubles it — a change of 100%. The threshold therefore separates two regimes that are</w:t>
       </w:r>
       <w:r>
-        <w:rPr>
-          <w:highlight w:val="yellow"/>
-        </w:rPr>
-        <w:t xml:space="preserve"> </w:t>
-      </w:r>
-      <w:r>
-        <w:rPr>
-          <w:highlight w:val="yellow"/>
-        </w:rPr>
+        <w:t xml:space="preserve"> </w:t>
+      </w:r>
+      <w:r>
         <w:t xml:space="preserve">two orders of magnitude apart, and is not fitted to these data: any value between roughly</w:t>
       </w:r>
       <w:r>
-        <w:rPr>
-          <w:highlight w:val="yellow"/>
-        </w:rPr>
-        <w:t xml:space="preserve"> </w:t>
-      </w:r>
-      <w:r>
-        <w:rPr>
-          <w:highlight w:val="yellow"/>
-        </w:rPr>
+        <w:t xml:space="preserve"> </w:t>
+      </w:r>
+      <w:r>
         <w:t xml:space="preserve">1% and 50% classifies this cohort identically, because the only material variation</w:t>
       </w:r>
       <w:r>
-        <w:rPr>
-          <w:highlight w:val="yellow"/>
-        </w:rPr>
-        <w:t xml:space="preserve"> </w:t>
-      </w:r>
-      <w:r>
-        <w:rPr>
-          <w:highlight w:val="yellow"/>
-        </w:rPr>
+        <w:t xml:space="preserve"> </w:t>
+      </w:r>
+      <w:r>
         <w:t xml:space="preserve">observed is a factor of two.</w:t>
       </w:r>
     </w:p>
@@ -4842,69 +3528,36 @@
         <w:pStyle w:val="BodyText"/>
       </w:pPr>
       <w:r>
-        <w:rPr>
-          <w:highlight w:val="yellow"/>
-        </w:rPr>
         <w:t xml:space="preserve">CTDIvol was taken from the image header (0018,9345) where present. Where absent, it was</w:t>
       </w:r>
       <w:r>
-        <w:rPr>
-          <w:highlight w:val="yellow"/>
-        </w:rPr>
-        <w:t xml:space="preserve"> </w:t>
-      </w:r>
-      <w:r>
-        <w:rPr>
-          <w:highlight w:val="yellow"/>
-        </w:rPr>
+        <w:t xml:space="preserve"> </w:t>
+      </w:r>
+      <w:r>
         <w:t xml:space="preserve">reconstructed from acquisition physics against an openly licensed normalised-CTDI database</w:t>
       </w:r>
       <w:r>
-        <w:rPr>
-          <w:highlight w:val="yellow"/>
-        </w:rPr>
-        <w:t xml:space="preserve"> </w:t>
-      </w:r>
-      <w:r>
-        <w:rPr>
-          <w:highlight w:val="yellow"/>
-        </w:rPr>
+        <w:t xml:space="preserve"> </w:t>
+      </w:r>
+      <w:r>
         <w:t xml:space="preserve">[18]; recorded and reconstructed values are never merged, and each series records which it</w:t>
       </w:r>
       <w:r>
-        <w:rPr>
-          <w:highlight w:val="yellow"/>
-        </w:rPr>
-        <w:t xml:space="preserve"> </w:t>
-      </w:r>
-      <w:r>
-        <w:rPr>
-          <w:highlight w:val="yellow"/>
-        </w:rPr>
+        <w:t xml:space="preserve"> </w:t>
+      </w:r>
+      <w:r>
         <w:t xml:space="preserve">carries. A recorded value outside the physically possible range is treated as a corrupt</w:t>
       </w:r>
       <w:r>
-        <w:rPr>
-          <w:highlight w:val="yellow"/>
-        </w:rPr>
-        <w:t xml:space="preserve"> </w:t>
-      </w:r>
-      <w:r>
-        <w:rPr>
-          <w:highlight w:val="yellow"/>
-        </w:rPr>
+        <w:t xml:space="preserve"> </w:t>
+      </w:r>
+      <w:r>
         <w:t xml:space="preserve">attribute and falls through to reconstruction — one series records CTDIvol as</w:t>
       </w:r>
       <w:r>
-        <w:rPr>
-          <w:highlight w:val="yellow"/>
-        </w:rPr>
-        <w:t xml:space="preserve"> </w:t>
-      </w:r>
-      <w:r>
-        <w:rPr>
-          <w:highlight w:val="yellow"/>
-        </w:rPr>
+        <w:t xml:space="preserve"> </w:t>
+      </w:r>
+      <w:r>
         <w:t xml:space="preserve">−3.7 × 10^19 mGy.</w:t>
       </w:r>
     </w:p>
@@ -5214,154 +3867,201 @@
         <w:pStyle w:val="BodyText"/>
       </w:pPr>
       <w:r>
-        <w:rPr>
-          <w:highlight w:val="yellow"/>
-        </w:rPr>
         <w:t xml:space="preserve">Analyses were run with Python 3.14 (the package supports 3.10 and later), TotalSegmentator</w:t>
       </w:r>
       <w:r>
-        <w:rPr>
-          <w:highlight w:val="yellow"/>
-        </w:rPr>
-        <w:t xml:space="preserve"> </w:t>
-      </w:r>
-      <w:r>
-        <w:rPr>
-          <w:highlight w:val="yellow"/>
-        </w:rPr>
+        <w:t xml:space="preserve"> </w:t>
+      </w:r>
+      <w:r>
         <w:t xml:space="preserve">v2.17 (</w:t>
       </w:r>
       <w:r>
         <w:rPr>
           <w:rStyle w:val="VerbatimChar"/>
-          <w:highlight w:val="yellow"/>
         </w:rPr>
         <w:t xml:space="preserve">total</w:t>
       </w:r>
       <w:r>
-        <w:rPr>
-          <w:highlight w:val="yellow"/>
-        </w:rPr>
-        <w:t xml:space="preserve"> </w:t>
-      </w:r>
-      <w:r>
-        <w:rPr>
-          <w:highlight w:val="yellow"/>
-        </w:rPr>
+        <w:t xml:space="preserve"> </w:t>
+      </w:r>
+      <w:r>
         <w:t xml:space="preserve">task, 1.5 mm full-resolution model) on PyTorch 2.11 with CUDA 12.8, pydicom</w:t>
       </w:r>
       <w:r>
-        <w:rPr>
-          <w:highlight w:val="yellow"/>
-        </w:rPr>
-        <w:t xml:space="preserve"> </w:t>
-      </w:r>
-      <w:r>
-        <w:rPr>
-          <w:highlight w:val="yellow"/>
-        </w:rPr>
+        <w:t xml:space="preserve"> </w:t>
+      </w:r>
+      <w:r>
         <w:t xml:space="preserve">3.0 and NumPy 2.5, using an NVIDIA RTX 3080. Every reported value is re-derived from the</w:t>
       </w:r>
       <w:r>
-        <w:rPr>
-          <w:highlight w:val="yellow"/>
-        </w:rPr>
-        <w:t xml:space="preserve"> </w:t>
-      </w:r>
-      <w:r>
-        <w:rPr>
-          <w:highlight w:val="yellow"/>
-        </w:rPr>
+        <w:t xml:space="preserve"> </w:t>
+      </w:r>
+      <w:r>
         <w:t xml:space="preserve">per-series records by the test suite, including regenerating the complete analysis table</w:t>
       </w:r>
       <w:r>
-        <w:rPr>
-          <w:highlight w:val="yellow"/>
-        </w:rPr>
-        <w:t xml:space="preserve"> </w:t>
-      </w:r>
-      <w:r>
-        <w:rPr>
-          <w:highlight w:val="yellow"/>
-        </w:rPr>
+        <w:t xml:space="preserve"> </w:t>
+      </w:r>
+      <w:r>
         <w:t xml:space="preserve">and comparing it. The pipeline is organised in four layers — acquisition, organ record,</w:t>
       </w:r>
       <w:r>
-        <w:rPr>
-          <w:highlight w:val="yellow"/>
-        </w:rPr>
-        <w:t xml:space="preserve"> </w:t>
-      </w:r>
-      <w:r>
-        <w:rPr>
-          <w:highlight w:val="yellow"/>
-        </w:rPr>
+        <w:t xml:space="preserve"> </w:t>
+      </w:r>
+      <w:r>
         <w:t xml:space="preserve">analysis and figures — each regenerated by a single command and each writing a</w:t>
       </w:r>
       <w:r>
-        <w:rPr>
-          <w:highlight w:val="yellow"/>
-        </w:rPr>
-        <w:t xml:space="preserve"> </w:t>
-      </w:r>
-      <w:r>
-        <w:rPr>
-          <w:highlight w:val="yellow"/>
-        </w:rPr>
+        <w:t xml:space="preserve"> </w:t>
+      </w:r>
+      <w:r>
         <w:t xml:space="preserve">machine-readable record that the next layer reads; the acquisition-parameter check of</w:t>
       </w:r>
       <w:r>
-        <w:rPr>
-          <w:highlight w:val="yellow"/>
-        </w:rPr>
-        <w:t xml:space="preserve"> </w:t>
-      </w:r>
-      <w:r>
-        <w:rPr>
-          <w:highlight w:val="yellow"/>
-        </w:rPr>
+        <w:t xml:space="preserve"> </w:t>
+      </w:r>
+      <w:r>
         <w:t xml:space="preserve">Section 2.9 is a fifth, run over the completed records. Figure 1 gives the stages, the</w:t>
       </w:r>
       <w:r>
-        <w:rPr>
-          <w:highlight w:val="yellow"/>
-        </w:rPr>
-        <w:t xml:space="preserve"> </w:t>
-      </w:r>
-      <w:r>
-        <w:rPr>
-          <w:highlight w:val="yellow"/>
-        </w:rPr>
+        <w:t xml:space="preserve"> </w:t>
+      </w:r>
+      <w:r>
         <w:t xml:space="preserve">count surviving each, and the verification step attached to each. The repository, its</w:t>
       </w:r>
       <w:r>
-        <w:rPr>
-          <w:highlight w:val="yellow"/>
-        </w:rPr>
-        <w:t xml:space="preserve"> </w:t>
-      </w:r>
-      <w:r>
-        <w:rPr>
-          <w:highlight w:val="yellow"/>
-        </w:rPr>
+        <w:t xml:space="preserve"> </w:t>
+      </w:r>
+      <w:r>
         <w:t xml:space="preserve">release tag, commit hash and archived version DOI are given in the Data Availability</w:t>
       </w:r>
       <w:r>
-        <w:rPr>
-          <w:highlight w:val="yellow"/>
-        </w:rPr>
-        <w:t xml:space="preserve"> </w:t>
-      </w:r>
-      <w:r>
-        <w:rPr>
-          <w:highlight w:val="yellow"/>
-        </w:rPr>
+        <w:t xml:space="preserve"> </w:t>
+      </w:r>
+      <w:r>
         <w:t xml:space="preserve">Statement, and the command for each layer is in its README rather than here.</w:t>
       </w:r>
     </w:p>
     <w:bookmarkEnd w:id="26"/>
+    <w:bookmarkStart w:id="27" w:name="X662c2d66dd1eda3268d2087202c966cd73b2601"/>
+    <w:p>
+      <w:pPr>
+        <w:pStyle w:val="Heading3"/>
+      </w:pPr>
+      <w:r>
+        <w:t xml:space="preserve">2.13. Use of Generative Artificial Intelligence</w:t>
+      </w:r>
+    </w:p>
+    <w:p>
+      <w:pPr>
+        <w:pStyle w:val="FirstParagraph"/>
+      </w:pPr>
+      <w:r>
+        <w:rPr>
+          <w:highlight w:val="yellow"/>
+        </w:rPr>
+        <w:t xml:space="preserve">A generative artificial intelligence assistant (Claude, Anthropic) was used as a tool in</w:t>
+      </w:r>
+      <w:r>
+        <w:rPr>
+          <w:highlight w:val="yellow"/>
+        </w:rPr>
+        <w:t xml:space="preserve"> </w:t>
+      </w:r>
+      <w:r>
+        <w:rPr>
+          <w:highlight w:val="yellow"/>
+        </w:rPr>
+        <w:t xml:space="preserve">developing the software described in Sections 2.1 to 2.12 and in drafting and editing the</w:t>
+      </w:r>
+      <w:r>
+        <w:rPr>
+          <w:highlight w:val="yellow"/>
+        </w:rPr>
+        <w:t xml:space="preserve"> </w:t>
+      </w:r>
+      <w:r>
+        <w:rPr>
+          <w:highlight w:val="yellow"/>
+        </w:rPr>
+        <w:t xml:space="preserve">text of this manuscript. It was not used to generate, impute or select any reported value.</w:t>
+      </w:r>
+      <w:r>
+        <w:rPr>
+          <w:highlight w:val="yellow"/>
+        </w:rPr>
+        <w:t xml:space="preserve"> </w:t>
+      </w:r>
+      <w:r>
+        <w:rPr>
+          <w:highlight w:val="yellow"/>
+        </w:rPr>
+        <w:t xml:space="preserve">Every number in this article is produced by executable code in the cited repository, is</w:t>
+      </w:r>
+      <w:r>
+        <w:rPr>
+          <w:highlight w:val="yellow"/>
+        </w:rPr>
+        <w:t xml:space="preserve"> </w:t>
+      </w:r>
+      <w:r>
+        <w:rPr>
+          <w:highlight w:val="yellow"/>
+        </w:rPr>
+        <w:t xml:space="preserve">re-derived from the per-series records by the automated test suite described above, and</w:t>
+      </w:r>
+      <w:r>
+        <w:rPr>
+          <w:highlight w:val="yellow"/>
+        </w:rPr>
+        <w:t xml:space="preserve"> </w:t>
+      </w:r>
+      <w:r>
+        <w:rPr>
+          <w:highlight w:val="yellow"/>
+        </w:rPr>
+        <w:t xml:space="preserve">was verified by the author against the underlying records. The study design, the</w:t>
+      </w:r>
+      <w:r>
+        <w:rPr>
+          <w:highlight w:val="yellow"/>
+        </w:rPr>
+        <w:t xml:space="preserve"> </w:t>
+      </w:r>
+      <w:r>
+        <w:rPr>
+          <w:highlight w:val="yellow"/>
+        </w:rPr>
+        <w:t xml:space="preserve">eligibility rules, the quality-control criteria and all scientific judgements,</w:t>
+      </w:r>
+      <w:r>
+        <w:rPr>
+          <w:highlight w:val="yellow"/>
+        </w:rPr>
+        <w:t xml:space="preserve"> </w:t>
+      </w:r>
+      <w:r>
+        <w:rPr>
+          <w:highlight w:val="yellow"/>
+        </w:rPr>
+        <w:t xml:space="preserve">interpretations and conclusions are the author’s, who takes full responsibility for the</w:t>
+      </w:r>
+      <w:r>
+        <w:rPr>
+          <w:highlight w:val="yellow"/>
+        </w:rPr>
+        <w:t xml:space="preserve"> </w:t>
+      </w:r>
+      <w:r>
+        <w:rPr>
+          <w:highlight w:val="yellow"/>
+        </w:rPr>
+        <w:t xml:space="preserve">content of this article.</w:t>
+      </w:r>
+    </w:p>
     <w:bookmarkEnd w:id="27"/>
-    <w:bookmarkStart w:id="49" w:name="results"/>
+    <w:bookmarkEnd w:id="28"/>
+    <w:bookmarkStart w:id="50" w:name="results"/>
     <w:p>
       <w:pPr>
         <w:pStyle w:val="Heading2"/>
@@ -5370,7 +4070,7 @@
         <w:t xml:space="preserve">3. Results</w:t>
       </w:r>
     </w:p>
-    <w:bookmarkStart w:id="31" w:name="cohort-and-records"/>
+    <w:bookmarkStart w:id="32" w:name="cohort-and-records"/>
     <w:p>
       <w:pPr>
         <w:pStyle w:val="Heading3"/>
@@ -5384,45 +4084,24 @@
         <w:pStyle w:val="FirstParagraph"/>
       </w:pPr>
       <w:r>
-        <w:rPr>
-          <w:highlight w:val="yellow"/>
-        </w:rPr>
         <w:t xml:space="preserve">Forty series were analysed — ten from each of GE, Siemens, Canon/Toshiba and Philips —</w:t>
       </w:r>
       <w:r>
-        <w:rPr>
-          <w:highlight w:val="yellow"/>
-        </w:rPr>
-        <w:t xml:space="preserve"> </w:t>
-      </w:r>
-      <w:r>
-        <w:rPr>
-          <w:highlight w:val="yellow"/>
-        </w:rPr>
+        <w:t xml:space="preserve"> </w:t>
+      </w:r>
+      <w:r>
         <w:t xml:space="preserve">drawn from 21 collections and 23 scanner models. Of 480 organ–series combinations, 455</w:t>
       </w:r>
       <w:r>
-        <w:rPr>
-          <w:highlight w:val="yellow"/>
-        </w:rPr>
-        <w:t xml:space="preserve"> </w:t>
-      </w:r>
-      <w:r>
-        <w:rPr>
-          <w:highlight w:val="yellow"/>
-        </w:rPr>
+        <w:t xml:space="preserve"> </w:t>
+      </w:r>
+      <w:r>
         <w:t xml:space="preserve">organ records were produced across 12 organs, with the flow as given in Section 2.10.</w:t>
       </w:r>
       <w:r>
-        <w:rPr>
-          <w:highlight w:val="yellow"/>
-        </w:rPr>
-        <w:t xml:space="preserve"> </w:t>
-      </w:r>
-      <w:r>
-        <w:rPr>
-          <w:highlight w:val="yellow"/>
-        </w:rPr>
+        <w:t xml:space="preserve"> </w:t>
+      </w:r>
+      <w:r>
         <w:t xml:space="preserve">Figure 2 shows the segmentation output for a representative acquisition.</w:t>
       </w:r>
     </w:p>
@@ -5431,69 +4110,36 @@
         <w:pStyle w:val="BodyText"/>
       </w:pPr>
       <w:r>
-        <w:rPr>
-          <w:highlight w:val="yellow"/>
-        </w:rPr>
         <w:t xml:space="preserve">Of the 40 segmented series, 39 met the acquisition-constancy criterion of Section 2.9. One</w:t>
       </w:r>
       <w:r>
-        <w:rPr>
-          <w:highlight w:val="yellow"/>
-        </w:rPr>
-        <w:t xml:space="preserve"> </w:t>
-      </w:r>
-      <w:r>
-        <w:rPr>
-          <w:highlight w:val="yellow"/>
-        </w:rPr>
+        <w:t xml:space="preserve"> </w:t>
+      </w:r>
+      <w:r>
         <w:t xml:space="preserve">archived GE series contained two blocks with different exposure and rotation times; it was</w:t>
       </w:r>
       <w:r>
-        <w:rPr>
-          <w:highlight w:val="yellow"/>
-        </w:rPr>
-        <w:t xml:space="preserve"> </w:t>
-      </w:r>
-      <w:r>
-        <w:rPr>
-          <w:highlight w:val="yellow"/>
-        </w:rPr>
+        <w:t xml:space="preserve"> </w:t>
+      </w:r>
+      <w:r>
         <w:t xml:space="preserve">retained for the segmentation, estimated-mass and archive-availability analyses and</w:t>
       </w:r>
       <w:r>
-        <w:rPr>
-          <w:highlight w:val="yellow"/>
-        </w:rPr>
-        <w:t xml:space="preserve"> </w:t>
-      </w:r>
-      <w:r>
-        <w:rPr>
-          <w:highlight w:val="yellow"/>
-        </w:rPr>
+        <w:t xml:space="preserve"> </w:t>
+      </w:r>
+      <w:r>
         <w:t xml:space="preserve">excluded from the modulation-weight and anatomy-weighted-index summaries. The quantitative</w:t>
       </w:r>
       <w:r>
-        <w:rPr>
-          <w:highlight w:val="yellow"/>
-        </w:rPr>
-        <w:t xml:space="preserve"> </w:t>
-      </w:r>
-      <w:r>
-        <w:rPr>
-          <w:highlight w:val="yellow"/>
-        </w:rPr>
+        <w:t xml:space="preserve"> </w:t>
+      </w:r>
+      <w:r>
         <w:t xml:space="preserve">modulation analysis therefore rests on 375 organ records from the 33 eligible series that</w:t>
       </w:r>
       <w:r>
-        <w:rPr>
-          <w:highlight w:val="yellow"/>
-        </w:rPr>
-        <w:t xml:space="preserve"> </w:t>
-      </w:r>
-      <w:r>
-        <w:rPr>
-          <w:highlight w:val="yellow"/>
-        </w:rPr>
+        <w:t xml:space="preserve"> </w:t>
+      </w:r>
+      <w:r>
         <w:t xml:space="preserve">also carry a CTDIvol.</w:t>
       </w:r>
     </w:p>
@@ -5506,18 +4152,18 @@
           <wp:inline>
             <wp:extent cx="4957010" cy="5784324"/>
             <wp:effectExtent b="0" l="0" r="0" t="0"/>
-            <wp:docPr descr="" title="" id="29" name="Picture"/>
+            <wp:docPr descr="" title="" id="30" name="Picture"/>
             <a:graphic>
               <a:graphicData uri="http://schemas.openxmlformats.org/drawingml/2006/picture">
                 <pic:pic>
                   <pic:nvPicPr>
-                    <pic:cNvPr descr="figures/fig2_segmentation.png" id="30" name="Picture"/>
+                    <pic:cNvPr descr="figures/fig2_segmentation.png" id="31" name="Picture"/>
                     <pic:cNvPicPr>
                       <a:picLocks noChangeArrowheads="1" noChangeAspect="1"/>
                     </pic:cNvPicPr>
                   </pic:nvPicPr>
                   <pic:blipFill>
-                    <a:blip r:embed="rId28"/>
+                    <a:blip r:embed="rId29"/>
                     <a:stretch>
                       <a:fillRect/>
                     </a:stretch>
@@ -5552,188 +4198,111 @@
         <w:rPr>
           <w:b/>
           <w:bCs/>
-          <w:highlight w:val="yellow"/>
         </w:rPr>
         <w:t xml:space="preserve">Figure 2.</w:t>
       </w:r>
       <w:r>
-        <w:rPr>
-          <w:highlight w:val="yellow"/>
-        </w:rPr>
-        <w:t xml:space="preserve"> </w:t>
-      </w:r>
-      <w:r>
-        <w:rPr>
-          <w:highlight w:val="yellow"/>
-        </w:rPr>
+        <w:t xml:space="preserve"> </w:t>
+      </w:r>
+      <w:r>
         <w:t xml:space="preserve">Representative TotalSegmentator output from one abdominal CT series used in</w:t>
       </w:r>
       <w:r>
-        <w:rPr>
-          <w:highlight w:val="yellow"/>
-        </w:rPr>
-        <w:t xml:space="preserve"> </w:t>
-      </w:r>
-      <w:r>
-        <w:rPr>
-          <w:highlight w:val="yellow"/>
-        </w:rPr>
+        <w:t xml:space="preserve"> </w:t>
+      </w:r>
+      <w:r>
         <w:t xml:space="preserve">the analysis. (</w:t>
       </w:r>
       <w:r>
         <w:rPr>
           <w:b/>
           <w:bCs/>
-          <w:highlight w:val="yellow"/>
         </w:rPr>
         <w:t xml:space="preserve">a</w:t>
       </w:r>
       <w:r>
-        <w:rPr>
-          <w:highlight w:val="yellow"/>
-        </w:rPr>
         <w:t xml:space="preserve">) Coronal reformat with multi-organ overlays. (</w:t>
       </w:r>
       <w:r>
         <w:rPr>
           <w:b/>
           <w:bCs/>
-          <w:highlight w:val="yellow"/>
         </w:rPr>
         <w:t xml:space="preserve">b</w:t>
       </w:r>
       <w:r>
-        <w:rPr>
-          <w:highlight w:val="yellow"/>
-        </w:rPr>
         <w:t xml:space="preserve">–</w:t>
       </w:r>
       <w:r>
         <w:rPr>
           <w:b/>
           <w:bCs/>
-          <w:highlight w:val="yellow"/>
         </w:rPr>
         <w:t xml:space="preserve">d</w:t>
       </w:r>
       <w:r>
-        <w:rPr>
-          <w:highlight w:val="yellow"/>
-        </w:rPr>
         <w:t xml:space="preserve">) Axial</w:t>
       </w:r>
       <w:r>
-        <w:rPr>
-          <w:highlight w:val="yellow"/>
-        </w:rPr>
-        <w:t xml:space="preserve"> </w:t>
-      </w:r>
-      <w:r>
-        <w:rPr>
-          <w:highlight w:val="yellow"/>
-        </w:rPr>
+        <w:t xml:space="preserve"> </w:t>
+      </w:r>
+      <w:r>
         <w:t xml:space="preserve">levels through the upper abdomen, the renal level and the lower abdomen. Masks were</w:t>
       </w:r>
       <w:r>
-        <w:rPr>
-          <w:highlight w:val="yellow"/>
-        </w:rPr>
-        <w:t xml:space="preserve"> </w:t>
-      </w:r>
-      <w:r>
-        <w:rPr>
-          <w:highlight w:val="yellow"/>
-        </w:rPr>
+        <w:t xml:space="preserve"> </w:t>
+      </w:r>
+      <w:r>
         <w:t xml:space="preserve">generated with TotalSegmentator v2.17 using the 1.5 mm full-resolution</w:t>
       </w:r>
       <w:r>
-        <w:rPr>
-          <w:highlight w:val="yellow"/>
-        </w:rPr>
         <w:t xml:space="preserve"> </w:t>
       </w:r>
       <w:r>
         <w:rPr>
           <w:rStyle w:val="VerbatimChar"/>
-          <w:highlight w:val="yellow"/>
         </w:rPr>
         <w:t xml:space="preserve">total</w:t>
       </w:r>
       <w:r>
-        <w:rPr>
-          <w:highlight w:val="yellow"/>
-        </w:rPr>
-        <w:t xml:space="preserve"> </w:t>
-      </w:r>
-      <w:r>
-        <w:rPr>
-          <w:highlight w:val="yellow"/>
-        </w:rPr>
+        <w:t xml:space="preserve"> </w:t>
+      </w:r>
+      <w:r>
         <w:t xml:space="preserve">task and</w:t>
       </w:r>
       <w:r>
-        <w:rPr>
-          <w:highlight w:val="yellow"/>
-        </w:rPr>
-        <w:t xml:space="preserve"> </w:t>
-      </w:r>
-      <w:r>
-        <w:rPr>
-          <w:highlight w:val="yellow"/>
-        </w:rPr>
+        <w:t xml:space="preserve"> </w:t>
+      </w:r>
+      <w:r>
         <w:t xml:space="preserve">returned to the native DICOM-derived image grid; overlays are translucent so the anatomy</w:t>
       </w:r>
       <w:r>
-        <w:rPr>
-          <w:highlight w:val="yellow"/>
-        </w:rPr>
-        <w:t xml:space="preserve"> </w:t>
-      </w:r>
-      <w:r>
-        <w:rPr>
-          <w:highlight w:val="yellow"/>
-        </w:rPr>
+        <w:t xml:space="preserve"> </w:t>
+      </w:r>
+      <w:r>
         <w:t xml:space="preserve">they are drawn against remains visible, and the key lists the structures actually shown.</w:t>
       </w:r>
       <w:r>
-        <w:rPr>
-          <w:highlight w:val="yellow"/>
-        </w:rPr>
-        <w:t xml:space="preserve"> </w:t>
-      </w:r>
-      <w:r>
-        <w:rPr>
-          <w:highlight w:val="yellow"/>
-        </w:rPr>
+        <w:t xml:space="preserve"> </w:t>
+      </w:r>
+      <w:r>
         <w:t xml:space="preserve">The same acquisition appears in Figure 3. Images are displayed in radiological convention,</w:t>
       </w:r>
       <w:r>
-        <w:rPr>
-          <w:highlight w:val="yellow"/>
-        </w:rPr>
-        <w:t xml:space="preserve"> </w:t>
-      </w:r>
-      <w:r>
-        <w:rPr>
-          <w:highlight w:val="yellow"/>
-        </w:rPr>
+        <w:t xml:space="preserve"> </w:t>
+      </w:r>
+      <w:r>
         <w:t xml:space="preserve">with the patient’s left on the viewer’s right. Only de-identified imaging from The Cancer</w:t>
       </w:r>
       <w:r>
-        <w:rPr>
-          <w:highlight w:val="yellow"/>
-        </w:rPr>
-        <w:t xml:space="preserve"> </w:t>
-      </w:r>
-      <w:r>
-        <w:rPr>
-          <w:highlight w:val="yellow"/>
-        </w:rPr>
+        <w:t xml:space="preserve"> </w:t>
+      </w:r>
+      <w:r>
         <w:t xml:space="preserve">Imaging Archive is shown.</w:t>
       </w:r>
     </w:p>
-    <w:bookmarkEnd w:id="31"/>
-    <w:bookmarkStart w:id="35" w:name="organ-specific-modulation-weights"/>
+    <w:bookmarkEnd w:id="32"/>
+    <w:bookmarkStart w:id="36" w:name="organ-specific-modulation-weights"/>
     <w:p>
       <w:pPr>
         <w:pStyle w:val="Heading3"/>
@@ -5773,81 +4342,42 @@
         <w:pStyle w:val="BodyText"/>
       </w:pPr>
       <w:r>
-        <w:rPr>
-          <w:highlight w:val="yellow"/>
-        </w:rPr>
         <w:t xml:space="preserve">Figure 3 shows one acquisition end to end: a Canon/Toshiba Aquilion PRIME series of 268</w:t>
       </w:r>
       <w:r>
-        <w:rPr>
-          <w:highlight w:val="yellow"/>
-        </w:rPr>
-        <w:t xml:space="preserve"> </w:t>
-      </w:r>
-      <w:r>
-        <w:rPr>
-          <w:highlight w:val="yellow"/>
-        </w:rPr>
+        <w:t xml:space="preserve"> </w:t>
+      </w:r>
+      <w:r>
         <w:t xml:space="preserve">slices with a recorded CTDIvol of 16.1 mGy and a scan mean tube current of 265 mA. The</w:t>
       </w:r>
       <w:r>
-        <w:rPr>
-          <w:highlight w:val="yellow"/>
-        </w:rPr>
-        <w:t xml:space="preserve"> </w:t>
-      </w:r>
-      <w:r>
-        <w:rPr>
-          <w:highlight w:val="yellow"/>
-        </w:rPr>
+        <w:t xml:space="preserve"> </w:t>
+      </w:r>
+      <w:r>
         <w:t xml:space="preserve">small bowel and colon, lying in the inferior abdomen where the modulation raised the</w:t>
       </w:r>
       <w:r>
-        <w:rPr>
-          <w:highlight w:val="yellow"/>
-        </w:rPr>
-        <w:t xml:space="preserve"> </w:t>
-      </w:r>
-      <w:r>
-        <w:rPr>
-          <w:highlight w:val="yellow"/>
-        </w:rPr>
+        <w:t xml:space="preserve"> </w:t>
+      </w:r>
+      <w:r>
         <w:t xml:space="preserve">current to about 447 and 435 mA, take weights of 1.69 and 1.64 respectively, giving indices</w:t>
       </w:r>
       <w:r>
-        <w:rPr>
-          <w:highlight w:val="yellow"/>
-        </w:rPr>
-        <w:t xml:space="preserve"> </w:t>
-      </w:r>
-      <w:r>
-        <w:rPr>
-          <w:highlight w:val="yellow"/>
-        </w:rPr>
+        <w:t xml:space="preserve"> </w:t>
+      </w:r>
+      <w:r>
         <w:t xml:space="preserve">near 27 mGy; the left kidney and stomach, higher in the scan, take weights of 0.94 and</w:t>
       </w:r>
       <w:r>
-        <w:rPr>
-          <w:highlight w:val="yellow"/>
-        </w:rPr>
-        <w:t xml:space="preserve"> </w:t>
-      </w:r>
-      <w:r>
-        <w:rPr>
-          <w:highlight w:val="yellow"/>
-        </w:rPr>
+        <w:t xml:space="preserve"> </w:t>
+      </w:r>
+      <w:r>
         <w:t xml:space="preserve">indices near 15 mGy. Two organs in the same acquisition thus differ by a factor of 1.8 in</w:t>
       </w:r>
       <w:r>
-        <w:rPr>
-          <w:highlight w:val="yellow"/>
-        </w:rPr>
-        <w:t xml:space="preserve"> </w:t>
-      </w:r>
-      <w:r>
-        <w:rPr>
-          <w:highlight w:val="yellow"/>
-        </w:rPr>
+        <w:t xml:space="preserve"> </w:t>
+      </w:r>
+      <w:r>
         <w:t xml:space="preserve">their anatomy-weighted index, a difference no whole-scan value can express.</w:t>
       </w:r>
     </w:p>
@@ -5860,18 +4390,18 @@
           <wp:inline>
             <wp:extent cx="5334000" cy="4659094"/>
             <wp:effectExtent b="0" l="0" r="0" t="0"/>
-            <wp:docPr descr="" title="" id="33" name="Picture"/>
+            <wp:docPr descr="" title="" id="34" name="Picture"/>
             <a:graphic>
               <a:graphicData uri="http://schemas.openxmlformats.org/drawingml/2006/picture">
                 <pic:pic>
                   <pic:nvPicPr>
-                    <pic:cNvPr descr="figures/fig3_demonstration_case.png" id="34" name="Picture"/>
+                    <pic:cNvPr descr="figures/fig3_demonstration_case.png" id="35" name="Picture"/>
                     <pic:cNvPicPr>
                       <a:picLocks noChangeArrowheads="1" noChangeAspect="1"/>
                     </pic:cNvPicPr>
                   </pic:nvPicPr>
                   <pic:blipFill>
-                    <a:blip r:embed="rId32"/>
+                    <a:blip r:embed="rId33"/>
                     <a:stretch>
                       <a:fillRect/>
                     </a:stretch>
@@ -5906,101 +4436,62 @@
         <w:rPr>
           <w:b/>
           <w:bCs/>
-          <w:highlight w:val="yellow"/>
         </w:rPr>
         <w:t xml:space="preserve">Figure 3.</w:t>
       </w:r>
       <w:r>
-        <w:rPr>
-          <w:highlight w:val="yellow"/>
-        </w:rPr>
-        <w:t xml:space="preserve"> </w:t>
-      </w:r>
-      <w:r>
-        <w:rPr>
-          <w:highlight w:val="yellow"/>
-        </w:rPr>
+        <w:t xml:space="preserve"> </w:t>
+      </w:r>
+      <w:r>
         <w:t xml:space="preserve">One acquisition end to end. (</w:t>
       </w:r>
       <w:r>
         <w:rPr>
           <w:b/>
           <w:bCs/>
-          <w:highlight w:val="yellow"/>
         </w:rPr>
         <w:t xml:space="preserve">a</w:t>
       </w:r>
       <w:r>
-        <w:rPr>
-          <w:highlight w:val="yellow"/>
-        </w:rPr>
         <w:t xml:space="preserve">) Each organ’s longitudinal extent,</w:t>
       </w:r>
       <w:r>
-        <w:rPr>
-          <w:highlight w:val="yellow"/>
-        </w:rPr>
-        <w:t xml:space="preserve"> </w:t>
-      </w:r>
-      <w:r>
-        <w:rPr>
-          <w:highlight w:val="yellow"/>
-        </w:rPr>
+        <w:t xml:space="preserve"> </w:t>
+      </w:r>
+      <w:r>
         <w:t xml:space="preserve">annotated with the mean tube current recorded over it, against a scan mean of 265 mA.</w:t>
       </w:r>
       <w:r>
-        <w:rPr>
-          <w:highlight w:val="yellow"/>
-        </w:rPr>
-        <w:t xml:space="preserve"> </w:t>
-      </w:r>
-      <w:r>
-        <w:rPr>
-          <w:highlight w:val="yellow"/>
-        </w:rPr>
+        <w:t xml:space="preserve"> </w:t>
+      </w:r>
+      <w:r>
         <w:t xml:space="preserve">(</w:t>
       </w:r>
       <w:r>
         <w:rPr>
           <w:b/>
           <w:bCs/>
-          <w:highlight w:val="yellow"/>
         </w:rPr>
         <w:t xml:space="preserve">b</w:t>
       </w:r>
       <w:r>
-        <w:rPr>
-          <w:highlight w:val="yellow"/>
-        </w:rPr>
         <w:t xml:space="preserve">) The resulting anatomy-weighted CTDIvol index, with the organ-specific modulation</w:t>
       </w:r>
       <w:r>
-        <w:rPr>
-          <w:highlight w:val="yellow"/>
-        </w:rPr>
-        <w:t xml:space="preserve"> </w:t>
-      </w:r>
-      <w:r>
-        <w:rPr>
-          <w:highlight w:val="yellow"/>
-        </w:rPr>
+        <w:t xml:space="preserve"> </w:t>
+      </w:r>
+      <w:r>
         <w:t xml:space="preserve">weight beside each bar; the dashed line is the whole-scan CTDIvol of 16.1 mGy. The bars</w:t>
       </w:r>
       <w:r>
-        <w:rPr>
-          <w:highlight w:val="yellow"/>
-        </w:rPr>
-        <w:t xml:space="preserve"> </w:t>
-      </w:r>
-      <w:r>
-        <w:rPr>
-          <w:highlight w:val="yellow"/>
-        </w:rPr>
+        <w:t xml:space="preserve"> </w:t>
+      </w:r>
+      <w:r>
         <w:t xml:space="preserve">are modulation-weighted indices, not absorbed doses.</w:t>
       </w:r>
     </w:p>
-    <w:bookmarkEnd w:id="35"/>
-    <w:bookmarkStart w:id="39" w:name="X1e80acbb71a080ba11eed7c879b65fdaf9935e5"/>
+    <w:bookmarkEnd w:id="36"/>
+    <w:bookmarkStart w:id="40" w:name="X1e80acbb71a080ba11eed7c879b65fdaf9935e5"/>
     <w:p>
       <w:pPr>
         <w:pStyle w:val="Heading3"/>
@@ -6014,21 +4505,12 @@
         <w:pStyle w:val="FirstParagraph"/>
       </w:pPr>
       <w:r>
-        <w:rPr>
-          <w:highlight w:val="yellow"/>
-        </w:rPr>
         <w:t xml:space="preserve">Across the cohort, 29 of 40 series retained a recorded CTDIvol in the archived DICOM</w:t>
       </w:r>
       <w:r>
-        <w:rPr>
-          <w:highlight w:val="yellow"/>
-        </w:rPr>
-        <w:t xml:space="preserve"> </w:t>
-      </w:r>
-      <w:r>
-        <w:rPr>
-          <w:highlight w:val="yellow"/>
-        </w:rPr>
+        <w:t xml:space="preserve"> </w:t>
+      </w:r>
+      <w:r>
         <w:t xml:space="preserve">headers, 5 were reconstructable from acquisition physics, and 6 were neither (Figure 4).</w:t>
       </w:r>
     </w:p>
@@ -6037,93 +4519,48 @@
         <w:pStyle w:val="BodyText"/>
       </w:pPr>
       <w:r>
-        <w:rPr>
-          <w:highlight w:val="yellow"/>
-        </w:rPr>
         <w:t xml:space="preserve">All 6 unrecoverable series are GE, and none of the ten sampled GE series retained a</w:t>
       </w:r>
       <w:r>
-        <w:rPr>
-          <w:highlight w:val="yellow"/>
-        </w:rPr>
-        <w:t xml:space="preserve"> </w:t>
-      </w:r>
-      <w:r>
-        <w:rPr>
-          <w:highlight w:val="yellow"/>
-        </w:rPr>
+        <w:t xml:space="preserve"> </w:t>
+      </w:r>
+      <w:r>
         <w:t xml:space="preserve">recorded CTDIvol in the archived headers; the other three manufacturers retained one in 29</w:t>
       </w:r>
       <w:r>
-        <w:rPr>
-          <w:highlight w:val="yellow"/>
-        </w:rPr>
-        <w:t xml:space="preserve"> </w:t>
-      </w:r>
-      <w:r>
-        <w:rPr>
-          <w:highlight w:val="yellow"/>
-        </w:rPr>
+        <w:t xml:space="preserve"> </w:t>
+      </w:r>
+      <w:r>
         <w:t xml:space="preserve">of 30. Retention of the attributes on which dose monitoring depends is itself a reported problem: monitoring built on the DICOM structured report is limited by what an installation writes and keeps [19], and compliance with dose-reporting requirements has been found incomplete even where they are mandated [20]. These counts are reported descriptively. No significance test is applied: series</w:t>
       </w:r>
       <w:r>
-        <w:rPr>
-          <w:highlight w:val="yellow"/>
-        </w:rPr>
-        <w:t xml:space="preserve"> </w:t>
-      </w:r>
-      <w:r>
-        <w:rPr>
-          <w:highlight w:val="yellow"/>
-        </w:rPr>
+        <w:t xml:space="preserve"> </w:t>
+      </w:r>
+      <w:r>
         <w:t xml:space="preserve">drawn from a curated archive are not independent with respect to collection, contributing</w:t>
       </w:r>
       <w:r>
-        <w:rPr>
-          <w:highlight w:val="yellow"/>
-        </w:rPr>
-        <w:t xml:space="preserve"> </w:t>
-      </w:r>
-      <w:r>
-        <w:rPr>
-          <w:highlight w:val="yellow"/>
-        </w:rPr>
+        <w:t xml:space="preserve"> </w:t>
+      </w:r>
+      <w:r>
         <w:t xml:space="preserve">site, scanner model, export pathway or de-identification, and a p-value computed over that</w:t>
       </w:r>
       <w:r>
-        <w:rPr>
-          <w:highlight w:val="yellow"/>
-        </w:rPr>
-        <w:t xml:space="preserve"> </w:t>
-      </w:r>
-      <w:r>
-        <w:rPr>
-          <w:highlight w:val="yellow"/>
-        </w:rPr>
+        <w:t xml:space="preserve"> </w:t>
+      </w:r>
+      <w:r>
         <w:t xml:space="preserve">structure would describe a sampling model the data do not satisfy. For the six</w:t>
       </w:r>
       <w:r>
-        <w:rPr>
-          <w:highlight w:val="yellow"/>
-        </w:rPr>
-        <w:t xml:space="preserve"> </w:t>
-      </w:r>
-      <w:r>
-        <w:rPr>
-          <w:highlight w:val="yellow"/>
-        </w:rPr>
+        <w:t xml:space="preserve"> </w:t>
+      </w:r>
+      <w:r>
         <w:t xml:space="preserve">unrecoverable series the organ masks, volumes, mass estimates and modulation weights are</w:t>
       </w:r>
       <w:r>
-        <w:rPr>
-          <w:highlight w:val="yellow"/>
-        </w:rPr>
-        <w:t xml:space="preserve"> </w:t>
-      </w:r>
-      <w:r>
-        <w:rPr>
-          <w:highlight w:val="yellow"/>
-        </w:rPr>
+        <w:t xml:space="preserve"> </w:t>
+      </w:r>
+      <w:r>
         <w:t xml:space="preserve">all computable and reported, but no anatomy-weighted index exists for them.</w:t>
       </w:r>
     </w:p>
@@ -6136,18 +4573,18 @@
           <wp:inline>
             <wp:extent cx="5334000" cy="2898815"/>
             <wp:effectExtent b="0" l="0" r="0" t="0"/>
-            <wp:docPr descr="" title="" id="37" name="Picture"/>
+            <wp:docPr descr="" title="" id="38" name="Picture"/>
             <a:graphic>
               <a:graphicData uri="http://schemas.openxmlformats.org/drawingml/2006/picture">
                 <pic:pic>
                   <pic:nvPicPr>
-                    <pic:cNvPr descr="figures/fig4_dose_index_availability.png" id="38" name="Picture"/>
+                    <pic:cNvPr descr="figures/fig4_dose_index_availability.png" id="39" name="Picture"/>
                     <pic:cNvPicPr>
                       <a:picLocks noChangeArrowheads="1" noChangeAspect="1"/>
                     </pic:cNvPicPr>
                   </pic:nvPicPr>
                   <pic:blipFill>
-                    <a:blip r:embed="rId36"/>
+                    <a:blip r:embed="rId37"/>
                     <a:stretch>
                       <a:fillRect/>
                     </a:stretch>
@@ -6182,61 +4619,36 @@
         <w:rPr>
           <w:b/>
           <w:bCs/>
-          <w:highlight w:val="yellow"/>
         </w:rPr>
         <w:t xml:space="preserve">Figure 4.</w:t>
       </w:r>
       <w:r>
-        <w:rPr>
-          <w:highlight w:val="yellow"/>
-        </w:rPr>
-        <w:t xml:space="preserve"> </w:t>
-      </w:r>
-      <w:r>
-        <w:rPr>
-          <w:highlight w:val="yellow"/>
-        </w:rPr>
+        <w:t xml:space="preserve"> </w:t>
+      </w:r>
+      <w:r>
         <w:t xml:space="preserve">Availability of a whole-scan dose index in the archived DICOM headers, by</w:t>
       </w:r>
       <w:r>
-        <w:rPr>
-          <w:highlight w:val="yellow"/>
-        </w:rPr>
-        <w:t xml:space="preserve"> </w:t>
-      </w:r>
-      <w:r>
-        <w:rPr>
-          <w:highlight w:val="yellow"/>
-        </w:rPr>
+        <w:t xml:space="preserve"> </w:t>
+      </w:r>
+      <w:r>
         <w:t xml:space="preserve">manufacturer, in this TCIA sample. A series counted unrecoverable retained no CTDIvol in</w:t>
       </w:r>
       <w:r>
-        <w:rPr>
-          <w:highlight w:val="yellow"/>
-        </w:rPr>
-        <w:t xml:space="preserve"> </w:t>
-      </w:r>
-      <w:r>
-        <w:rPr>
-          <w:highlight w:val="yellow"/>
-        </w:rPr>
+        <w:t xml:space="preserve"> </w:t>
+      </w:r>
+      <w:r>
         <w:t xml:space="preserve">its header and its scanner lies outside the open coefficient database. Segments are</w:t>
       </w:r>
       <w:r>
-        <w:rPr>
-          <w:highlight w:val="yellow"/>
-        </w:rPr>
-        <w:t xml:space="preserve"> </w:t>
-      </w:r>
-      <w:r>
-        <w:rPr>
-          <w:highlight w:val="yellow"/>
-        </w:rPr>
+        <w:t xml:space="preserve"> </w:t>
+      </w:r>
+      <w:r>
         <w:t xml:space="preserve">distinguished by fill pattern as well as tone.</w:t>
       </w:r>
     </w:p>
-    <w:bookmarkEnd w:id="39"/>
-    <w:bookmarkStart w:id="40" w:name="Xd90e4020bed89f40d261fe1605a683ce49c20ad"/>
+    <w:bookmarkEnd w:id="40"/>
+    <w:bookmarkStart w:id="41" w:name="Xd90e4020bed89f40d261fe1605a683ce49c20ad"/>
     <w:p>
       <w:pPr>
         <w:pStyle w:val="Heading3"/>
@@ -6250,45 +4662,24 @@
         <w:pStyle w:val="FirstParagraph"/>
       </w:pPr>
       <w:r>
-        <w:rPr>
-          <w:highlight w:val="yellow"/>
-        </w:rPr>
         <w:t xml:space="preserve">Where the header retains no CTDIvol, the value is rebuilt from acquisition physics and</w:t>
       </w:r>
       <w:r>
-        <w:rPr>
-          <w:highlight w:val="yellow"/>
-        </w:rPr>
-        <w:t xml:space="preserve"> </w:t>
-      </w:r>
-      <w:r>
-        <w:rPr>
-          <w:highlight w:val="yellow"/>
-        </w:rPr>
+        <w:t xml:space="preserve"> </w:t>
+      </w:r>
+      <w:r>
         <w:t xml:space="preserve">an open coefficient table [13], and the two origins are kept apart in every record</w:t>
       </w:r>
       <w:r>
-        <w:rPr>
-          <w:highlight w:val="yellow"/>
-        </w:rPr>
-        <w:t xml:space="preserve"> </w:t>
-      </w:r>
-      <w:r>
-        <w:rPr>
-          <w:highlight w:val="yellow"/>
-        </w:rPr>
+        <w:t xml:space="preserve"> </w:t>
+      </w:r>
+      <w:r>
         <w:t xml:space="preserve">because the uncertainty they carry differs. That difference has to be quantified rather</w:t>
       </w:r>
       <w:r>
-        <w:rPr>
-          <w:highlight w:val="yellow"/>
-        </w:rPr>
-        <w:t xml:space="preserve"> </w:t>
-      </w:r>
-      <w:r>
-        <w:rPr>
-          <w:highlight w:val="yellow"/>
-        </w:rPr>
+        <w:t xml:space="preserve"> </w:t>
+      </w:r>
+      <w:r>
         <w:t xml:space="preserve">than asserted.</w:t>
       </w:r>
     </w:p>
@@ -6297,57 +4688,30 @@
         <w:pStyle w:val="BodyText"/>
       </w:pPr>
       <w:r>
-        <w:rPr>
-          <w:highlight w:val="yellow"/>
-        </w:rPr>
         <w:t xml:space="preserve">It cannot be quantified in the way one would first attempt. No series in this cohort</w:t>
       </w:r>
       <w:r>
-        <w:rPr>
-          <w:highlight w:val="yellow"/>
-        </w:rPr>
-        <w:t xml:space="preserve"> </w:t>
-      </w:r>
-      <w:r>
-        <w:rPr>
-          <w:highlight w:val="yellow"/>
-        </w:rPr>
+        <w:t xml:space="preserve"> </w:t>
+      </w:r>
+      <w:r>
         <w:t xml:space="preserve">carries both values: the reconstruction runs only where the header has none, so the</w:t>
       </w:r>
       <w:r>
-        <w:rPr>
-          <w:highlight w:val="yellow"/>
-        </w:rPr>
-        <w:t xml:space="preserve"> </w:t>
-      </w:r>
-      <w:r>
-        <w:rPr>
-          <w:highlight w:val="yellow"/>
-        </w:rPr>
+        <w:t xml:space="preserve"> </w:t>
+      </w:r>
+      <w:r>
         <w:t xml:space="preserve">recorded and reconstructed populations are disjoint by construction. The comparison was</w:t>
       </w:r>
       <w:r>
-        <w:rPr>
-          <w:highlight w:val="yellow"/>
-        </w:rPr>
-        <w:t xml:space="preserve"> </w:t>
-      </w:r>
-      <w:r>
-        <w:rPr>
-          <w:highlight w:val="yellow"/>
-        </w:rPr>
+        <w:t xml:space="preserve"> </w:t>
+      </w:r>
+      <w:r>
         <w:t xml:space="preserve">therefore made by forcing the reconstruction on the series that do carry a recorded</w:t>
       </w:r>
       <w:r>
-        <w:rPr>
-          <w:highlight w:val="yellow"/>
-        </w:rPr>
-        <w:t xml:space="preserve"> </w:t>
-      </w:r>
-      <w:r>
-        <w:rPr>
-          <w:highlight w:val="yellow"/>
-        </w:rPr>
+        <w:t xml:space="preserve"> </w:t>
+      </w:r>
+      <w:r>
         <w:t xml:space="preserve">value, where the recorded value plays no part in producing the reconstructed one.</w:t>
       </w:r>
     </w:p>
@@ -6356,105 +4720,54 @@
         <w:pStyle w:val="BodyText"/>
       </w:pPr>
       <w:r>
-        <w:rPr>
-          <w:highlight w:val="yellow"/>
-        </w:rPr>
         <w:t xml:space="preserve">Of the 29 series with a recorded CTDIvol, 8 could be reconstructed; the remainder are on</w:t>
       </w:r>
       <w:r>
-        <w:rPr>
-          <w:highlight w:val="yellow"/>
-        </w:rPr>
-        <w:t xml:space="preserve"> </w:t>
-      </w:r>
-      <w:r>
-        <w:rPr>
-          <w:highlight w:val="yellow"/>
-        </w:rPr>
+        <w:t xml:space="preserve"> </w:t>
+      </w:r>
+      <w:r>
         <w:t xml:space="preserve">scanner models absent from the open table. Across those 8 the median absolute difference</w:t>
       </w:r>
       <w:r>
-        <w:rPr>
-          <w:highlight w:val="yellow"/>
-        </w:rPr>
-        <w:t xml:space="preserve"> </w:t>
-      </w:r>
-      <w:r>
-        <w:rPr>
-          <w:highlight w:val="yellow"/>
-        </w:rPr>
+        <w:t xml:space="preserve"> </w:t>
+      </w:r>
+      <w:r>
         <w:t xml:space="preserve">is 10.5%, but the differences do not form a spread. Five agree to within 12% — two</w:t>
       </w:r>
       <w:r>
-        <w:rPr>
-          <w:highlight w:val="yellow"/>
-        </w:rPr>
-        <w:t xml:space="preserve"> </w:t>
-      </w:r>
-      <w:r>
-        <w:rPr>
-          <w:highlight w:val="yellow"/>
-        </w:rPr>
+        <w:t xml:space="preserve"> </w:t>
+      </w:r>
+      <w:r>
         <w:t xml:space="preserve">Aquilion PRIME at −8.8%, one Aquilion ONE at −8.3%, two iCT 256 at a median −2.0% — and</w:t>
       </w:r>
       <w:r>
-        <w:rPr>
-          <w:highlight w:val="yellow"/>
-        </w:rPr>
-        <w:t xml:space="preserve"> </w:t>
-      </w:r>
-      <w:r>
-        <w:rPr>
-          <w:highlight w:val="yellow"/>
-        </w:rPr>
+        <w:t xml:space="preserve"> </w:t>
+      </w:r>
+      <w:r>
         <w:t xml:space="preserve">three do not, two Aquilion Prime SP at a median +58.0% and one SOMATOM Definition Flash</w:t>
       </w:r>
       <w:r>
-        <w:rPr>
-          <w:highlight w:val="yellow"/>
-        </w:rPr>
-        <w:t xml:space="preserve"> </w:t>
-      </w:r>
-      <w:r>
-        <w:rPr>
-          <w:highlight w:val="yellow"/>
-        </w:rPr>
+        <w:t xml:space="preserve"> </w:t>
+      </w:r>
+      <w:r>
         <w:t xml:space="preserve">at +84.0%. The disagreement is consistent within a scanner model rather than scattered</w:t>
       </w:r>
       <w:r>
-        <w:rPr>
-          <w:highlight w:val="yellow"/>
-        </w:rPr>
-        <w:t xml:space="preserve"> </w:t>
-      </w:r>
-      <w:r>
-        <w:rPr>
-          <w:highlight w:val="yellow"/>
-        </w:rPr>
+        <w:t xml:space="preserve"> </w:t>
+      </w:r>
+      <w:r>
         <w:t xml:space="preserve">across series, which locates it in the tabulated coefficient for those models and not in</w:t>
       </w:r>
       <w:r>
-        <w:rPr>
-          <w:highlight w:val="yellow"/>
-        </w:rPr>
-        <w:t xml:space="preserve"> </w:t>
-      </w:r>
-      <w:r>
-        <w:rPr>
-          <w:highlight w:val="yellow"/>
-        </w:rPr>
+        <w:t xml:space="preserve"> </w:t>
+      </w:r>
+      <w:r>
         <w:t xml:space="preserve">the per-series inputs; model resolution is exact after normalisation and rejects near</w:t>
       </w:r>
       <w:r>
-        <w:rPr>
-          <w:highlight w:val="yellow"/>
-        </w:rPr>
-        <w:t xml:space="preserve"> </w:t>
-      </w:r>
-      <w:r>
-        <w:rPr>
-          <w:highlight w:val="yellow"/>
-        </w:rPr>
+        <w:t xml:space="preserve"> </w:t>
+      </w:r>
+      <w:r>
         <w:t xml:space="preserve">misses, and the spiral pitch, checked on all 8, is recorded in every case.</w:t>
       </w:r>
     </w:p>
@@ -6502,19 +4815,19 @@
         <w:rPr>
           <w:highlight w:val="yellow"/>
         </w:rPr>
-        <w:t xml:space="preserve">1 is a Philips iCT 256, measured at +7.7%; the other 4 are GE, on models the comparison</w:t>
-      </w:r>
-      <w:r>
-        <w:rPr>
-          <w:highlight w:val="yellow"/>
-        </w:rPr>
-        <w:t xml:space="preserve"> </w:t>
-      </w:r>
-      <w:r>
-        <w:rPr>
-          <w:highlight w:val="yellow"/>
-        </w:rPr>
-        <w:t xml:space="preserve">cannot reach. The reconstruction is therefore unverified precisely where this study</w:t>
+        <w:t xml:space="preserve">1 is a Philips iCT 256, a model measured above at a median −2.0%; the other 4 are GE, on</w:t>
+      </w:r>
+      <w:r>
+        <w:rPr>
+          <w:highlight w:val="yellow"/>
+        </w:rPr>
+        <w:t xml:space="preserve"> </w:t>
+      </w:r>
+      <w:r>
+        <w:rPr>
+          <w:highlight w:val="yellow"/>
+        </w:rPr>
+        <w:t xml:space="preserve">models the comparison cannot reach. The reconstruction is therefore unverified precisely where this study</w:t>
       </w:r>
       <w:r>
         <w:rPr>
@@ -6541,8 +4854,8 @@
         <w:t xml:space="preserve">method. Results resting on a reconstructed value are marked as such throughout.</w:t>
       </w:r>
     </w:p>
-    <w:bookmarkEnd w:id="40"/>
-    <w:bookmarkStart w:id="44" w:name="X70cbf5043a3c777e943a08818979130bc3ea1a7"/>
+    <w:bookmarkEnd w:id="41"/>
+    <w:bookmarkStart w:id="45" w:name="X70cbf5043a3c777e943a08818979130bc3ea1a7"/>
     <w:p>
       <w:pPr>
         <w:pStyle w:val="Heading3"/>
@@ -6556,33 +4869,18 @@
         <w:pStyle w:val="FirstParagraph"/>
       </w:pPr>
       <w:r>
-        <w:rPr>
-          <w:highlight w:val="yellow"/>
-        </w:rPr>
         <w:t xml:space="preserve">Table 1 and Figure 5 place attenuation-derived estimated organ mass beside the ICRP 89</w:t>
       </w:r>
       <w:r>
-        <w:rPr>
-          <w:highlight w:val="yellow"/>
-        </w:rPr>
-        <w:t xml:space="preserve"> </w:t>
-      </w:r>
-      <w:r>
-        <w:rPr>
-          <w:highlight w:val="yellow"/>
-        </w:rPr>
+        <w:t xml:space="preserve"> </w:t>
+      </w:r>
+      <w:r>
         <w:t xml:space="preserve">reference adult male values [10], over the 177 untruncated records of the five solid</w:t>
       </w:r>
       <w:r>
-        <w:rPr>
-          <w:highlight w:val="yellow"/>
-        </w:rPr>
-        <w:t xml:space="preserve"> </w:t>
-      </w:r>
-      <w:r>
-        <w:rPr>
-          <w:highlight w:val="yellow"/>
-        </w:rPr>
+        <w:t xml:space="preserve"> </w:t>
+      </w:r>
+      <w:r>
         <w:t xml:space="preserve">organs.</w:t>
       </w:r>
     </w:p>
@@ -6943,18 +5241,18 @@
           <wp:inline>
             <wp:extent cx="5147224" cy="2942580"/>
             <wp:effectExtent b="0" l="0" r="0" t="0"/>
-            <wp:docPr descr="" title="" id="42" name="Picture"/>
+            <wp:docPr descr="" title="" id="43" name="Picture"/>
             <a:graphic>
               <a:graphicData uri="http://schemas.openxmlformats.org/drawingml/2006/picture">
                 <pic:pic>
                   <pic:nvPicPr>
-                    <pic:cNvPr descr="figures/fig5_organ_mass_vs_icrp89.png" id="43" name="Picture"/>
+                    <pic:cNvPr descr="figures/fig5_organ_mass_vs_icrp89.png" id="44" name="Picture"/>
                     <pic:cNvPicPr>
                       <a:picLocks noChangeArrowheads="1" noChangeAspect="1"/>
                     </pic:cNvPicPr>
                   </pic:nvPicPr>
                   <pic:blipFill>
-                    <a:blip r:embed="rId41"/>
+                    <a:blip r:embed="rId42"/>
                     <a:stretch>
                       <a:fillRect/>
                     </a:stretch>
@@ -7051,11 +5349,23 @@
         <w:rPr>
           <w:highlight w:val="yellow"/>
         </w:rPr>
-        <w:t xml:space="preserve">readable in greyscale.</w:t>
-      </w:r>
-    </w:p>
-    <w:bookmarkEnd w:id="44"/>
-    <w:bookmarkStart w:id="48" w:name="Xe502f279f709e96f2f22f37520e1c85ca7cf199"/>
+        <w:t xml:space="preserve">readable in greyscale. The annotated point is the one mask the quality control of Section</w:t>
+      </w:r>
+      <w:r>
+        <w:rPr>
+          <w:highlight w:val="yellow"/>
+        </w:rPr>
+        <w:t xml:space="preserve"> </w:t>
+      </w:r>
+      <w:r>
+        <w:rPr>
+          <w:highlight w:val="yellow"/>
+        </w:rPr>
+        <w:t xml:space="preserve">2.6 flagged as a segmentation failure, retained here rather than removed.</w:t>
+      </w:r>
+    </w:p>
+    <w:bookmarkEnd w:id="45"/>
+    <w:bookmarkStart w:id="49" w:name="Xe502f279f709e96f2f22f37520e1c85ca7cf199"/>
     <w:p>
       <w:pPr>
         <w:pStyle w:val="Heading3"/>
@@ -7069,21 +5379,12 @@
         <w:pStyle w:val="FirstParagraph"/>
       </w:pPr>
       <w:r>
-        <w:rPr>
-          <w:highlight w:val="yellow"/>
-        </w:rPr>
         <w:t xml:space="preserve">Two conditions reduce what such an analysis can measure, and both differ across the</w:t>
       </w:r>
       <w:r>
-        <w:rPr>
-          <w:highlight w:val="yellow"/>
-        </w:rPr>
-        <w:t xml:space="preserve"> </w:t>
-      </w:r>
-      <w:r>
-        <w:rPr>
-          <w:highlight w:val="yellow"/>
-        </w:rPr>
+        <w:t xml:space="preserve"> </w:t>
+      </w:r>
+      <w:r>
         <w:t xml:space="preserve">sampled manufacturers (Figure 6).</w:t>
       </w:r>
     </w:p>
@@ -7160,18 +5461,18 @@
           <wp:inline>
             <wp:extent cx="5296186" cy="2342147"/>
             <wp:effectExtent b="0" l="0" r="0" t="0"/>
-            <wp:docPr descr="" title="" id="46" name="Picture"/>
+            <wp:docPr descr="" title="" id="47" name="Picture"/>
             <a:graphic>
               <a:graphicData uri="http://schemas.openxmlformats.org/drawingml/2006/picture">
                 <pic:pic>
                   <pic:nvPicPr>
-                    <pic:cNvPr descr="figures/fig6_study_limits.png" id="47" name="Picture"/>
+                    <pic:cNvPr descr="figures/fig6_study_limits.png" id="48" name="Picture"/>
                     <pic:cNvPicPr>
                       <a:picLocks noChangeArrowheads="1" noChangeAspect="1"/>
                     </pic:cNvPicPr>
                   </pic:nvPicPr>
                   <pic:blipFill>
-                    <a:blip r:embed="rId45"/>
+                    <a:blip r:embed="rId46"/>
                     <a:stretch>
                       <a:fillRect/>
                     </a:stretch>
@@ -7206,102 +5507,63 @@
         <w:rPr>
           <w:b/>
           <w:bCs/>
-          <w:highlight w:val="yellow"/>
         </w:rPr>
         <w:t xml:space="preserve">Figure 6.</w:t>
       </w:r>
       <w:r>
-        <w:rPr>
-          <w:highlight w:val="yellow"/>
-        </w:rPr>
-        <w:t xml:space="preserve"> </w:t>
-      </w:r>
-      <w:r>
-        <w:rPr>
-          <w:highlight w:val="yellow"/>
-        </w:rPr>
+        <w:t xml:space="preserve"> </w:t>
+      </w:r>
+      <w:r>
         <w:t xml:space="preserve">What limits an organ-level modulation analysis. (</w:t>
       </w:r>
       <w:r>
         <w:rPr>
           <w:b/>
           <w:bCs/>
-          <w:highlight w:val="yellow"/>
         </w:rPr>
         <w:t xml:space="preserve">a</w:t>
       </w:r>
       <w:r>
-        <w:rPr>
-          <w:highlight w:val="yellow"/>
-        </w:rPr>
         <w:t xml:space="preserve">) Percentage of organ</w:t>
       </w:r>
       <w:r>
-        <w:rPr>
-          <w:highlight w:val="yellow"/>
-        </w:rPr>
-        <w:t xml:space="preserve"> </w:t>
-      </w:r>
-      <w:r>
-        <w:rPr>
-          <w:highlight w:val="yellow"/>
-        </w:rPr>
+        <w:t xml:space="preserve"> </w:t>
+      </w:r>
+      <w:r>
         <w:t xml:space="preserve">records truncated by the scan boundary, by manufacturer, annotated with the counts, over</w:t>
       </w:r>
       <w:r>
-        <w:rPr>
-          <w:highlight w:val="yellow"/>
-        </w:rPr>
-        <w:t xml:space="preserve"> </w:t>
-      </w:r>
-      <w:r>
-        <w:rPr>
-          <w:highlight w:val="yellow"/>
-        </w:rPr>
+        <w:t xml:space="preserve"> </w:t>
+      </w:r>
+      <w:r>
         <w:t xml:space="preserve">all 40 segmented series. (</w:t>
       </w:r>
       <w:r>
         <w:rPr>
           <w:b/>
           <w:bCs/>
-          <w:highlight w:val="yellow"/>
         </w:rPr>
         <w:t xml:space="preserve">b</w:t>
       </w:r>
       <w:r>
-        <w:rPr>
-          <w:highlight w:val="yellow"/>
-        </w:rPr>
         <w:t xml:space="preserve">) Peak-to-peak spread of the organ-specific modulation</w:t>
       </w:r>
       <w:r>
-        <w:rPr>
-          <w:highlight w:val="yellow"/>
-        </w:rPr>
-        <w:t xml:space="preserve"> </w:t>
-      </w:r>
-      <w:r>
-        <w:rPr>
-          <w:highlight w:val="yellow"/>
-        </w:rPr>
+        <w:t xml:space="preserve"> </w:t>
+      </w:r>
+      <w:r>
         <w:t xml:space="preserve">weights within each of the 39 series eligible for quantitative modulation analysis; the</w:t>
       </w:r>
       <w:r>
-        <w:rPr>
-          <w:highlight w:val="yellow"/>
-        </w:rPr>
-        <w:t xml:space="preserve"> </w:t>
-      </w:r>
-      <w:r>
-        <w:rPr>
-          <w:highlight w:val="yellow"/>
-        </w:rPr>
+        <w:t xml:space="preserve"> </w:t>
+      </w:r>
+      <w:r>
         <w:t xml:space="preserve">dashed line is the threshold below which a series carries no usable variation.</w:t>
       </w:r>
     </w:p>
-    <w:bookmarkEnd w:id="48"/>
     <w:bookmarkEnd w:id="49"/>
-    <w:bookmarkStart w:id="50" w:name="discussion"/>
+    <w:bookmarkEnd w:id="50"/>
+    <w:bookmarkStart w:id="51" w:name="discussion"/>
     <w:p>
       <w:pPr>
         <w:pStyle w:val="Heading2"/>
@@ -7357,105 +5619,54 @@
         <w:pStyle w:val="BodyText"/>
       </w:pPr>
       <w:r>
-        <w:rPr>
-          <w:highlight w:val="yellow"/>
-        </w:rPr>
         <w:t xml:space="preserve">The direction of that finding is the part likely to hold; the size of it is not. A weight</w:t>
       </w:r>
       <w:r>
-        <w:rPr>
-          <w:highlight w:val="yellow"/>
-        </w:rPr>
-        <w:t xml:space="preserve"> </w:t>
-      </w:r>
-      <w:r>
-        <w:rPr>
-          <w:highlight w:val="yellow"/>
-        </w:rPr>
+        <w:t xml:space="preserve"> </w:t>
+      </w:r>
+      <w:r>
         <w:t xml:space="preserve">span is a property of the protocols, patient habitus and modulation settings that happen</w:t>
       </w:r>
       <w:r>
-        <w:rPr>
-          <w:highlight w:val="yellow"/>
-        </w:rPr>
-        <w:t xml:space="preserve"> </w:t>
-      </w:r>
-      <w:r>
-        <w:rPr>
-          <w:highlight w:val="yellow"/>
-        </w:rPr>
+        <w:t xml:space="preserve"> </w:t>
+      </w:r>
+      <w:r>
         <w:t xml:space="preserve">to be present, and these 39 series were assembled from oncological collections by a</w:t>
       </w:r>
       <w:r>
-        <w:rPr>
-          <w:highlight w:val="yellow"/>
-        </w:rPr>
-        <w:t xml:space="preserve"> </w:t>
-      </w:r>
-      <w:r>
-        <w:rPr>
-          <w:highlight w:val="yellow"/>
-        </w:rPr>
+        <w:t xml:space="preserve"> </w:t>
+      </w:r>
+      <w:r>
         <w:t xml:space="preserve">vendor-balanced quota rather than sampled from any clinical population. A cohort with</w:t>
       </w:r>
       <w:r>
-        <w:rPr>
-          <w:highlight w:val="yellow"/>
-        </w:rPr>
-        <w:t xml:space="preserve"> </w:t>
-      </w:r>
-      <w:r>
-        <w:rPr>
-          <w:highlight w:val="yellow"/>
-        </w:rPr>
+        <w:t xml:space="preserve"> </w:t>
+      </w:r>
+      <w:r>
         <w:t xml:space="preserve">different body sizes, a different mix of examination types, or different modulation</w:t>
       </w:r>
       <w:r>
-        <w:rPr>
-          <w:highlight w:val="yellow"/>
-        </w:rPr>
-        <w:t xml:space="preserve"> </w:t>
-      </w:r>
-      <w:r>
-        <w:rPr>
-          <w:highlight w:val="yellow"/>
-        </w:rPr>
+        <w:t xml:space="preserve"> </w:t>
+      </w:r>
+      <w:r>
         <w:t xml:space="preserve">strength would produce a different span. What the numbers here establish is that the</w:t>
       </w:r>
       <w:r>
-        <w:rPr>
-          <w:highlight w:val="yellow"/>
-        </w:rPr>
-        <w:t xml:space="preserve"> </w:t>
-      </w:r>
-      <w:r>
-        <w:rPr>
-          <w:highlight w:val="yellow"/>
-        </w:rPr>
+        <w:t xml:space="preserve"> </w:t>
+      </w:r>
+      <w:r>
         <w:t xml:space="preserve">departure is not small and cannot be assumed away; they do not establish how large it is</w:t>
       </w:r>
       <w:r>
-        <w:rPr>
-          <w:highlight w:val="yellow"/>
-        </w:rPr>
-        <w:t xml:space="preserve"> </w:t>
-      </w:r>
-      <w:r>
-        <w:rPr>
-          <w:highlight w:val="yellow"/>
-        </w:rPr>
+        <w:t xml:space="preserve"> </w:t>
+      </w:r>
+      <w:r>
         <w:t xml:space="preserve">in any particular clinic, and the same caution applies to the availability fractions</w:t>
       </w:r>
       <w:r>
-        <w:rPr>
-          <w:highlight w:val="yellow"/>
-        </w:rPr>
-        <w:t xml:space="preserve"> </w:t>
-      </w:r>
-      <w:r>
-        <w:rPr>
-          <w:highlight w:val="yellow"/>
-        </w:rPr>
+        <w:t xml:space="preserve"> </w:t>
+      </w:r>
+      <w:r>
         <w:t xml:space="preserve">below.</w:t>
       </w:r>
     </w:p>
@@ -7503,116 +5714,61 @@
         <w:rPr>
           <w:b/>
           <w:bCs/>
-          <w:highlight w:val="yellow"/>
         </w:rPr>
         <w:t xml:space="preserve">Relation to previous work.</w:t>
       </w:r>
       <w:r>
-        <w:rPr>
-          <w:highlight w:val="yellow"/>
-        </w:rPr>
-        <w:t xml:space="preserve"> </w:t>
-      </w:r>
-      <w:r>
-        <w:rPr>
-          <w:highlight w:val="yellow"/>
-        </w:rPr>
+        <w:t xml:space="preserve"> </w:t>
+      </w:r>
+      <w:r>
         <w:t xml:space="preserve">The quantity is that of Khatonabadi et al. [3] and Tian et</w:t>
       </w:r>
       <w:r>
-        <w:rPr>
-          <w:highlight w:val="yellow"/>
-        </w:rPr>
-        <w:t xml:space="preserve"> </w:t>
-      </w:r>
-      <w:r>
-        <w:rPr>
-          <w:highlight w:val="yellow"/>
-        </w:rPr>
+        <w:t xml:space="preserve"> </w:t>
+      </w:r>
+      <w:r>
         <w:t xml:space="preserve">al. [4], who established the organ-specific weighted CTDIvol and validated it against</w:t>
       </w:r>
       <w:r>
-        <w:rPr>
-          <w:highlight w:val="yellow"/>
-        </w:rPr>
-        <w:t xml:space="preserve"> </w:t>
-      </w:r>
-      <w:r>
-        <w:rPr>
-          <w:highlight w:val="yellow"/>
-        </w:rPr>
+        <w:t xml:space="preserve"> </w:t>
+      </w:r>
+      <w:r>
         <w:t xml:space="preserve">Monte-Carlo organ dose; this study did not invent it, and adds nothing to those</w:t>
       </w:r>
       <w:r>
-        <w:rPr>
-          <w:highlight w:val="yellow"/>
-        </w:rPr>
-        <w:t xml:space="preserve"> </w:t>
-      </w:r>
-      <w:r>
-        <w:rPr>
-          <w:highlight w:val="yellow"/>
-        </w:rPr>
+        <w:t xml:space="preserve"> </w:t>
+      </w:r>
+      <w:r>
         <w:t xml:space="preserve">validations. What differs is the setting. That line of work, and the modulation dosimetry</w:t>
       </w:r>
       <w:r>
-        <w:rPr>
-          <w:highlight w:val="yellow"/>
-        </w:rPr>
-        <w:t xml:space="preserve"> </w:t>
-      </w:r>
-      <w:r>
-        <w:rPr>
-          <w:highlight w:val="yellow"/>
-        </w:rPr>
+        <w:t xml:space="preserve"> </w:t>
+      </w:r>
+      <w:r>
         <w:t xml:space="preserve">around it, proceeded from single-institution cohorts with one or two scanner models and</w:t>
       </w:r>
       <w:r>
-        <w:rPr>
-          <w:highlight w:val="yellow"/>
-        </w:rPr>
-        <w:t xml:space="preserve"> </w:t>
-      </w:r>
-      <w:r>
-        <w:rPr>
-          <w:highlight w:val="yellow"/>
-        </w:rPr>
+        <w:t xml:space="preserve"> </w:t>
+      </w:r>
+      <w:r>
         <w:t xml:space="preserve">manual or semi-automatic contours, drawing in part on raw projection data or</w:t>
       </w:r>
       <w:r>
-        <w:rPr>
-          <w:highlight w:val="yellow"/>
-        </w:rPr>
-        <w:t xml:space="preserve"> </w:t>
-      </w:r>
-      <w:r>
-        <w:rPr>
-          <w:highlight w:val="yellow"/>
-        </w:rPr>
+        <w:t xml:space="preserve"> </w:t>
+      </w:r>
+      <w:r>
         <w:t xml:space="preserve">vendor-supplied modulation profiles that archived DICOM does not retain. Here the same</w:t>
       </w:r>
       <w:r>
-        <w:rPr>
-          <w:highlight w:val="yellow"/>
-        </w:rPr>
-        <w:t xml:space="preserve"> </w:t>
-      </w:r>
-      <w:r>
-        <w:rPr>
-          <w:highlight w:val="yellow"/>
-        </w:rPr>
+        <w:t xml:space="preserve"> </w:t>
+      </w:r>
+      <w:r>
         <w:t xml:space="preserve">quantity is obtained from archived headers alone, across four manufacturers and 23 scanner</w:t>
       </w:r>
       <w:r>
-        <w:rPr>
-          <w:highlight w:val="yellow"/>
-        </w:rPr>
-        <w:t xml:space="preserve"> </w:t>
-      </w:r>
-      <w:r>
-        <w:rPr>
-          <w:highlight w:val="yellow"/>
-        </w:rPr>
+        <w:t xml:space="preserve"> </w:t>
+      </w:r>
+      <w:r>
         <w:t xml:space="preserve">models, with contours produced automatically.</w:t>
       </w:r>
     </w:p>
@@ -7621,141 +5777,72 @@
         <w:pStyle w:val="BodyText"/>
       </w:pPr>
       <w:r>
-        <w:rPr>
-          <w:highlight w:val="yellow"/>
-        </w:rPr>
         <w:t xml:space="preserve">Three recent studies sit closest and differ in endpoint rather than in quality. Li et al.</w:t>
       </w:r>
       <w:r>
-        <w:rPr>
-          <w:highlight w:val="yellow"/>
-        </w:rPr>
-        <w:t xml:space="preserve"> </w:t>
-      </w:r>
-      <w:r>
-        <w:rPr>
-          <w:highlight w:val="yellow"/>
-        </w:rPr>
+        <w:t xml:space="preserve"> </w:t>
+      </w:r>
+      <w:r>
         <w:t xml:space="preserve">[5] characterise SSDE(z), a patient-size-adjusted dose index evaluated at each</w:t>
       </w:r>
       <w:r>
-        <w:rPr>
-          <w:highlight w:val="yellow"/>
-        </w:rPr>
-        <w:t xml:space="preserve"> </w:t>
-      </w:r>
-      <w:r>
-        <w:rPr>
-          <w:highlight w:val="yellow"/>
-        </w:rPr>
+        <w:t xml:space="preserve"> </w:t>
+      </w:r>
+      <w:r>
         <w:t xml:space="preserve">longitudinal position; that is related but not the same quantity, since the weighting here</w:t>
       </w:r>
       <w:r>
-        <w:rPr>
-          <w:highlight w:val="yellow"/>
-        </w:rPr>
-        <w:t xml:space="preserve"> </w:t>
-      </w:r>
-      <w:r>
-        <w:rPr>
-          <w:highlight w:val="yellow"/>
-        </w:rPr>
+        <w:t xml:space="preserve"> </w:t>
+      </w:r>
+      <w:r>
         <w:t xml:space="preserve">is by segmented organ occupancy of the tube-current profile rather than by patient size at</w:t>
       </w:r>
       <w:r>
-        <w:rPr>
-          <w:highlight w:val="yellow"/>
-        </w:rPr>
-        <w:t xml:space="preserve"> </w:t>
-      </w:r>
-      <w:r>
-        <w:rPr>
-          <w:highlight w:val="yellow"/>
-        </w:rPr>
+        <w:t xml:space="preserve"> </w:t>
+      </w:r>
+      <w:r>
         <w:t xml:space="preserve">a given position. Nuntue et al. [6] also derive modulation profiles from DICOM headers,</w:t>
       </w:r>
       <w:r>
-        <w:rPr>
-          <w:highlight w:val="yellow"/>
-        </w:rPr>
-        <w:t xml:space="preserve"> </w:t>
-      </w:r>
-      <w:r>
-        <w:rPr>
-          <w:highlight w:val="yellow"/>
-        </w:rPr>
+        <w:t xml:space="preserve"> </w:t>
+      </w:r>
+      <w:r>
         <w:t xml:space="preserve">and go further than this work in estimating absorbed organ dose with Monte-Carlo</w:t>
       </w:r>
       <w:r>
-        <w:rPr>
-          <w:highlight w:val="yellow"/>
-        </w:rPr>
-        <w:t xml:space="preserve"> </w:t>
-      </w:r>
-      <w:r>
-        <w:rPr>
-          <w:highlight w:val="yellow"/>
-        </w:rPr>
+        <w:t xml:space="preserve"> </w:t>
+      </w:r>
+      <w:r>
         <w:t xml:space="preserve">simulation and measurement validation; this study deliberately stops short of absorbed</w:t>
       </w:r>
       <w:r>
-        <w:rPr>
-          <w:highlight w:val="yellow"/>
-        </w:rPr>
-        <w:t xml:space="preserve"> </w:t>
-      </w:r>
-      <w:r>
-        <w:rPr>
-          <w:highlight w:val="yellow"/>
-        </w:rPr>
+        <w:t xml:space="preserve"> </w:t>
+      </w:r>
+      <w:r>
         <w:t xml:space="preserve">dose and addresses instead archive feasibility, multi-vendor availability, quality control</w:t>
       </w:r>
       <w:r>
-        <w:rPr>
-          <w:highlight w:val="yellow"/>
-        </w:rPr>
-        <w:t xml:space="preserve"> </w:t>
-      </w:r>
-      <w:r>
-        <w:rPr>
-          <w:highlight w:val="yellow"/>
-        </w:rPr>
+        <w:t xml:space="preserve"> </w:t>
+      </w:r>
+      <w:r>
         <w:t xml:space="preserve">and an open implementation. Eom et al. [7] likewise use TotalSegmentator for automated</w:t>
       </w:r>
       <w:r>
-        <w:rPr>
-          <w:highlight w:val="yellow"/>
-        </w:rPr>
-        <w:t xml:space="preserve"> </w:t>
-      </w:r>
-      <w:r>
-        <w:rPr>
-          <w:highlight w:val="yellow"/>
-        </w:rPr>
+        <w:t xml:space="preserve"> </w:t>
+      </w:r>
+      <w:r>
         <w:t xml:space="preserve">dose calculation, but their endpoint is effective dose from body regions and DLP</w:t>
       </w:r>
       <w:r>
-        <w:rPr>
-          <w:highlight w:val="yellow"/>
-        </w:rPr>
-        <w:t xml:space="preserve"> </w:t>
-      </w:r>
-      <w:r>
-        <w:rPr>
-          <w:highlight w:val="yellow"/>
-        </w:rPr>
+        <w:t xml:space="preserve"> </w:t>
+      </w:r>
+      <w:r>
         <w:t xml:space="preserve">conversion factors, whereas the present work uses individual organ masks, the per-slice</w:t>
       </w:r>
       <w:r>
-        <w:rPr>
-          <w:highlight w:val="yellow"/>
-        </w:rPr>
-        <w:t xml:space="preserve"> </w:t>
-      </w:r>
-      <w:r>
-        <w:rPr>
-          <w:highlight w:val="yellow"/>
-        </w:rPr>
+        <w:t xml:space="preserve"> </w:t>
+      </w:r>
+      <w:r>
         <w:t xml:space="preserve">tube current and an organ-specific longitudinal weighting.</w:t>
       </w:r>
     </w:p>
@@ -7793,80 +5880,43 @@
         <w:rPr>
           <w:b/>
           <w:bCs/>
-          <w:highlight w:val="yellow"/>
         </w:rPr>
         <w:t xml:space="preserve">What the index is, and what it is not.</w:t>
       </w:r>
       <w:r>
-        <w:rPr>
-          <w:highlight w:val="yellow"/>
-        </w:rPr>
-        <w:t xml:space="preserve"> </w:t>
-      </w:r>
-      <w:r>
-        <w:rPr>
-          <w:highlight w:val="yellow"/>
-        </w:rPr>
+        <w:t xml:space="preserve"> </w:t>
+      </w:r>
+      <w:r>
         <w:t xml:space="preserve">As set out in Section 2.11, the index addresses</w:t>
       </w:r>
       <w:r>
-        <w:rPr>
-          <w:highlight w:val="yellow"/>
-        </w:rPr>
-        <w:t xml:space="preserve"> </w:t>
-      </w:r>
-      <w:r>
-        <w:rPr>
-          <w:highlight w:val="yellow"/>
-        </w:rPr>
+        <w:t xml:space="preserve"> </w:t>
+      </w:r>
+      <w:r>
         <w:t xml:space="preserve">longitudinal modulation alone. It does not account for scatter, for irradiation</w:t>
       </w:r>
       <w:r>
-        <w:rPr>
-          <w:highlight w:val="yellow"/>
-        </w:rPr>
-        <w:t xml:space="preserve"> </w:t>
-      </w:r>
-      <w:r>
-        <w:rPr>
-          <w:highlight w:val="yellow"/>
-        </w:rPr>
+        <w:t xml:space="preserve"> </w:t>
+      </w:r>
+      <w:r>
         <w:t xml:space="preserve">originating outside the organ’s segmented extent, for angular modulation, for organ depth</w:t>
       </w:r>
       <w:r>
-        <w:rPr>
-          <w:highlight w:val="yellow"/>
-        </w:rPr>
-        <w:t xml:space="preserve"> </w:t>
-      </w:r>
-      <w:r>
-        <w:rPr>
-          <w:highlight w:val="yellow"/>
-        </w:rPr>
+        <w:t xml:space="preserve"> </w:t>
+      </w:r>
+      <w:r>
         <w:t xml:space="preserve">and attenuation, or for radiation transport, and it is not an estimate of absorbed organ</w:t>
       </w:r>
       <w:r>
-        <w:rPr>
-          <w:highlight w:val="yellow"/>
-        </w:rPr>
-        <w:t xml:space="preserve"> </w:t>
-      </w:r>
-      <w:r>
-        <w:rPr>
-          <w:highlight w:val="yellow"/>
-        </w:rPr>
+        <w:t xml:space="preserve"> </w:t>
+      </w:r>
+      <w:r>
         <w:t xml:space="preserve">dose in milligray. Its value lies in isolating one well-defined contribution — the</w:t>
       </w:r>
       <w:r>
-        <w:rPr>
-          <w:highlight w:val="yellow"/>
-        </w:rPr>
-        <w:t xml:space="preserve"> </w:t>
-      </w:r>
-      <w:r>
-        <w:rPr>
-          <w:highlight w:val="yellow"/>
-        </w:rPr>
+        <w:t xml:space="preserve"> </w:t>
+      </w:r>
+      <w:r>
         <w:t xml:space="preserve">longitudinal one — and reporting it patient-specifically and reproducibly.</w:t>
       </w:r>
     </w:p>
@@ -7878,166 +5928,89 @@
         <w:rPr>
           <w:b/>
           <w:bCs/>
-          <w:highlight w:val="yellow"/>
         </w:rPr>
         <w:t xml:space="preserve">External reference comparison of estimated mass.</w:t>
       </w:r>
       <w:r>
-        <w:rPr>
-          <w:highlight w:val="yellow"/>
-        </w:rPr>
-        <w:t xml:space="preserve"> </w:t>
-      </w:r>
-      <w:r>
-        <w:rPr>
-          <w:highlight w:val="yellow"/>
-        </w:rPr>
+        <w:t xml:space="preserve"> </w:t>
+      </w:r>
+      <w:r>
         <w:t xml:space="preserve">Liver and kidney estimates were</w:t>
       </w:r>
       <w:r>
-        <w:rPr>
-          <w:highlight w:val="yellow"/>
-        </w:rPr>
-        <w:t xml:space="preserve"> </w:t>
-      </w:r>
-      <w:r>
-        <w:rPr>
-          <w:highlight w:val="yellow"/>
-        </w:rPr>
+        <w:t xml:space="preserve"> </w:t>
+      </w:r>
+      <w:r>
         <w:t xml:space="preserve">broadly consistent with ICRP 89 reference values, which is the expected behaviour if the</w:t>
       </w:r>
       <w:r>
-        <w:rPr>
-          <w:highlight w:val="yellow"/>
-        </w:rPr>
-        <w:t xml:space="preserve"> </w:t>
-      </w:r>
-      <w:r>
-        <w:rPr>
-          <w:highlight w:val="yellow"/>
-        </w:rPr>
+        <w:t xml:space="preserve"> </w:t>
+      </w:r>
+      <w:r>
         <w:t xml:space="preserve">segmentation and the density model are working. The pancreas estimate sits 39% below the</w:t>
       </w:r>
       <w:r>
-        <w:rPr>
-          <w:highlight w:val="yellow"/>
-        </w:rPr>
-        <w:t xml:space="preserve"> </w:t>
-      </w:r>
-      <w:r>
-        <w:rPr>
-          <w:highlight w:val="yellow"/>
-        </w:rPr>
+        <w:t xml:space="preserve"> </w:t>
+      </w:r>
+      <w:r>
         <w:t xml:space="preserve">reference. The pancreas is the weakest of these organs in TotalSegmentator’s own</w:t>
       </w:r>
       <w:r>
-        <w:rPr>
-          <w:highlight w:val="yellow"/>
-        </w:rPr>
-        <w:t xml:space="preserve"> </w:t>
-      </w:r>
-      <w:r>
-        <w:rPr>
-          <w:highlight w:val="yellow"/>
-        </w:rPr>
+        <w:t xml:space="preserve"> </w:t>
+      </w:r>
+      <w:r>
         <w:t xml:space="preserve">validation (Dice 0.887, against 0.965 for the liver, 0.983 for the spleen and 0.953 and</w:t>
       </w:r>
       <w:r>
-        <w:rPr>
-          <w:highlight w:val="yellow"/>
-        </w:rPr>
-        <w:t xml:space="preserve"> </w:t>
-      </w:r>
-      <w:r>
-        <w:rPr>
-          <w:highlight w:val="yellow"/>
-        </w:rPr>
+        <w:t xml:space="preserve"> </w:t>
+      </w:r>
+      <w:r>
         <w:t xml:space="preserve">0.939 for the kidneys [8]), which supports reduced boundary agreement; but Dice is</w:t>
       </w:r>
       <w:r>
-        <w:rPr>
-          <w:highlight w:val="yellow"/>
-        </w:rPr>
-        <w:t xml:space="preserve"> </w:t>
-      </w:r>
-      <w:r>
-        <w:rPr>
-          <w:highlight w:val="yellow"/>
-        </w:rPr>
+        <w:t xml:space="preserve"> </w:t>
+      </w:r>
+      <w:r>
         <w:t xml:space="preserve">symmetric and does not establish the</w:t>
       </w:r>
       <w:r>
-        <w:rPr>
-          <w:highlight w:val="yellow"/>
-        </w:rPr>
         <w:t xml:space="preserve"> </w:t>
       </w:r>
       <w:r>
         <w:rPr>
           <w:i/>
           <w:iCs/>
-          <w:highlight w:val="yellow"/>
         </w:rPr>
         <w:t xml:space="preserve">direction</w:t>
       </w:r>
       <w:r>
-        <w:rPr>
-          <w:highlight w:val="yellow"/>
-        </w:rPr>
-        <w:t xml:space="preserve"> </w:t>
-      </w:r>
-      <w:r>
-        <w:rPr>
-          <w:highlight w:val="yellow"/>
-        </w:rPr>
+        <w:t xml:space="preserve"> </w:t>
+      </w:r>
+      <w:r>
         <w:t xml:space="preserve">of a disagreement, so it does not by</w:t>
       </w:r>
       <w:r>
-        <w:rPr>
-          <w:highlight w:val="yellow"/>
-        </w:rPr>
-        <w:t xml:space="preserve"> </w:t>
-      </w:r>
-      <w:r>
-        <w:rPr>
-          <w:highlight w:val="yellow"/>
-        </w:rPr>
+        <w:t xml:space="preserve"> </w:t>
+      </w:r>
+      <w:r>
         <w:t xml:space="preserve">itself demonstrate under-segmentation. Contrast phase, reconstruction kernel and genuine</w:t>
       </w:r>
       <w:r>
-        <w:rPr>
-          <w:highlight w:val="yellow"/>
-        </w:rPr>
-        <w:t xml:space="preserve"> </w:t>
-      </w:r>
-      <w:r>
-        <w:rPr>
-          <w:highlight w:val="yellow"/>
-        </w:rPr>
+        <w:t xml:space="preserve"> </w:t>
+      </w:r>
+      <w:r>
         <w:t xml:space="preserve">anatomical variation in this cohort are alternative contributors that the present design</w:t>
       </w:r>
       <w:r>
-        <w:rPr>
-          <w:highlight w:val="yellow"/>
-        </w:rPr>
-        <w:t xml:space="preserve"> </w:t>
-      </w:r>
-      <w:r>
-        <w:rPr>
-          <w:highlight w:val="yellow"/>
-        </w:rPr>
+        <w:t xml:space="preserve"> </w:t>
+      </w:r>
+      <w:r>
         <w:t xml:space="preserve">cannot separate. The source of the discrepancy cannot be determined without subject-level</w:t>
       </w:r>
       <w:r>
-        <w:rPr>
-          <w:highlight w:val="yellow"/>
-        </w:rPr>
-        <w:t xml:space="preserve"> </w:t>
-      </w:r>
-      <w:r>
-        <w:rPr>
-          <w:highlight w:val="yellow"/>
-        </w:rPr>
+        <w:t xml:space="preserve"> </w:t>
+      </w:r>
+      <w:r>
         <w:t xml:space="preserve">reference contours or clinical ground truth.</w:t>
       </w:r>
     </w:p>
@@ -8201,62 +6174,225 @@
         <w:rPr>
           <w:b/>
           <w:bCs/>
-        </w:rPr>
-        <w:t xml:space="preserve">Why acquisition constancy has to be screened.</w:t>
-      </w:r>
-      <w:r>
-        <w:t xml:space="preserve"> </w:t>
-      </w:r>
-      <w:r>
-        <w:t xml:space="preserve">The acquisition-constancy criterion</w:t>
-      </w:r>
-      <w:r>
-        <w:t xml:space="preserve"> </w:t>
-      </w:r>
-      <w:r>
-        <w:t xml:space="preserve">identified one series in which tube current alone was not proportional to scanner output,</w:t>
-      </w:r>
-      <w:r>
-        <w:t xml:space="preserve"> </w:t>
-      </w:r>
-      <w:r>
-        <w:t xml:space="preserve">because the acquisition changed rotation and exposure time part-way through. Excluding it</w:t>
-      </w:r>
-      <w:r>
-        <w:t xml:space="preserve"> </w:t>
-      </w:r>
-      <w:r>
-        <w:t xml:space="preserve">prevents a mixed acquisition from entering the quantitative modulation analysis, and</w:t>
-      </w:r>
-      <w:r>
-        <w:t xml:space="preserve"> </w:t>
-      </w:r>
-      <w:r>
-        <w:t xml:space="preserve">illustrates why constancy must be verified rather than assumed: nothing in the images, the</w:t>
-      </w:r>
-      <w:r>
-        <w:t xml:space="preserve"> </w:t>
-      </w:r>
-      <w:r>
-        <w:t xml:space="preserve">segmentation or the weights themselves would have revealed it. A current–time product</w:t>
-      </w:r>
-      <w:r>
-        <w:t xml:space="preserve"> </w:t>
-      </w:r>
-      <w:r>
-        <w:t xml:space="preserve">would be the more faithful weighting in general; it is not adopted here because exposure</w:t>
-      </w:r>
-      <w:r>
-        <w:t xml:space="preserve"> </w:t>
-      </w:r>
-      <w:r>
-        <w:t xml:space="preserve">time is absent from the archived headers of one other series and could not be applied</w:t>
-      </w:r>
-      <w:r>
-        <w:t xml:space="preserve"> </w:t>
-      </w:r>
-      <w:r>
-        <w:t xml:space="preserve">uniformly across the cohort.</w:t>
+          <w:highlight w:val="yellow"/>
+        </w:rPr>
+        <w:t xml:space="preserve">What the reconstructed values do to the index, and what they do not.</w:t>
+      </w:r>
+      <w:r>
+        <w:rPr>
+          <w:highlight w:val="yellow"/>
+        </w:rPr>
+        <w:t xml:space="preserve"> </w:t>
+      </w:r>
+      <w:r>
+        <w:rPr>
+          <w:highlight w:val="yellow"/>
+        </w:rPr>
+        <w:t xml:space="preserve">Section 3.4</w:t>
+      </w:r>
+      <w:r>
+        <w:rPr>
+          <w:highlight w:val="yellow"/>
+        </w:rPr>
+        <w:t xml:space="preserve"> </w:t>
+      </w:r>
+      <w:r>
+        <w:rPr>
+          <w:highlight w:val="yellow"/>
+        </w:rPr>
+        <w:t xml:space="preserve">measures how far a reconstructed CTDIvol departs from a recorded one; the question that</w:t>
+      </w:r>
+      <w:r>
+        <w:rPr>
+          <w:highlight w:val="yellow"/>
+        </w:rPr>
+        <w:t xml:space="preserve"> </w:t>
+      </w:r>
+      <w:r>
+        <w:rPr>
+          <w:highlight w:val="yellow"/>
+        </w:rPr>
+        <w:t xml:space="preserve">follows is what such a departure does to the index built on it, and the two halves of the</w:t>
+      </w:r>
+      <w:r>
+        <w:rPr>
+          <w:highlight w:val="yellow"/>
+        </w:rPr>
+        <w:t xml:space="preserve"> </w:t>
+      </w:r>
+      <w:r>
+        <w:rPr>
+          <w:highlight w:val="yellow"/>
+        </w:rPr>
+        <w:t xml:space="preserve">answer are of different kinds. The first is structural. The modulation weight is a ratio of</w:t>
+      </w:r>
+      <w:r>
+        <w:rPr>
+          <w:highlight w:val="yellow"/>
+        </w:rPr>
+        <w:t xml:space="preserve"> </w:t>
+      </w:r>
+      <w:r>
+        <w:rPr>
+          <w:highlight w:val="yellow"/>
+        </w:rPr>
+        <w:t xml:space="preserve">tube currents, as defined in Section 2.8, and CTDIvol does not enter it; the index is that</w:t>
+      </w:r>
+      <w:r>
+        <w:rPr>
+          <w:highlight w:val="yellow"/>
+        </w:rPr>
+        <w:t xml:space="preserve"> </w:t>
+      </w:r>
+      <w:r>
+        <w:rPr>
+          <w:highlight w:val="yellow"/>
+        </w:rPr>
+        <w:t xml:space="preserve">weight multiplied by CTDIvol. An error in CTDIvol therefore appears in the index at 1:1</w:t>
+      </w:r>
+      <w:r>
+        <w:rPr>
+          <w:highlight w:val="yellow"/>
+        </w:rPr>
+        <w:t xml:space="preserve"> </w:t>
+      </w:r>
+      <w:r>
+        <w:rPr>
+          <w:highlight w:val="yellow"/>
+        </w:rPr>
+        <w:t xml:space="preserve">and cannot reach the weight at all, so the modulation results of Section 3.2 are</w:t>
+      </w:r>
+      <w:r>
+        <w:rPr>
+          <w:highlight w:val="yellow"/>
+        </w:rPr>
+        <w:t xml:space="preserve"> </w:t>
+      </w:r>
+      <w:r>
+        <w:rPr>
+          <w:highlight w:val="yellow"/>
+        </w:rPr>
+        <w:t xml:space="preserve">independent of it by construction rather than by measurement. The second half is</w:t>
+      </w:r>
+      <w:r>
+        <w:rPr>
+          <w:highlight w:val="yellow"/>
+        </w:rPr>
+        <w:t xml:space="preserve"> </w:t>
+      </w:r>
+      <w:r>
+        <w:rPr>
+          <w:highlight w:val="yellow"/>
+        </w:rPr>
+        <w:t xml:space="preserve">empirical, and concerns how much of the cohort is exposed. Of the 33 series carrying an</w:t>
+      </w:r>
+      <w:r>
+        <w:rPr>
+          <w:highlight w:val="yellow"/>
+        </w:rPr>
+        <w:t xml:space="preserve"> </w:t>
+      </w:r>
+      <w:r>
+        <w:rPr>
+          <w:highlight w:val="yellow"/>
+        </w:rPr>
+        <w:t xml:space="preserve">index, 4 rest on a reconstructed CTDIvol, covering 44 of 334 organ records. Recomputing</w:t>
+      </w:r>
+      <w:r>
+        <w:rPr>
+          <w:highlight w:val="yellow"/>
+        </w:rPr>
+        <w:t xml:space="preserve"> </w:t>
+      </w:r>
+      <w:r>
+        <w:rPr>
+          <w:highlight w:val="yellow"/>
+        </w:rPr>
+        <w:t xml:space="preserve">every table over the series with a recorded value alone moves the per-organ median</w:t>
+      </w:r>
+      <w:r>
+        <w:rPr>
+          <w:highlight w:val="yellow"/>
+        </w:rPr>
+        <w:t xml:space="preserve"> </w:t>
+      </w:r>
+      <w:r>
+        <w:rPr>
+          <w:highlight w:val="yellow"/>
+        </w:rPr>
+        <w:t xml:space="preserve">modulation weight by at most 0.048 and the per-organ median anatomy-weighted CTDIvol by at</w:t>
+      </w:r>
+      <w:r>
+        <w:rPr>
+          <w:highlight w:val="yellow"/>
+        </w:rPr>
+        <w:t xml:space="preserve"> </w:t>
+      </w:r>
+      <w:r>
+        <w:rPr>
+          <w:highlight w:val="yellow"/>
+        </w:rPr>
+        <w:t xml:space="preserve">most 1.11 mGy. The conclusions of this study do not depend on those 4 series — but the</w:t>
+      </w:r>
+      <w:r>
+        <w:rPr>
+          <w:highlight w:val="yellow"/>
+        </w:rPr>
+        <w:t xml:space="preserve"> </w:t>
+      </w:r>
+      <w:r>
+        <w:rPr>
+          <w:highlight w:val="yellow"/>
+        </w:rPr>
+        <w:t xml:space="preserve">reason for saying so is not that they can be discarded. Removing them removes GE from the</w:t>
+      </w:r>
+      <w:r>
+        <w:rPr>
+          <w:highlight w:val="yellow"/>
+        </w:rPr>
+        <w:t xml:space="preserve"> </w:t>
+      </w:r>
+      <w:r>
+        <w:rPr>
+          <w:highlight w:val="yellow"/>
+        </w:rPr>
+        <w:t xml:space="preserve">weighted tables entirely, from 3 series to none, because no GE series in this cohort</w:t>
+      </w:r>
+      <w:r>
+        <w:rPr>
+          <w:highlight w:val="yellow"/>
+        </w:rPr>
+        <w:t xml:space="preserve"> </w:t>
+      </w:r>
+      <w:r>
+        <w:rPr>
+          <w:highlight w:val="yellow"/>
+        </w:rPr>
+        <w:t xml:space="preserve">retained a recorded CTDIvol at all. The multi-vendor reach of the modulation results rests</w:t>
+      </w:r>
+      <w:r>
+        <w:rPr>
+          <w:highlight w:val="yellow"/>
+        </w:rPr>
+        <w:t xml:space="preserve"> </w:t>
+      </w:r>
+      <w:r>
+        <w:rPr>
+          <w:highlight w:val="yellow"/>
+        </w:rPr>
+        <w:t xml:space="preserve">on values whose accuracy Section 3.4 could not check, and that is the honest statement of</w:t>
+      </w:r>
+      <w:r>
+        <w:rPr>
+          <w:highlight w:val="yellow"/>
+        </w:rPr>
+        <w:t xml:space="preserve"> </w:t>
+      </w:r>
+      <w:r>
+        <w:rPr>
+          <w:highlight w:val="yellow"/>
+        </w:rPr>
+        <w:t xml:space="preserve">where this study is weakest.</w:t>
       </w:r>
     </w:p>
     <w:p>
@@ -8267,130 +6403,62 @@
         <w:rPr>
           <w:b/>
           <w:bCs/>
-          <w:highlight w:val="yellow"/>
-        </w:rPr>
-        <w:t xml:space="preserve">Reproducibility and open implementation.</w:t>
-      </w:r>
-      <w:r>
-        <w:rPr>
-          <w:highlight w:val="yellow"/>
-        </w:rPr>
-        <w:t xml:space="preserve"> </w:t>
-      </w:r>
-      <w:r>
-        <w:rPr>
-          <w:highlight w:val="yellow"/>
-        </w:rPr>
-        <w:t xml:space="preserve">The implementation is MIT-licensed, no</w:t>
-      </w:r>
-      <w:r>
-        <w:rPr>
-          <w:highlight w:val="yellow"/>
-        </w:rPr>
-        <w:t xml:space="preserve"> </w:t>
-      </w:r>
-      <w:r>
-        <w:rPr>
-          <w:highlight w:val="yellow"/>
-        </w:rPr>
-        <w:t xml:space="preserve">imaging is redistributed, and every reported value is re-derived from the per-series</w:t>
-      </w:r>
-      <w:r>
-        <w:rPr>
-          <w:highlight w:val="yellow"/>
-        </w:rPr>
-        <w:t xml:space="preserve"> </w:t>
-      </w:r>
-      <w:r>
-        <w:rPr>
-          <w:highlight w:val="yellow"/>
-        </w:rPr>
-        <w:t xml:space="preserve">records by an automated test suite that regenerates the analysis tables and compares them.</w:t>
-      </w:r>
-      <w:r>
-        <w:rPr>
-          <w:highlight w:val="yellow"/>
-        </w:rPr>
-        <w:t xml:space="preserve"> </w:t>
-      </w:r>
-      <w:r>
-        <w:rPr>
-          <w:highlight w:val="yellow"/>
-        </w:rPr>
-        <w:t xml:space="preserve">The acquisition procedure, the analysis and the figures are each a single command. The</w:t>
-      </w:r>
-      <w:r>
-        <w:rPr>
-          <w:highlight w:val="yellow"/>
-        </w:rPr>
-        <w:t xml:space="preserve"> </w:t>
-      </w:r>
-      <w:r>
-        <w:rPr>
-          <w:highlight w:val="yellow"/>
-        </w:rPr>
-        <w:t xml:space="preserve">components differ in status and are not claimed as uniformly open: the imaging is publicly</w:t>
-      </w:r>
-      <w:r>
-        <w:rPr>
-          <w:highlight w:val="yellow"/>
-        </w:rPr>
-        <w:t xml:space="preserve"> </w:t>
-      </w:r>
-      <w:r>
-        <w:rPr>
-          <w:highlight w:val="yellow"/>
-        </w:rPr>
-        <w:t xml:space="preserve">accessible under collection-specific licences; the segmentation software and the</w:t>
-      </w:r>
-      <w:r>
-        <w:rPr>
-          <w:highlight w:val="yellow"/>
-        </w:rPr>
-        <w:t xml:space="preserve"> </w:t>
-      </w:r>
-      <w:r>
-        <w:rPr>
-          <w:rStyle w:val="VerbatimChar"/>
-          <w:highlight w:val="yellow"/>
-        </w:rPr>
-        <w:t xml:space="preserve">total</w:t>
-      </w:r>
-      <w:r>
-        <w:rPr>
-          <w:highlight w:val="yellow"/>
-        </w:rPr>
-        <w:t xml:space="preserve"> </w:t>
-      </w:r>
-      <w:r>
-        <w:rPr>
-          <w:highlight w:val="yellow"/>
-        </w:rPr>
-        <w:t xml:space="preserve">task weights are openly redistributable; the normalised-CTDI database is CC BY; the</w:t>
-      </w:r>
-      <w:r>
-        <w:rPr>
-          <w:highlight w:val="yellow"/>
-        </w:rPr>
-        <w:t xml:space="preserve"> </w:t>
-      </w:r>
-      <w:r>
-        <w:rPr>
-          <w:highlight w:val="yellow"/>
-        </w:rPr>
-        <w:t xml:space="preserve">HU-to-density anchor values are used by citation to ICRU Report 44 [16] and Schneider et</w:t>
-      </w:r>
-      <w:r>
-        <w:rPr>
-          <w:highlight w:val="yellow"/>
-        </w:rPr>
-        <w:t xml:space="preserve"> </w:t>
-      </w:r>
-      <w:r>
-        <w:rPr>
-          <w:highlight w:val="yellow"/>
-        </w:rPr>
-        <w:t xml:space="preserve">al. [17] rather than redistributed; and no Monte-Carlo coefficient table is included at all.</w:t>
+        </w:rPr>
+        <w:t xml:space="preserve">Why acquisition constancy has to be screened.</w:t>
+      </w:r>
+      <w:r>
+        <w:t xml:space="preserve"> </w:t>
+      </w:r>
+      <w:r>
+        <w:t xml:space="preserve">The acquisition-constancy criterion</w:t>
+      </w:r>
+      <w:r>
+        <w:t xml:space="preserve"> </w:t>
+      </w:r>
+      <w:r>
+        <w:t xml:space="preserve">identified one series in which tube current alone was not proportional to scanner output,</w:t>
+      </w:r>
+      <w:r>
+        <w:t xml:space="preserve"> </w:t>
+      </w:r>
+      <w:r>
+        <w:t xml:space="preserve">because the acquisition changed rotation and exposure time part-way through. Excluding it</w:t>
+      </w:r>
+      <w:r>
+        <w:t xml:space="preserve"> </w:t>
+      </w:r>
+      <w:r>
+        <w:t xml:space="preserve">prevents a mixed acquisition from entering the quantitative modulation analysis, and</w:t>
+      </w:r>
+      <w:r>
+        <w:t xml:space="preserve"> </w:t>
+      </w:r>
+      <w:r>
+        <w:t xml:space="preserve">illustrates why constancy must be verified rather than assumed: nothing in the images, the</w:t>
+      </w:r>
+      <w:r>
+        <w:t xml:space="preserve"> </w:t>
+      </w:r>
+      <w:r>
+        <w:t xml:space="preserve">segmentation or the weights themselves would have revealed it. A current–time product</w:t>
+      </w:r>
+      <w:r>
+        <w:t xml:space="preserve"> </w:t>
+      </w:r>
+      <w:r>
+        <w:t xml:space="preserve">would be the more faithful weighting in general; it is not adopted here because exposure</w:t>
+      </w:r>
+      <w:r>
+        <w:t xml:space="preserve"> </w:t>
+      </w:r>
+      <w:r>
+        <w:t xml:space="preserve">time is absent from the archived headers of one other series and could not be applied</w:t>
+      </w:r>
+      <w:r>
+        <w:t xml:space="preserve"> </w:t>
+      </w:r>
+      <w:r>
+        <w:t xml:space="preserve">uniformly across the cohort.</w:t>
       </w:r>
     </w:p>
     <w:p>
@@ -8401,141 +6469,71 @@
         <w:rPr>
           <w:b/>
           <w:bCs/>
-          <w:highlight w:val="yellow"/>
-        </w:rPr>
-        <w:t xml:space="preserve">The boundary to absorbed organ dose.</w:t>
-      </w:r>
-      <w:r>
-        <w:rPr>
-          <w:highlight w:val="yellow"/>
-        </w:rPr>
-        <w:t xml:space="preserve"> </w:t>
-      </w:r>
-      <w:r>
-        <w:rPr>
-          <w:highlight w:val="yellow"/>
-        </w:rPr>
-        <w:t xml:space="preserve">Converting an anatomy-weighted index into an</w:t>
-      </w:r>
-      <w:r>
-        <w:rPr>
-          <w:highlight w:val="yellow"/>
-        </w:rPr>
-        <w:t xml:space="preserve"> </w:t>
-      </w:r>
-      <w:r>
-        <w:rPr>
-          <w:highlight w:val="yellow"/>
-        </w:rPr>
-        <w:t xml:space="preserve">absorbed organ dose requires CTDIvol-normalised coefficients with a patient-size</w:t>
-      </w:r>
-      <w:r>
-        <w:rPr>
-          <w:highlight w:val="yellow"/>
-        </w:rPr>
-        <w:t xml:space="preserve"> </w:t>
-      </w:r>
-      <w:r>
-        <w:rPr>
-          <w:highlight w:val="yellow"/>
-        </w:rPr>
-        <w:t xml:space="preserve">correction, of the kind applied over patient model libraries by Tian et al. [4], together</w:t>
-      </w:r>
-      <w:r>
-        <w:rPr>
-          <w:highlight w:val="yellow"/>
-        </w:rPr>
-        <w:t xml:space="preserve"> </w:t>
-      </w:r>
-      <w:r>
-        <w:rPr>
-          <w:highlight w:val="yellow"/>
-        </w:rPr>
-        <w:t xml:space="preserve">with the transport considerations listed in</w:t>
-      </w:r>
-      <w:r>
-        <w:rPr>
-          <w:highlight w:val="yellow"/>
-        </w:rPr>
-        <w:t xml:space="preserve"> </w:t>
-      </w:r>
-      <w:r>
-        <w:rPr>
-          <w:highlight w:val="yellow"/>
-        </w:rPr>
-        <w:t xml:space="preserve">Section 2.11. Those coefficient sets are published in subscription journals or distributed</w:t>
-      </w:r>
-      <w:r>
-        <w:rPr>
-          <w:highlight w:val="yellow"/>
-        </w:rPr>
-        <w:t xml:space="preserve"> </w:t>
-      </w:r>
-      <w:r>
-        <w:rPr>
-          <w:highlight w:val="yellow"/>
-        </w:rPr>
-        <w:t xml:space="preserve">with research software under terms granting use but not redistribution, which reflects a</w:t>
-      </w:r>
-      <w:r>
-        <w:rPr>
-          <w:highlight w:val="yellow"/>
-        </w:rPr>
-        <w:t xml:space="preserve"> </w:t>
-      </w:r>
-      <w:r>
-        <w:rPr>
-          <w:highlight w:val="yellow"/>
-        </w:rPr>
-        <w:t xml:space="preserve">publishing convention for Monte-Carlo reference data rather than any deficiency in the</w:t>
-      </w:r>
-      <w:r>
-        <w:rPr>
-          <w:highlight w:val="yellow"/>
-        </w:rPr>
-        <w:t xml:space="preserve"> </w:t>
-      </w:r>
-      <w:r>
-        <w:rPr>
-          <w:highlight w:val="yellow"/>
-        </w:rPr>
-        <w:t xml:space="preserve">coefficients themselves. Normalised-CTDI data of the kind used here to reconstruct a</w:t>
-      </w:r>
-      <w:r>
-        <w:rPr>
-          <w:highlight w:val="yellow"/>
-        </w:rPr>
-        <w:t xml:space="preserve"> </w:t>
-      </w:r>
-      <w:r>
-        <w:rPr>
-          <w:highlight w:val="yellow"/>
-        </w:rPr>
-        <w:t xml:space="preserve">missing whole-scan index has been published under CC BY [18], which shows the convention is</w:t>
-      </w:r>
-      <w:r>
-        <w:rPr>
-          <w:highlight w:val="yellow"/>
-        </w:rPr>
-        <w:t xml:space="preserve"> </w:t>
-      </w:r>
-      <w:r>
-        <w:rPr>
-          <w:highlight w:val="yellow"/>
-        </w:rPr>
-        <w:t xml:space="preserve">movable. The software accordingly refuses to emit a dose in milligray unless supplied with</w:t>
-      </w:r>
-      <w:r>
-        <w:rPr>
-          <w:highlight w:val="yellow"/>
-        </w:rPr>
-        <w:t xml:space="preserve"> </w:t>
-      </w:r>
-      <w:r>
-        <w:rPr>
-          <w:highlight w:val="yellow"/>
-        </w:rPr>
-        <w:t xml:space="preserve">a coefficient table carrying its citation, DOI, licence and source hash.</w:t>
+        </w:rPr>
+        <w:t xml:space="preserve">Reproducibility and open implementation.</w:t>
+      </w:r>
+      <w:r>
+        <w:t xml:space="preserve"> </w:t>
+      </w:r>
+      <w:r>
+        <w:t xml:space="preserve">The implementation is MIT-licensed, no</w:t>
+      </w:r>
+      <w:r>
+        <w:t xml:space="preserve"> </w:t>
+      </w:r>
+      <w:r>
+        <w:t xml:space="preserve">imaging is redistributed, and every reported value is re-derived from the per-series</w:t>
+      </w:r>
+      <w:r>
+        <w:t xml:space="preserve"> </w:t>
+      </w:r>
+      <w:r>
+        <w:t xml:space="preserve">records by an automated test suite that regenerates the analysis tables and compares them.</w:t>
+      </w:r>
+      <w:r>
+        <w:t xml:space="preserve"> </w:t>
+      </w:r>
+      <w:r>
+        <w:t xml:space="preserve">The acquisition procedure, the analysis and the figures are each a single command. The</w:t>
+      </w:r>
+      <w:r>
+        <w:t xml:space="preserve"> </w:t>
+      </w:r>
+      <w:r>
+        <w:t xml:space="preserve">components differ in status and are not claimed as uniformly open: the imaging is publicly</w:t>
+      </w:r>
+      <w:r>
+        <w:t xml:space="preserve"> </w:t>
+      </w:r>
+      <w:r>
+        <w:t xml:space="preserve">accessible under collection-specific licences; the segmentation software and the</w:t>
+      </w:r>
+      <w:r>
+        <w:t xml:space="preserve"> </w:t>
+      </w:r>
+      <w:r>
+        <w:rPr>
+          <w:rStyle w:val="VerbatimChar"/>
+        </w:rPr>
+        <w:t xml:space="preserve">total</w:t>
+      </w:r>
+      <w:r>
+        <w:t xml:space="preserve"> </w:t>
+      </w:r>
+      <w:r>
+        <w:t xml:space="preserve">task weights are openly redistributable; the normalised-CTDI database is CC BY; the</w:t>
+      </w:r>
+      <w:r>
+        <w:t xml:space="preserve"> </w:t>
+      </w:r>
+      <w:r>
+        <w:t xml:space="preserve">HU-to-density anchor values are used by citation to ICRU Report 44 [16] and Schneider et</w:t>
+      </w:r>
+      <w:r>
+        <w:t xml:space="preserve"> </w:t>
+      </w:r>
+      <w:r>
+        <w:t xml:space="preserve">al. [17] rather than redistributed; and no Monte-Carlo coefficient table is included at all.</w:t>
       </w:r>
     </w:p>
     <w:p>
@@ -8546,153 +6544,74 @@
         <w:rPr>
           <w:b/>
           <w:bCs/>
-          <w:highlight w:val="yellow"/>
-        </w:rPr>
-        <w:t xml:space="preserve">Limitations.</w:t>
-      </w:r>
-      <w:r>
-        <w:rPr>
-          <w:highlight w:val="yellow"/>
-        </w:rPr>
-        <w:t xml:space="preserve"> </w:t>
-      </w:r>
-      <w:r>
-        <w:rPr>
-          <w:highlight w:val="yellow"/>
-        </w:rPr>
-        <w:t xml:space="preserve">Ten series per manufacturer supports a median and an interquartile range,</w:t>
-      </w:r>
-      <w:r>
-        <w:rPr>
-          <w:highlight w:val="yellow"/>
-        </w:rPr>
-        <w:t xml:space="preserve"> </w:t>
-      </w:r>
-      <w:r>
-        <w:rPr>
-          <w:highlight w:val="yellow"/>
-        </w:rPr>
-        <w:t xml:space="preserve">not a distributional claim, and series within the archive are not independent with respect</w:t>
-      </w:r>
-      <w:r>
-        <w:rPr>
-          <w:highlight w:val="yellow"/>
-        </w:rPr>
-        <w:t xml:space="preserve"> </w:t>
-      </w:r>
-      <w:r>
-        <w:rPr>
-          <w:highlight w:val="yellow"/>
-        </w:rPr>
-        <w:t xml:space="preserve">to collection, site, scanner model or export pathway. The cohort is oncological and not a</w:t>
-      </w:r>
-      <w:r>
-        <w:rPr>
-          <w:highlight w:val="yellow"/>
-        </w:rPr>
-        <w:t xml:space="preserve"> </w:t>
-      </w:r>
-      <w:r>
-        <w:rPr>
-          <w:highlight w:val="yellow"/>
-        </w:rPr>
-        <w:t xml:space="preserve">reference population. Contrast phase, tube voltage and reconstruction kernel were not</w:t>
-      </w:r>
-      <w:r>
-        <w:rPr>
-          <w:highlight w:val="yellow"/>
-        </w:rPr>
-        <w:t xml:space="preserve"> </w:t>
-      </w:r>
-      <w:r>
-        <w:rPr>
-          <w:highlight w:val="yellow"/>
-        </w:rPr>
-        <w:t xml:space="preserve">controlled, and all affect attenuation-derived mass estimates. A single segmentation model</w:t>
-      </w:r>
-      <w:r>
-        <w:rPr>
-          <w:highlight w:val="yellow"/>
-        </w:rPr>
-        <w:t xml:space="preserve"> </w:t>
-      </w:r>
-      <w:r>
-        <w:rPr>
-          <w:highlight w:val="yellow"/>
-        </w:rPr>
-        <w:t xml:space="preserve">was used, so segmentation behaviour and cohort anatomy cannot be separated. There is no</w:t>
-      </w:r>
-      <w:r>
-        <w:rPr>
-          <w:highlight w:val="yellow"/>
-        </w:rPr>
-        <w:t xml:space="preserve"> </w:t>
-      </w:r>
-      <w:r>
-        <w:rPr>
-          <w:highlight w:val="yellow"/>
-        </w:rPr>
-        <w:t xml:space="preserve">subject-level ground truth for organ mass. Rotation time, pitch and collimation are absent</w:t>
-      </w:r>
-      <w:r>
-        <w:rPr>
-          <w:highlight w:val="yellow"/>
-        </w:rPr>
-        <w:t xml:space="preserve"> </w:t>
-      </w:r>
-      <w:r>
-        <w:rPr>
-          <w:highlight w:val="yellow"/>
-        </w:rPr>
-        <w:t xml:space="preserve">from the archived headers of some series (19, 8 and 9 respectively), so their constancy</w:t>
-      </w:r>
-      <w:r>
-        <w:rPr>
-          <w:highlight w:val="yellow"/>
-        </w:rPr>
-        <w:t xml:space="preserve"> </w:t>
-      </w:r>
-      <w:r>
-        <w:rPr>
-          <w:highlight w:val="yellow"/>
-        </w:rPr>
-        <w:t xml:space="preserve">within those series could not be fully verified and is assumed from the single-acquisition</w:t>
-      </w:r>
-      <w:r>
-        <w:rPr>
-          <w:highlight w:val="yellow"/>
-        </w:rPr>
-        <w:t xml:space="preserve"> </w:t>
-      </w:r>
-      <w:r>
-        <w:rPr>
-          <w:highlight w:val="yellow"/>
-        </w:rPr>
-        <w:t xml:space="preserve">representation; the acquisition-constancy criterion is therefore a screen against</w:t>
-      </w:r>
-      <w:r>
-        <w:rPr>
-          <w:highlight w:val="yellow"/>
-        </w:rPr>
-        <w:t xml:space="preserve"> </w:t>
-      </w:r>
-      <w:r>
-        <w:rPr>
-          <w:highlight w:val="yellow"/>
-        </w:rPr>
-        <w:t xml:space="preserve">detectable violations rather than a guarantee. The index addresses longitudinal modulation</w:t>
-      </w:r>
-      <w:r>
-        <w:rPr>
-          <w:highlight w:val="yellow"/>
-        </w:rPr>
-        <w:t xml:space="preserve"> </w:t>
-      </w:r>
-      <w:r>
-        <w:rPr>
-          <w:highlight w:val="yellow"/>
-        </w:rPr>
-        <w:t xml:space="preserve">only, as set out in Section 2.11, and no absorbed dose is reported.</w:t>
+        </w:rPr>
+        <w:t xml:space="preserve">The boundary to absorbed organ dose.</w:t>
+      </w:r>
+      <w:r>
+        <w:t xml:space="preserve"> </w:t>
+      </w:r>
+      <w:r>
+        <w:t xml:space="preserve">Converting an anatomy-weighted index into an</w:t>
+      </w:r>
+      <w:r>
+        <w:t xml:space="preserve"> </w:t>
+      </w:r>
+      <w:r>
+        <w:t xml:space="preserve">absorbed organ dose requires CTDIvol-normalised coefficients with a patient-size</w:t>
+      </w:r>
+      <w:r>
+        <w:t xml:space="preserve"> </w:t>
+      </w:r>
+      <w:r>
+        <w:t xml:space="preserve">correction, of the kind applied over patient model libraries by Tian et al. [4], together</w:t>
+      </w:r>
+      <w:r>
+        <w:t xml:space="preserve"> </w:t>
+      </w:r>
+      <w:r>
+        <w:t xml:space="preserve">with the transport considerations listed in</w:t>
+      </w:r>
+      <w:r>
+        <w:t xml:space="preserve"> </w:t>
+      </w:r>
+      <w:r>
+        <w:t xml:space="preserve">Section 2.11. Those coefficient sets are published in subscription journals or distributed</w:t>
+      </w:r>
+      <w:r>
+        <w:t xml:space="preserve"> </w:t>
+      </w:r>
+      <w:r>
+        <w:t xml:space="preserve">with research software under terms granting use but not redistribution, which reflects a</w:t>
+      </w:r>
+      <w:r>
+        <w:t xml:space="preserve"> </w:t>
+      </w:r>
+      <w:r>
+        <w:t xml:space="preserve">publishing convention for Monte-Carlo reference data rather than any deficiency in the</w:t>
+      </w:r>
+      <w:r>
+        <w:t xml:space="preserve"> </w:t>
+      </w:r>
+      <w:r>
+        <w:t xml:space="preserve">coefficients themselves. Normalised-CTDI data of the kind used here to reconstruct a</w:t>
+      </w:r>
+      <w:r>
+        <w:t xml:space="preserve"> </w:t>
+      </w:r>
+      <w:r>
+        <w:t xml:space="preserve">missing whole-scan index has been published under CC BY [18], which shows the convention is</w:t>
+      </w:r>
+      <w:r>
+        <w:t xml:space="preserve"> </w:t>
+      </w:r>
+      <w:r>
+        <w:t xml:space="preserve">movable. The software accordingly refuses to emit a dose in milligray unless supplied with</w:t>
+      </w:r>
+      <w:r>
+        <w:t xml:space="preserve"> </w:t>
+      </w:r>
+      <w:r>
+        <w:t xml:space="preserve">a coefficient table carrying its citation, DOI, licence and source hash.</w:t>
       </w:r>
     </w:p>
     <w:p>
@@ -8703,6 +6622,235 @@
         <w:rPr>
           <w:b/>
           <w:bCs/>
+          <w:highlight w:val="yellow"/>
+        </w:rPr>
+        <w:t xml:space="preserve">Limitations.</w:t>
+      </w:r>
+      <w:r>
+        <w:rPr>
+          <w:highlight w:val="yellow"/>
+        </w:rPr>
+        <w:t xml:space="preserve"> </w:t>
+      </w:r>
+      <w:r>
+        <w:rPr>
+          <w:highlight w:val="yellow"/>
+        </w:rPr>
+        <w:t xml:space="preserve">Ten series per manufacturer supports a median and an interquartile range,</w:t>
+      </w:r>
+      <w:r>
+        <w:rPr>
+          <w:highlight w:val="yellow"/>
+        </w:rPr>
+        <w:t xml:space="preserve"> </w:t>
+      </w:r>
+      <w:r>
+        <w:rPr>
+          <w:highlight w:val="yellow"/>
+        </w:rPr>
+        <w:t xml:space="preserve">not a distributional claim, and series within the archive are not independent with respect</w:t>
+      </w:r>
+      <w:r>
+        <w:rPr>
+          <w:highlight w:val="yellow"/>
+        </w:rPr>
+        <w:t xml:space="preserve"> </w:t>
+      </w:r>
+      <w:r>
+        <w:rPr>
+          <w:highlight w:val="yellow"/>
+        </w:rPr>
+        <w:t xml:space="preserve">to collection, site, scanner model or export pathway. The design is balanced by</w:t>
+      </w:r>
+      <w:r>
+        <w:rPr>
+          <w:highlight w:val="yellow"/>
+        </w:rPr>
+        <w:t xml:space="preserve"> </w:t>
+      </w:r>
+      <w:r>
+        <w:rPr>
+          <w:highlight w:val="yellow"/>
+        </w:rPr>
+        <w:t xml:space="preserve">manufacturer and not by scanner model, and the two are not interchangeable: those ten</w:t>
+      </w:r>
+      <w:r>
+        <w:rPr>
+          <w:highlight w:val="yellow"/>
+        </w:rPr>
+        <w:t xml:space="preserve"> </w:t>
+      </w:r>
+      <w:r>
+        <w:rPr>
+          <w:highlight w:val="yellow"/>
+        </w:rPr>
+        <w:t xml:space="preserve">series per manufacturer are spread over 9 distinct GE models, 6 Siemens, 4 Canon/Toshiba</w:t>
+      </w:r>
+      <w:r>
+        <w:rPr>
+          <w:highlight w:val="yellow"/>
+        </w:rPr>
+        <w:t xml:space="preserve"> </w:t>
+      </w:r>
+      <w:r>
+        <w:rPr>
+          <w:highlight w:val="yellow"/>
+        </w:rPr>
+        <w:t xml:space="preserve">and 4 Philips, so most individual models are represented by one to three series. Anything</w:t>
+      </w:r>
+      <w:r>
+        <w:rPr>
+          <w:highlight w:val="yellow"/>
+        </w:rPr>
+        <w:t xml:space="preserve"> </w:t>
+      </w:r>
+      <w:r>
+        <w:rPr>
+          <w:highlight w:val="yellow"/>
+        </w:rPr>
+        <w:t xml:space="preserve">stated here about a manufacturer is therefore a statement about a small, model-diverse</w:t>
+      </w:r>
+      <w:r>
+        <w:rPr>
+          <w:highlight w:val="yellow"/>
+        </w:rPr>
+        <w:t xml:space="preserve"> </w:t>
+      </w:r>
+      <w:r>
+        <w:rPr>
+          <w:highlight w:val="yellow"/>
+        </w:rPr>
+        <w:t xml:space="preserve">sample of that manufacturer’s installed base, and nothing in this study supports a claim</w:t>
+      </w:r>
+      <w:r>
+        <w:rPr>
+          <w:highlight w:val="yellow"/>
+        </w:rPr>
+        <w:t xml:space="preserve"> </w:t>
+      </w:r>
+      <w:r>
+        <w:rPr>
+          <w:highlight w:val="yellow"/>
+        </w:rPr>
+        <w:t xml:space="preserve">at the level of a particular scanner model. The cohort is oncological and not a</w:t>
+      </w:r>
+      <w:r>
+        <w:rPr>
+          <w:highlight w:val="yellow"/>
+        </w:rPr>
+        <w:t xml:space="preserve"> </w:t>
+      </w:r>
+      <w:r>
+        <w:rPr>
+          <w:highlight w:val="yellow"/>
+        </w:rPr>
+        <w:t xml:space="preserve">reference population. Contrast phase, tube voltage and reconstruction kernel were not</w:t>
+      </w:r>
+      <w:r>
+        <w:rPr>
+          <w:highlight w:val="yellow"/>
+        </w:rPr>
+        <w:t xml:space="preserve"> </w:t>
+      </w:r>
+      <w:r>
+        <w:rPr>
+          <w:highlight w:val="yellow"/>
+        </w:rPr>
+        <w:t xml:space="preserve">controlled, and all affect attenuation-derived mass estimates. A single segmentation model</w:t>
+      </w:r>
+      <w:r>
+        <w:rPr>
+          <w:highlight w:val="yellow"/>
+        </w:rPr>
+        <w:t xml:space="preserve"> </w:t>
+      </w:r>
+      <w:r>
+        <w:rPr>
+          <w:highlight w:val="yellow"/>
+        </w:rPr>
+        <w:t xml:space="preserve">was used, so segmentation behaviour and cohort anatomy cannot be separated. There is no</w:t>
+      </w:r>
+      <w:r>
+        <w:rPr>
+          <w:highlight w:val="yellow"/>
+        </w:rPr>
+        <w:t xml:space="preserve"> </w:t>
+      </w:r>
+      <w:r>
+        <w:rPr>
+          <w:highlight w:val="yellow"/>
+        </w:rPr>
+        <w:t xml:space="preserve">subject-level ground truth for organ mass. Rotation time, pitch and collimation are absent</w:t>
+      </w:r>
+      <w:r>
+        <w:rPr>
+          <w:highlight w:val="yellow"/>
+        </w:rPr>
+        <w:t xml:space="preserve"> </w:t>
+      </w:r>
+      <w:r>
+        <w:rPr>
+          <w:highlight w:val="yellow"/>
+        </w:rPr>
+        <w:t xml:space="preserve">from the archived headers of some series (19, 8 and 9 respectively), so their constancy</w:t>
+      </w:r>
+      <w:r>
+        <w:rPr>
+          <w:highlight w:val="yellow"/>
+        </w:rPr>
+        <w:t xml:space="preserve"> </w:t>
+      </w:r>
+      <w:r>
+        <w:rPr>
+          <w:highlight w:val="yellow"/>
+        </w:rPr>
+        <w:t xml:space="preserve">within those series could not be fully verified and is assumed from the single-acquisition</w:t>
+      </w:r>
+      <w:r>
+        <w:rPr>
+          <w:highlight w:val="yellow"/>
+        </w:rPr>
+        <w:t xml:space="preserve"> </w:t>
+      </w:r>
+      <w:r>
+        <w:rPr>
+          <w:highlight w:val="yellow"/>
+        </w:rPr>
+        <w:t xml:space="preserve">representation; the acquisition-constancy criterion is therefore a screen against</w:t>
+      </w:r>
+      <w:r>
+        <w:rPr>
+          <w:highlight w:val="yellow"/>
+        </w:rPr>
+        <w:t xml:space="preserve"> </w:t>
+      </w:r>
+      <w:r>
+        <w:rPr>
+          <w:highlight w:val="yellow"/>
+        </w:rPr>
+        <w:t xml:space="preserve">detectable violations rather than a guarantee. The index addresses longitudinal modulation</w:t>
+      </w:r>
+      <w:r>
+        <w:rPr>
+          <w:highlight w:val="yellow"/>
+        </w:rPr>
+        <w:t xml:space="preserve"> </w:t>
+      </w:r>
+      <w:r>
+        <w:rPr>
+          <w:highlight w:val="yellow"/>
+        </w:rPr>
+        <w:t xml:space="preserve">only, as set out in Section 2.11, and no absorbed dose is reported.</w:t>
+      </w:r>
+    </w:p>
+    <w:p>
+      <w:pPr>
+        <w:pStyle w:val="BodyText"/>
+      </w:pPr>
+      <w:r>
+        <w:rPr>
+          <w:b/>
+          <w:bCs/>
         </w:rPr>
         <w:t xml:space="preserve">Future work.</w:t>
       </w:r>
@@ -8743,8 +6891,8 @@
         <w:t xml:space="preserve">rather than confounded.</w:t>
       </w:r>
     </w:p>
-    <w:bookmarkEnd w:id="50"/>
-    <w:bookmarkStart w:id="51" w:name="conclusions"/>
+    <w:bookmarkEnd w:id="51"/>
+    <w:bookmarkStart w:id="52" w:name="conclusions"/>
     <w:p>
       <w:pPr>
         <w:pStyle w:val="Heading2"/>
@@ -8839,8 +6987,8 @@
         <w:t xml:space="preserve">reproducible from the shipped results.</w:t>
       </w:r>
     </w:p>
-    <w:bookmarkEnd w:id="51"/>
-    <w:bookmarkStart w:id="52" w:name="author-contributions"/>
+    <w:bookmarkEnd w:id="52"/>
+    <w:bookmarkStart w:id="53" w:name="author-contributions"/>
     <w:p>
       <w:pPr>
         <w:pStyle w:val="Heading2"/>
@@ -8869,8 +7017,8 @@
         <w:t xml:space="preserve">visualisation. The author has read and agreed to the published version of the manuscript.</w:t>
       </w:r>
     </w:p>
-    <w:bookmarkEnd w:id="52"/>
-    <w:bookmarkStart w:id="53" w:name="funding"/>
+    <w:bookmarkEnd w:id="53"/>
+    <w:bookmarkStart w:id="54" w:name="funding"/>
     <w:p>
       <w:pPr>
         <w:pStyle w:val="Heading2"/>
@@ -8887,8 +7035,8 @@
         <w:t xml:space="preserve">This research received no external funding.</w:t>
       </w:r>
     </w:p>
-    <w:bookmarkEnd w:id="53"/>
-    <w:bookmarkStart w:id="54" w:name="institutional-review-board-statement"/>
+    <w:bookmarkEnd w:id="54"/>
+    <w:bookmarkStart w:id="55" w:name="institutional-review-board-statement"/>
     <w:p>
       <w:pPr>
         <w:pStyle w:val="Heading2"/>
@@ -8947,8 +7095,8 @@
         <w:t xml:space="preserve">were therefore not required.</w:t>
       </w:r>
     </w:p>
-    <w:bookmarkEnd w:id="54"/>
-    <w:bookmarkStart w:id="55" w:name="informed-consent-statement"/>
+    <w:bookmarkEnd w:id="55"/>
+    <w:bookmarkStart w:id="56" w:name="informed-consent-statement"/>
     <w:p>
       <w:pPr>
         <w:pStyle w:val="Heading2"/>
@@ -8971,8 +7119,8 @@
         <w:t xml:space="preserve">Cancer Imaging Archive.</w:t>
       </w:r>
     </w:p>
-    <w:bookmarkEnd w:id="55"/>
-    <w:bookmarkStart w:id="56" w:name="data-availability-statement"/>
+    <w:bookmarkEnd w:id="56"/>
+    <w:bookmarkStart w:id="57" w:name="data-availability-statement"/>
     <w:p>
       <w:pPr>
         <w:pStyle w:val="Heading2"/>
@@ -9101,70 +7249,39 @@
         <w:pStyle w:val="BodyText"/>
       </w:pPr>
       <w:r>
-        <w:rPr>
-          <w:highlight w:val="yellow"/>
-        </w:rPr>
         <w:t xml:space="preserve">Segmentation used TotalSegmentator [8]. Its software code is distributed under the Apache</w:t>
       </w:r>
       <w:r>
-        <w:rPr>
-          <w:highlight w:val="yellow"/>
-        </w:rPr>
-        <w:t xml:space="preserve"> </w:t>
-      </w:r>
-      <w:r>
-        <w:rPr>
-          <w:highlight w:val="yellow"/>
-        </w:rPr>
+        <w:t xml:space="preserve"> </w:t>
+      </w:r>
+      <w:r>
         <w:t xml:space="preserve">2.0 licence, and the</w:t>
       </w:r>
       <w:r>
-        <w:rPr>
-          <w:highlight w:val="yellow"/>
-        </w:rPr>
         <w:t xml:space="preserve"> </w:t>
       </w:r>
       <w:r>
         <w:rPr>
           <w:rStyle w:val="VerbatimChar"/>
-          <w:highlight w:val="yellow"/>
         </w:rPr>
         <w:t xml:space="preserve">total</w:t>
       </w:r>
       <w:r>
-        <w:rPr>
-          <w:highlight w:val="yellow"/>
-        </w:rPr>
-        <w:t xml:space="preserve"> </w:t>
-      </w:r>
-      <w:r>
-        <w:rPr>
-          <w:highlight w:val="yellow"/>
-        </w:rPr>
+        <w:t xml:space="preserve"> </w:t>
+      </w:r>
+      <w:r>
         <w:t xml:space="preserve">task model weights used here are likewise stated by the</w:t>
       </w:r>
       <w:r>
-        <w:rPr>
-          <w:highlight w:val="yellow"/>
-        </w:rPr>
-        <w:t xml:space="preserve"> </w:t>
-      </w:r>
-      <w:r>
-        <w:rPr>
-          <w:highlight w:val="yellow"/>
-        </w:rPr>
+        <w:t xml:space="preserve"> </w:t>
+      </w:r>
+      <w:r>
         <w:t xml:space="preserve">project to be openly available under Apache 2.0; other tasks in that project require a</w:t>
       </w:r>
       <w:r>
-        <w:rPr>
-          <w:highlight w:val="yellow"/>
-        </w:rPr>
-        <w:t xml:space="preserve"> </w:t>
-      </w:r>
-      <w:r>
-        <w:rPr>
-          <w:highlight w:val="yellow"/>
-        </w:rPr>
+        <w:t xml:space="preserve"> </w:t>
+      </w:r>
+      <w:r>
         <w:t xml:space="preserve">separate licence and were not used. No model weights are redistributed with this work.</w:t>
       </w:r>
     </w:p>
@@ -9182,8 +7299,8 @@
         <w:t xml:space="preserve">Section 4.</w:t>
       </w:r>
     </w:p>
-    <w:bookmarkEnd w:id="56"/>
-    <w:bookmarkStart w:id="57" w:name="conflicts-of-interest"/>
+    <w:bookmarkEnd w:id="57"/>
+    <w:bookmarkStart w:id="58" w:name="conflicts-of-interest"/>
     <w:p>
       <w:pPr>
         <w:pStyle w:val="Heading2"/>
@@ -9224,8 +7341,8 @@
         <w:t xml:space="preserve">proprietary clinical data were used; all imaging is publicly available and de-identified.</w:t>
       </w:r>
     </w:p>
-    <w:bookmarkEnd w:id="57"/>
-    <w:bookmarkStart w:id="58" w:name="X662c2d66dd1eda3268d2087202c966cd73b2601"/>
+    <w:bookmarkEnd w:id="58"/>
+    <w:bookmarkStart w:id="59" w:name="X403f50173cc9f6c2dda70a807554c26161ce17d"/>
     <w:p>
       <w:pPr>
         <w:pStyle w:val="Heading2"/>
@@ -9272,8 +7389,8 @@
         <w:t xml:space="preserve">author’s, who takes full responsibility for the content of this article.</w:t>
       </w:r>
     </w:p>
-    <w:bookmarkEnd w:id="58"/>
-    <w:bookmarkStart w:id="59" w:name="references"/>
+    <w:bookmarkEnd w:id="59"/>
+    <w:bookmarkStart w:id="60" w:name="references"/>
     <w:p>
       <w:pPr>
         <w:pStyle w:val="Heading2"/>
@@ -9287,7 +7404,7 @@
         <w:pStyle w:val="Compact"/>
         <w:numPr>
           <w:ilvl w:val="0"/>
-          <w:numId w:val="1001"/>
+          <w:numId w:val="1002"/>
         </w:numPr>
       </w:pPr>
       <w:r>
@@ -9347,7 +7464,7 @@
         <w:pStyle w:val="Compact"/>
         <w:numPr>
           <w:ilvl w:val="0"/>
-          <w:numId w:val="1001"/>
+          <w:numId w:val="1002"/>
         </w:numPr>
       </w:pPr>
       <w:r>
@@ -9372,7 +7489,7 @@
         <w:pStyle w:val="Compact"/>
         <w:numPr>
           <w:ilvl w:val="0"/>
-          <w:numId w:val="1001"/>
+          <w:numId w:val="1002"/>
         </w:numPr>
       </w:pPr>
       <w:r>
@@ -9438,7 +7555,7 @@
         <w:pStyle w:val="Compact"/>
         <w:numPr>
           <w:ilvl w:val="0"/>
-          <w:numId w:val="1001"/>
+          <w:numId w:val="1002"/>
         </w:numPr>
       </w:pPr>
       <w:r>
@@ -9498,7 +7615,7 @@
         <w:pStyle w:val="Compact"/>
         <w:numPr>
           <w:ilvl w:val="0"/>
-          <w:numId w:val="1001"/>
+          <w:numId w:val="1002"/>
         </w:numPr>
       </w:pPr>
       <w:r>
@@ -9552,7 +7669,7 @@
         <w:pStyle w:val="Compact"/>
         <w:numPr>
           <w:ilvl w:val="0"/>
-          <w:numId w:val="1001"/>
+          <w:numId w:val="1002"/>
         </w:numPr>
       </w:pPr>
       <w:r>
@@ -9626,7 +7743,7 @@
         <w:pStyle w:val="Compact"/>
         <w:numPr>
           <w:ilvl w:val="0"/>
-          <w:numId w:val="1001"/>
+          <w:numId w:val="1002"/>
         </w:numPr>
       </w:pPr>
       <w:r>
@@ -9692,7 +7809,7 @@
         <w:pStyle w:val="Compact"/>
         <w:numPr>
           <w:ilvl w:val="0"/>
-          <w:numId w:val="1001"/>
+          <w:numId w:val="1002"/>
         </w:numPr>
       </w:pPr>
       <w:r>
@@ -9752,7 +7869,7 @@
         <w:pStyle w:val="Compact"/>
         <w:numPr>
           <w:ilvl w:val="0"/>
-          <w:numId w:val="1001"/>
+          <w:numId w:val="1002"/>
         </w:numPr>
       </w:pPr>
       <w:r>
@@ -9820,7 +7937,7 @@
         <w:pStyle w:val="Compact"/>
         <w:numPr>
           <w:ilvl w:val="0"/>
-          <w:numId w:val="1001"/>
+          <w:numId w:val="1002"/>
         </w:numPr>
       </w:pPr>
       <w:r>
@@ -9877,7 +7994,7 @@
         <w:pStyle w:val="Compact"/>
         <w:numPr>
           <w:ilvl w:val="0"/>
-          <w:numId w:val="1001"/>
+          <w:numId w:val="1002"/>
         </w:numPr>
       </w:pPr>
       <w:r>
@@ -9889,7 +8006,7 @@
         <w:pStyle w:val="Compact"/>
         <w:numPr>
           <w:ilvl w:val="0"/>
-          <w:numId w:val="1001"/>
+          <w:numId w:val="1002"/>
         </w:numPr>
       </w:pPr>
       <w:r>
@@ -9963,7 +8080,7 @@
         <w:pStyle w:val="Compact"/>
         <w:numPr>
           <w:ilvl w:val="0"/>
-          <w:numId w:val="1001"/>
+          <w:numId w:val="1002"/>
         </w:numPr>
       </w:pPr>
       <w:r>
@@ -10000,7 +8117,7 @@
         <w:pStyle w:val="Compact"/>
         <w:numPr>
           <w:ilvl w:val="0"/>
-          <w:numId w:val="1001"/>
+          <w:numId w:val="1002"/>
         </w:numPr>
       </w:pPr>
       <w:r>
@@ -10025,7 +8142,7 @@
         <w:pStyle w:val="Compact"/>
         <w:numPr>
           <w:ilvl w:val="0"/>
-          <w:numId w:val="1001"/>
+          <w:numId w:val="1002"/>
         </w:numPr>
       </w:pPr>
       <w:r>
@@ -10087,7 +8204,7 @@
         <w:pStyle w:val="Compact"/>
         <w:numPr>
           <w:ilvl w:val="0"/>
-          <w:numId w:val="1001"/>
+          <w:numId w:val="1002"/>
         </w:numPr>
       </w:pPr>
       <w:r>
@@ -10118,7 +8235,7 @@
         <w:pStyle w:val="Compact"/>
         <w:numPr>
           <w:ilvl w:val="0"/>
-          <w:numId w:val="1001"/>
+          <w:numId w:val="1002"/>
         </w:numPr>
       </w:pPr>
       <w:r>
@@ -10178,7 +8295,7 @@
         <w:pStyle w:val="Compact"/>
         <w:numPr>
           <w:ilvl w:val="0"/>
-          <w:numId w:val="1001"/>
+          <w:numId w:val="1002"/>
         </w:numPr>
       </w:pPr>
       <w:r>
@@ -10232,7 +8349,7 @@
         <w:pStyle w:val="Compact"/>
         <w:numPr>
           <w:ilvl w:val="0"/>
-          <w:numId w:val="1001"/>
+          <w:numId w:val="1002"/>
         </w:numPr>
       </w:pPr>
       <w:r>
@@ -10280,7 +8397,7 @@
         <w:pStyle w:val="Compact"/>
         <w:numPr>
           <w:ilvl w:val="0"/>
-          <w:numId w:val="1001"/>
+          <w:numId w:val="1002"/>
         </w:numPr>
       </w:pPr>
       <w:r>
@@ -10323,8 +8440,8 @@
         <w:t xml:space="preserve">, 810-816. https://doi.org/10.2214/ajr.14.13693.</w:t>
       </w:r>
     </w:p>
-    <w:bookmarkEnd w:id="59"/>
     <w:bookmarkEnd w:id="60"/>
+    <w:bookmarkEnd w:id="61"/>
     <w:sectPr>
       <w:footnotePr>
         <w:numRestart w:val="eachSect"/>
@@ -10524,6 +8641,36 @@
     <w:abstractNumId w:val="990"/>
   </w:num>
   <w:num w:numId="1001">
+    <w:abstractNumId w:val="99411"/>
+    <w:lvlOverride w:ilvl="0">
+      <w:startOverride w:val="1"/>
+    </w:lvlOverride>
+    <w:lvlOverride w:ilvl="1">
+      <w:startOverride w:val="1"/>
+    </w:lvlOverride>
+    <w:lvlOverride w:ilvl="2">
+      <w:startOverride w:val="1"/>
+    </w:lvlOverride>
+    <w:lvlOverride w:ilvl="3">
+      <w:startOverride w:val="1"/>
+    </w:lvlOverride>
+    <w:lvlOverride w:ilvl="4">
+      <w:startOverride w:val="1"/>
+    </w:lvlOverride>
+    <w:lvlOverride w:ilvl="5">
+      <w:startOverride w:val="1"/>
+    </w:lvlOverride>
+    <w:lvlOverride w:ilvl="6">
+      <w:startOverride w:val="1"/>
+    </w:lvlOverride>
+    <w:lvlOverride w:ilvl="7">
+      <w:startOverride w:val="1"/>
+    </w:lvlOverride>
+    <w:lvlOverride w:ilvl="8">
+      <w:startOverride w:val="1"/>
+    </w:lvlOverride>
+  </w:num>
+  <w:num w:numId="1002">
     <w:abstractNumId w:val="99411"/>
     <w:lvlOverride w:ilvl="0">
       <w:startOverride w:val="1"/>

--- a/paper/manuscript_tomography_revised_highlighted.docx
+++ b/paper/manuscript_tomography_revised_highlighted.docx
@@ -3960,103 +3960,103 @@
         <w:rPr>
           <w:highlight w:val="yellow"/>
         </w:rPr>
-        <w:t xml:space="preserve">A generative artificial intelligence assistant (Claude, Anthropic) was used as a tool in</w:t>
-      </w:r>
-      <w:r>
-        <w:rPr>
-          <w:highlight w:val="yellow"/>
-        </w:rPr>
-        <w:t xml:space="preserve"> </w:t>
-      </w:r>
-      <w:r>
-        <w:rPr>
-          <w:highlight w:val="yellow"/>
-        </w:rPr>
-        <w:t xml:space="preserve">developing the software described in Sections 2.1 to 2.12 and in drafting and editing the</w:t>
-      </w:r>
-      <w:r>
-        <w:rPr>
-          <w:highlight w:val="yellow"/>
-        </w:rPr>
-        <w:t xml:space="preserve"> </w:t>
-      </w:r>
-      <w:r>
-        <w:rPr>
-          <w:highlight w:val="yellow"/>
-        </w:rPr>
-        <w:t xml:space="preserve">text of this manuscript. It was not used to generate, impute or select any reported value.</w:t>
-      </w:r>
-      <w:r>
-        <w:rPr>
-          <w:highlight w:val="yellow"/>
-        </w:rPr>
-        <w:t xml:space="preserve"> </w:t>
-      </w:r>
-      <w:r>
-        <w:rPr>
-          <w:highlight w:val="yellow"/>
-        </w:rPr>
-        <w:t xml:space="preserve">Every number in this article is produced by executable code in the cited repository, is</w:t>
-      </w:r>
-      <w:r>
-        <w:rPr>
-          <w:highlight w:val="yellow"/>
-        </w:rPr>
-        <w:t xml:space="preserve"> </w:t>
-      </w:r>
-      <w:r>
-        <w:rPr>
-          <w:highlight w:val="yellow"/>
-        </w:rPr>
-        <w:t xml:space="preserve">re-derived from the per-series records by the automated test suite described above, and</w:t>
-      </w:r>
-      <w:r>
-        <w:rPr>
-          <w:highlight w:val="yellow"/>
-        </w:rPr>
-        <w:t xml:space="preserve"> </w:t>
-      </w:r>
-      <w:r>
-        <w:rPr>
-          <w:highlight w:val="yellow"/>
-        </w:rPr>
-        <w:t xml:space="preserve">was verified by the author against the underlying records. The study design, the</w:t>
-      </w:r>
-      <w:r>
-        <w:rPr>
-          <w:highlight w:val="yellow"/>
-        </w:rPr>
-        <w:t xml:space="preserve"> </w:t>
-      </w:r>
-      <w:r>
-        <w:rPr>
-          <w:highlight w:val="yellow"/>
-        </w:rPr>
-        <w:t xml:space="preserve">eligibility rules, the quality-control criteria and all scientific judgements,</w:t>
-      </w:r>
-      <w:r>
-        <w:rPr>
-          <w:highlight w:val="yellow"/>
-        </w:rPr>
-        <w:t xml:space="preserve"> </w:t>
-      </w:r>
-      <w:r>
-        <w:rPr>
-          <w:highlight w:val="yellow"/>
-        </w:rPr>
-        <w:t xml:space="preserve">interpretations and conclusions are the author’s, who takes full responsibility for the</w:t>
-      </w:r>
-      <w:r>
-        <w:rPr>
-          <w:highlight w:val="yellow"/>
-        </w:rPr>
-        <w:t xml:space="preserve"> </w:t>
-      </w:r>
-      <w:r>
-        <w:rPr>
-          <w:highlight w:val="yellow"/>
-        </w:rPr>
-        <w:t xml:space="preserve">content of this article.</w:t>
+        <w:t xml:space="preserve">A generative artificial intelligence assistant (Claude Opus 5, Anthropic) was used as a</w:t>
+      </w:r>
+      <w:r>
+        <w:rPr>
+          <w:highlight w:val="yellow"/>
+        </w:rPr>
+        <w:t xml:space="preserve"> </w:t>
+      </w:r>
+      <w:r>
+        <w:rPr>
+          <w:highlight w:val="yellow"/>
+        </w:rPr>
+        <w:t xml:space="preserve">tool in developing the software described in Sections 2.1 to 2.12 and in drafting and</w:t>
+      </w:r>
+      <w:r>
+        <w:rPr>
+          <w:highlight w:val="yellow"/>
+        </w:rPr>
+        <w:t xml:space="preserve"> </w:t>
+      </w:r>
+      <w:r>
+        <w:rPr>
+          <w:highlight w:val="yellow"/>
+        </w:rPr>
+        <w:t xml:space="preserve">editing the text of this manuscript. It was not used to generate, impute or select any</w:t>
+      </w:r>
+      <w:r>
+        <w:rPr>
+          <w:highlight w:val="yellow"/>
+        </w:rPr>
+        <w:t xml:space="preserve"> </w:t>
+      </w:r>
+      <w:r>
+        <w:rPr>
+          <w:highlight w:val="yellow"/>
+        </w:rPr>
+        <w:t xml:space="preserve">reported value. Every number in this article is produced by executable code in the cited</w:t>
+      </w:r>
+      <w:r>
+        <w:rPr>
+          <w:highlight w:val="yellow"/>
+        </w:rPr>
+        <w:t xml:space="preserve"> </w:t>
+      </w:r>
+      <w:r>
+        <w:rPr>
+          <w:highlight w:val="yellow"/>
+        </w:rPr>
+        <w:t xml:space="preserve">repository, is re-derived from the per-series records by the automated test suite</w:t>
+      </w:r>
+      <w:r>
+        <w:rPr>
+          <w:highlight w:val="yellow"/>
+        </w:rPr>
+        <w:t xml:space="preserve"> </w:t>
+      </w:r>
+      <w:r>
+        <w:rPr>
+          <w:highlight w:val="yellow"/>
+        </w:rPr>
+        <w:t xml:space="preserve">described above, and was verified by the author against the underlying records. The</w:t>
+      </w:r>
+      <w:r>
+        <w:rPr>
+          <w:highlight w:val="yellow"/>
+        </w:rPr>
+        <w:t xml:space="preserve"> </w:t>
+      </w:r>
+      <w:r>
+        <w:rPr>
+          <w:highlight w:val="yellow"/>
+        </w:rPr>
+        <w:t xml:space="preserve">study design, the eligibility rules, the quality-control criteria and all scientific</w:t>
+      </w:r>
+      <w:r>
+        <w:rPr>
+          <w:highlight w:val="yellow"/>
+        </w:rPr>
+        <w:t xml:space="preserve"> </w:t>
+      </w:r>
+      <w:r>
+        <w:rPr>
+          <w:highlight w:val="yellow"/>
+        </w:rPr>
+        <w:t xml:space="preserve">judgements, interpretations and conclusions are the author’s, who takes full</w:t>
+      </w:r>
+      <w:r>
+        <w:rPr>
+          <w:highlight w:val="yellow"/>
+        </w:rPr>
+        <w:t xml:space="preserve"> </w:t>
+      </w:r>
+      <w:r>
+        <w:rPr>
+          <w:highlight w:val="yellow"/>
+        </w:rPr>
+        <w:t xml:space="preserve">responsibility for the content of this article.</w:t>
       </w:r>
     </w:p>
     <w:bookmarkEnd w:id="27"/>
@@ -7356,37 +7356,82 @@
         <w:pStyle w:val="FirstParagraph"/>
       </w:pPr>
       <w:r>
-        <w:t xml:space="preserve">A generative artificial intelligence assistant (Claude, Anthropic) was used as a tool in</w:t>
-      </w:r>
-      <w:r>
-        <w:t xml:space="preserve"> </w:t>
-      </w:r>
-      <w:r>
-        <w:t xml:space="preserve">the development of the software and in drafting and editing the text of this manuscript.</w:t>
-      </w:r>
-      <w:r>
-        <w:t xml:space="preserve"> </w:t>
-      </w:r>
-      <w:r>
-        <w:t xml:space="preserve">All reported results are produced by executable code contained in the cited repository,</w:t>
-      </w:r>
-      <w:r>
-        <w:t xml:space="preserve"> </w:t>
-      </w:r>
-      <w:r>
-        <w:t xml:space="preserve">are re-derived from the underlying per-series records by an automated test suite, and were</w:t>
-      </w:r>
-      <w:r>
-        <w:t xml:space="preserve"> </w:t>
-      </w:r>
-      <w:r>
-        <w:t xml:space="preserve">verified by the author. All scientific judgements, interpretations and conclusions are the</w:t>
-      </w:r>
-      <w:r>
-        <w:t xml:space="preserve"> </w:t>
-      </w:r>
-      <w:r>
-        <w:t xml:space="preserve">author’s, who takes full responsibility for the content of this article.</w:t>
+        <w:rPr>
+          <w:highlight w:val="yellow"/>
+        </w:rPr>
+        <w:t xml:space="preserve">A generative artificial intelligence assistant (Claude Opus 5, Anthropic) was used as a</w:t>
+      </w:r>
+      <w:r>
+        <w:rPr>
+          <w:highlight w:val="yellow"/>
+        </w:rPr>
+        <w:t xml:space="preserve"> </w:t>
+      </w:r>
+      <w:r>
+        <w:rPr>
+          <w:highlight w:val="yellow"/>
+        </w:rPr>
+        <w:t xml:space="preserve">tool in the development of the software and in drafting and editing the text of this</w:t>
+      </w:r>
+      <w:r>
+        <w:rPr>
+          <w:highlight w:val="yellow"/>
+        </w:rPr>
+        <w:t xml:space="preserve"> </w:t>
+      </w:r>
+      <w:r>
+        <w:rPr>
+          <w:highlight w:val="yellow"/>
+        </w:rPr>
+        <w:t xml:space="preserve">manuscript. All reported results are produced by executable code contained in the cited</w:t>
+      </w:r>
+      <w:r>
+        <w:rPr>
+          <w:highlight w:val="yellow"/>
+        </w:rPr>
+        <w:t xml:space="preserve"> </w:t>
+      </w:r>
+      <w:r>
+        <w:rPr>
+          <w:highlight w:val="yellow"/>
+        </w:rPr>
+        <w:t xml:space="preserve">repository, are re-derived from the underlying per-series records by an automated test</w:t>
+      </w:r>
+      <w:r>
+        <w:rPr>
+          <w:highlight w:val="yellow"/>
+        </w:rPr>
+        <w:t xml:space="preserve"> </w:t>
+      </w:r>
+      <w:r>
+        <w:rPr>
+          <w:highlight w:val="yellow"/>
+        </w:rPr>
+        <w:t xml:space="preserve">suite, and were verified by the author. All scientific judgements, interpretations and</w:t>
+      </w:r>
+      <w:r>
+        <w:rPr>
+          <w:highlight w:val="yellow"/>
+        </w:rPr>
+        <w:t xml:space="preserve"> </w:t>
+      </w:r>
+      <w:r>
+        <w:rPr>
+          <w:highlight w:val="yellow"/>
+        </w:rPr>
+        <w:t xml:space="preserve">conclusions are the author’s, who takes full responsibility for the content of this</w:t>
+      </w:r>
+      <w:r>
+        <w:rPr>
+          <w:highlight w:val="yellow"/>
+        </w:rPr>
+        <w:t xml:space="preserve"> </w:t>
+      </w:r>
+      <w:r>
+        <w:rPr>
+          <w:highlight w:val="yellow"/>
+        </w:rPr>
+        <w:t xml:space="preserve">article.</w:t>
       </w:r>
     </w:p>
     <w:bookmarkEnd w:id="59"/>
